--- a/docs/LUONG_HOAT_DONG_HE_THONG.docx
+++ b/docs/LUONG_HOAT_DONG_HE_THONG.docx
@@ -4,64 +4,798 @@
   <w:body>
     <w:p>
       <w:pPr>
-        <w:spacing w:after="120"/>
-        <w:jc w:val="center"/>
+        <w:keepNext/>
+        <w:spacing w:before="320" w:after="120"/>
       </w:pPr>
       <w:r>
         <w:rPr>
-          <w:rFonts w:ascii="Calibri" w:hAnsi="Calibri"/>
+          <w:rFonts w:ascii="Segoe UI" w:hAnsi="Segoe UI"/>
           <w:b/>
           <w:color w:val="1E3A8A"/>
-          <w:sz w:val="42"/>
-        </w:rPr>
-        <w:t>TÀI LIỆU THIẾT KẾ TOÀN BỘ LUỒNG HOẠT ĐỘNG HỆ THỐNG</w:t>
-        <w:br/>
-        <w:t>THEO PRODUCT BACKLOG (5 SPRINTS TOÀN DIỆN)</w:t>
+          <w:sz w:val="32"/>
+        </w:rPr>
+        <w:t>📘 TÀI LIỆU THIẾT KẾ TOÀN BỘ LUỒNG HOẠT ĐỘNG HỆ THỐNG THEO PRODUCT BACKLOG</w:t>
       </w:r>
     </w:p>
     <w:p>
       <w:pPr>
-        <w:spacing w:after="400"/>
+        <w:keepNext/>
+        <w:spacing w:before="260" w:after="80"/>
+      </w:pPr>
+      <w:r>
+        <w:rPr>
+          <w:rFonts w:ascii="Segoe UI" w:hAnsi="Segoe UI"/>
+          <w:b/>
+          <w:color w:val="2563EB"/>
+          <w:sz w:val="26"/>
+        </w:rPr>
+        <w:t>DÀNH CHO LẬP TRÌNH VIÊN (FE, BE, QA) PHỐI HỢP VỚI AI TRONG MỌI SPRINT</w:t>
+      </w:r>
+    </w:p>
+    <w:tbl>
+      <w:tblPr>
+        <w:tblW w:type="auto" w:w="0"/>
         <w:jc w:val="center"/>
+        <w:tblLook w:firstColumn="1" w:firstRow="1" w:lastColumn="0" w:lastRow="0" w:noHBand="0" w:noVBand="1" w:val="04A0"/>
+      </w:tblPr>
+      <w:tblGrid>
+        <w:gridCol w:w="9792"/>
+      </w:tblGrid>
+      <w:tr>
+        <w:tc>
+          <w:tcPr>
+            <w:tcW w:type="dxa" w:w="9792"/>
+            <w:shd w:fill="EFF6FF"/>
+            <w:tcMar>
+              <w:top w:w="80" w:type="dxa"/>
+              <w:bottom w:w="80" w:type="dxa"/>
+              <w:left w:w="140" w:type="dxa"/>
+              <w:right w:w="140" w:type="dxa"/>
+            </w:tcMar>
+            <w:tcBorders>
+              <w:left w:val="single" w:sz="24" w:space="0" w:color="2563EB"/>
+              <w:top w:val="none"/>
+              <w:right w:val="none"/>
+              <w:bottom w:val="none"/>
+            </w:tcBorders>
+          </w:tcPr>
+          <w:p>
+            <w:pPr>
+              <w:spacing w:before="40" w:after="40"/>
+            </w:pPr>
+            <w:r>
+              <w:rPr>
+                <w:rFonts w:ascii="Segoe UI" w:hAnsi="Segoe UI"/>
+                <w:b/>
+                <w:color w:val="1D4ED8"/>
+                <w:sz w:val="20"/>
+              </w:rPr>
+              <w:t>Dự án:</w:t>
+            </w:r>
+            <w:r>
+              <w:rPr>
+                <w:rFonts w:ascii="Segoe UI" w:hAnsi="Segoe UI"/>
+                <w:i/>
+                <w:color w:val="1D4ED8"/>
+                <w:sz w:val="20"/>
+              </w:rPr>
+              <w:t xml:space="preserve"> Quản lý Lịch họp Doanh nghiệp (Enterprise Sync Meeting Suite) </w:t>
+            </w:r>
+            <w:r>
+              <w:rPr>
+                <w:rFonts w:ascii="Segoe UI" w:hAnsi="Segoe UI"/>
+                <w:b/>
+                <w:color w:val="1D4ED8"/>
+                <w:sz w:val="20"/>
+              </w:rPr>
+              <w:t>Mã học phần:</w:t>
+            </w:r>
+            <w:r>
+              <w:rPr>
+                <w:rFonts w:ascii="Segoe UI" w:hAnsi="Segoe UI"/>
+                <w:i/>
+                <w:color w:val="1D4ED8"/>
+                <w:sz w:val="20"/>
+              </w:rPr>
+              <w:t xml:space="preserve"> TTCS_T926_K16C2_N3 • Trường ĐH Công nghệ Thông tin &amp; Truyền thông (ICTU) </w:t>
+            </w:r>
+            <w:r>
+              <w:rPr>
+                <w:rFonts w:ascii="Segoe UI" w:hAnsi="Segoe UI"/>
+                <w:b/>
+                <w:color w:val="1D4ED8"/>
+                <w:sz w:val="20"/>
+              </w:rPr>
+              <w:t>Nguồn đặc tả gốc:</w:t>
+            </w:r>
+            <w:r>
+              <w:rPr>
+                <w:rFonts w:ascii="Segoe UI" w:hAnsi="Segoe UI"/>
+                <w:i/>
+                <w:color w:val="1D4ED8"/>
+                <w:sz w:val="20"/>
+              </w:rPr>
+              <w:t xml:space="preserve"> </w:t>
+            </w:r>
+            <w:r>
+              <w:rPr>
+                <w:rFonts w:ascii="Consolas" w:hAnsi="Consolas"/>
+                <w:color w:val="B91C1C"/>
+                <w:sz w:val="18"/>
+              </w:rPr>
+              <w:t>Product_Backlog_Meeting_Management_ictu.xlsx</w:t>
+            </w:r>
+            <w:r>
+              <w:rPr>
+                <w:rFonts w:ascii="Segoe UI" w:hAnsi="Segoe UI"/>
+                <w:i/>
+                <w:color w:val="1D4ED8"/>
+                <w:sz w:val="20"/>
+              </w:rPr>
+              <w:t xml:space="preserve"> (28 User Stories, 7 Epics)</w:t>
+            </w:r>
+          </w:p>
+        </w:tc>
+      </w:tr>
+    </w:tbl>
+    <w:p>
+      <w:pPr>
+        <w:spacing w:after="60"/>
       </w:pPr>
-      <w:r>
-        <w:rPr>
-          <w:rFonts w:ascii="Calibri" w:hAnsi="Calibri"/>
-          <w:i/>
-          <w:color w:val="64748B"/>
-          <w:sz w:val="22"/>
-        </w:rPr>
-        <w:t>Dự án: Enterprise Sync Meeting Suite • TTCS_T926_K16C2_N3 • ICTU</w:t>
-        <w:br/>
-        <w:t>Đặc tả 28 User Stories, 7 Epics • Cẩm nang phối hợp Coder &amp; AI</w:t>
-      </w:r>
     </w:p>
     <w:p>
       <w:pPr>
-        <w:spacing w:after="320"/>
-        <w:jc w:val="center"/>
+        <w:spacing w:before="100" w:after="100"/>
       </w:pPr>
       <w:r>
         <w:rPr>
           <w:color w:val="CBD5E1"/>
-        </w:rPr>
-        <w:t>――――――――――――――――――――――――――――――――――――――――――――――――――</w:t>
+          <w:sz w:val="16"/>
+        </w:rPr>
+        <w:t>━━━━━━━━━━━━━━━━━━━━━━━━━━━━━━━━━━━━━━━━━━━━━━━━━━━━━━━━━━━━</w:t>
       </w:r>
     </w:p>
     <w:p>
       <w:pPr>
-        <w:pStyle w:val="Heading1"/>
+        <w:keepNext/>
+        <w:spacing w:before="260" w:after="80"/>
       </w:pPr>
       <w:r>
-        <w:t>1. BẢN ĐỒ LỘ TRÌNH 5 SPRINTS (SPRINT ROADMAP &amp; USER STORIES)</w:t>
+        <w:rPr>
+          <w:rFonts w:ascii="Segoe UI" w:hAnsi="Segoe UI"/>
+          <w:b/>
+          <w:color w:val="2563EB"/>
+          <w:sz w:val="26"/>
+        </w:rPr>
+        <w:t>📑 MỤC LỤC TỔNG QUAN</w:t>
       </w:r>
     </w:p>
     <w:p>
       <w:pPr>
-        <w:spacing w:line="300" w:lineRule="auto"/>
+        <w:spacing w:before="20" w:after="40" w:line="276" w:lineRule="auto"/>
+        <w:ind w:left="360"/>
       </w:pPr>
       <w:r>
-        <w:t>Tài liệu này được biên soạn dựa trên 100% dữ liệu gốc của file Product_Backlog_Meeting_Management_ictu.xlsx (gồm 28 User Stories thuộc 7 Epics). Tài liệu phân bổ lộ trình thành 5 Sprints tuần tự giúp đội ngũ lập trình viên (Frontend, Backend, QA) và trợ lý AI dễ dàng giao tiếp, phân tách nhiệm vụ và nghiệm thu chính xác.</w:t>
+        <w:rPr>
+          <w:rFonts w:ascii="Segoe UI" w:hAnsi="Segoe UI"/>
+          <w:b/>
+          <w:color w:val="2563EB"/>
+          <w:sz w:val="20"/>
+        </w:rPr>
+        <w:t xml:space="preserve">1. </w:t>
+      </w:r>
+      <w:r>
+        <w:rPr>
+          <w:rFonts w:ascii="Segoe UI" w:hAnsi="Segoe UI"/>
+          <w:i w:val="0"/>
+          <w:color w:val="1E293B"/>
+          <w:sz w:val="20"/>
+        </w:rPr>
+        <w:t>[Bản Đồ Lộ Trình 4 Tuần Phát Triển (4 Sprints — 1 Tháng Học Phần TTCS)](#1-bản-đồ-lộ-trình-4-tuần-phát-triển-4-sprints--1-tháng-học-phần-ttcs)</w:t>
+      </w:r>
+    </w:p>
+    <w:p>
+      <w:pPr>
+        <w:spacing w:before="20" w:after="40" w:line="276" w:lineRule="auto"/>
+        <w:ind w:left="360"/>
+      </w:pPr>
+      <w:r>
+        <w:rPr>
+          <w:rFonts w:ascii="Segoe UI" w:hAnsi="Segoe UI"/>
+          <w:b/>
+          <w:color w:val="2563EB"/>
+          <w:sz w:val="20"/>
+        </w:rPr>
+        <w:t xml:space="preserve">2. </w:t>
+      </w:r>
+      <w:r>
+        <w:rPr>
+          <w:rFonts w:ascii="Segoe UI" w:hAnsi="Segoe UI"/>
+          <w:i w:val="0"/>
+          <w:color w:val="1E293B"/>
+          <w:sz w:val="20"/>
+        </w:rPr>
+        <w:t>[TUẦN 1 — SPRINT 1: Nền Tảng Đặt Lịch &amp; Quản Lý Phòng Họp (Core Booking &amp; Rooms)](#2-tuần-1--sprint-1-nền-tảng-đặt-lịch--quản-lý-phòng-họp-core-booking--rooms)</w:t>
+      </w:r>
+    </w:p>
+    <w:p>
+      <w:pPr>
+        <w:spacing w:before="20" w:after="40" w:line="276" w:lineRule="auto"/>
+        <w:ind w:left="720"/>
+      </w:pPr>
+      <w:r>
+        <w:rPr>
+          <w:rFonts w:ascii="Segoe UI" w:hAnsi="Segoe UI"/>
+          <w:b/>
+          <w:color w:val="2563EB"/>
+          <w:sz w:val="20"/>
+        </w:rPr>
+        <w:t xml:space="preserve">• </w:t>
+      </w:r>
+      <w:r>
+        <w:rPr>
+          <w:rFonts w:ascii="Segoe UI" w:hAnsi="Segoe UI"/>
+          <w:i w:val="0"/>
+          <w:color w:val="1E293B"/>
+          <w:sz w:val="20"/>
+        </w:rPr>
+        <w:t>Luồng 1.1: Tạo cuộc họp &amp; Khóa phòng chống đặt trùng Race Condition</w:t>
+      </w:r>
+    </w:p>
+    <w:p>
+      <w:pPr>
+        <w:spacing w:before="20" w:after="40" w:line="276" w:lineRule="auto"/>
+        <w:ind w:left="720"/>
+      </w:pPr>
+      <w:r>
+        <w:rPr>
+          <w:rFonts w:ascii="Segoe UI" w:hAnsi="Segoe UI"/>
+          <w:b/>
+          <w:color w:val="2563EB"/>
+          <w:sz w:val="20"/>
+        </w:rPr>
+        <w:t xml:space="preserve">• </w:t>
+      </w:r>
+      <w:r>
+        <w:rPr>
+          <w:rFonts w:ascii="Segoe UI" w:hAnsi="Segoe UI"/>
+          <w:i w:val="0"/>
+          <w:color w:val="1E293B"/>
+          <w:sz w:val="20"/>
+        </w:rPr>
+        <w:t>Luồng 1.2: Tra cứu &amp; Lọc danh sách phòng họp trống theo thời gian thực</w:t>
+      </w:r>
+    </w:p>
+    <w:p>
+      <w:pPr>
+        <w:spacing w:before="20" w:after="40" w:line="276" w:lineRule="auto"/>
+        <w:ind w:left="720"/>
+      </w:pPr>
+      <w:r>
+        <w:rPr>
+          <w:rFonts w:ascii="Segoe UI" w:hAnsi="Segoe UI"/>
+          <w:b/>
+          <w:color w:val="2563EB"/>
+          <w:sz w:val="20"/>
+        </w:rPr>
+        <w:t xml:space="preserve">• </w:t>
+      </w:r>
+      <w:r>
+        <w:rPr>
+          <w:rFonts w:ascii="Segoe UI" w:hAnsi="Segoe UI"/>
+          <w:i w:val="0"/>
+          <w:color w:val="1E293B"/>
+          <w:sz w:val="20"/>
+        </w:rPr>
+        <w:t>Luồng 1.3: Quản trị danh mục phòng họp phía Admin (CRUD Rooms)</w:t>
+      </w:r>
+    </w:p>
+    <w:p>
+      <w:pPr>
+        <w:spacing w:before="20" w:after="40" w:line="276" w:lineRule="auto"/>
+        <w:ind w:left="360"/>
+      </w:pPr>
+      <w:r>
+        <w:rPr>
+          <w:rFonts w:ascii="Segoe UI" w:hAnsi="Segoe UI"/>
+          <w:b/>
+          <w:color w:val="2563EB"/>
+          <w:sz w:val="20"/>
+        </w:rPr>
+        <w:t xml:space="preserve">3. </w:t>
+      </w:r>
+      <w:r>
+        <w:rPr>
+          <w:rFonts w:ascii="Segoe UI" w:hAnsi="Segoe UI"/>
+          <w:i w:val="0"/>
+          <w:color w:val="1E293B"/>
+          <w:sz w:val="20"/>
+        </w:rPr>
+        <w:t>[TUẦN 2 — SPRINT 2: Vòng Đời Cuộc Họp, Lặp Định Kỳ &amp; Điều Phối Thiết Bị (Lifecycle &amp; Resources)](#3-tuần-2--sprint-2-vòng-đời-cuộc-họp-lặp-định-kỳ--điều-phối-thiết-bị-lifecycle--resources)</w:t>
+      </w:r>
+    </w:p>
+    <w:p>
+      <w:pPr>
+        <w:spacing w:before="20" w:after="40" w:line="276" w:lineRule="auto"/>
+        <w:ind w:left="720"/>
+      </w:pPr>
+      <w:r>
+        <w:rPr>
+          <w:rFonts w:ascii="Segoe UI" w:hAnsi="Segoe UI"/>
+          <w:b/>
+          <w:color w:val="2563EB"/>
+          <w:sz w:val="20"/>
+        </w:rPr>
+        <w:t xml:space="preserve">• </w:t>
+      </w:r>
+      <w:r>
+        <w:rPr>
+          <w:rFonts w:ascii="Segoe UI" w:hAnsi="Segoe UI"/>
+          <w:i w:val="0"/>
+          <w:color w:val="1E293B"/>
+          <w:sz w:val="20"/>
+        </w:rPr>
+        <w:t>Luồng 2.1: Chỉnh sửa &amp; Hủy cuộc họp (Giải phóng phòng họp tức thời)</w:t>
+      </w:r>
+    </w:p>
+    <w:p>
+      <w:pPr>
+        <w:spacing w:before="20" w:after="40" w:line="276" w:lineRule="auto"/>
+        <w:ind w:left="720"/>
+      </w:pPr>
+      <w:r>
+        <w:rPr>
+          <w:rFonts w:ascii="Segoe UI" w:hAnsi="Segoe UI"/>
+          <w:b/>
+          <w:color w:val="2563EB"/>
+          <w:sz w:val="20"/>
+        </w:rPr>
+        <w:t xml:space="preserve">• </w:t>
+      </w:r>
+      <w:r>
+        <w:rPr>
+          <w:rFonts w:ascii="Segoe UI" w:hAnsi="Segoe UI"/>
+          <w:i w:val="0"/>
+          <w:color w:val="1E293B"/>
+          <w:sz w:val="20"/>
+        </w:rPr>
+        <w:t>Luồng 2.2: Đặt lịch họp định kỳ (IsRecurring - Tuần / Tháng) &amp; Thuật toán sinh chuỗi lịch</w:t>
+      </w:r>
+    </w:p>
+    <w:p>
+      <w:pPr>
+        <w:spacing w:before="20" w:after="40" w:line="276" w:lineRule="auto"/>
+        <w:ind w:left="720"/>
+      </w:pPr>
+      <w:r>
+        <w:rPr>
+          <w:rFonts w:ascii="Segoe UI" w:hAnsi="Segoe UI"/>
+          <w:b/>
+          <w:color w:val="2563EB"/>
+          <w:sz w:val="20"/>
+        </w:rPr>
+        <w:t xml:space="preserve">• </w:t>
+      </w:r>
+      <w:r>
+        <w:rPr>
+          <w:rFonts w:ascii="Segoe UI" w:hAnsi="Segoe UI"/>
+          <w:i w:val="0"/>
+          <w:color w:val="1E293B"/>
+          <w:sz w:val="20"/>
+        </w:rPr>
+        <w:t>Luồng 2.3: Điều phối, kiểm tra trạng thái &amp; Đặt kèm thiết bị phòng họp</w:t>
+      </w:r>
+    </w:p>
+    <w:p>
+      <w:pPr>
+        <w:spacing w:before="20" w:after="40" w:line="276" w:lineRule="auto"/>
+        <w:ind w:left="360"/>
+      </w:pPr>
+      <w:r>
+        <w:rPr>
+          <w:rFonts w:ascii="Segoe UI" w:hAnsi="Segoe UI"/>
+          <w:b/>
+          <w:color w:val="2563EB"/>
+          <w:sz w:val="20"/>
+        </w:rPr>
+        <w:t xml:space="preserve">4. </w:t>
+      </w:r>
+      <w:r>
+        <w:rPr>
+          <w:rFonts w:ascii="Segoe UI" w:hAnsi="Segoe UI"/>
+          <w:i w:val="0"/>
+          <w:color w:val="1E293B"/>
+          <w:sz w:val="20"/>
+        </w:rPr>
+        <w:t>[TUẦN 3 — SPRINT 3: Người Dùng, Xác Thực Đăng Nhập &amp; Phân Quyền RBAC (Users, Auth &amp; RBAC)](#4-tuần-3--sprint-3-người-dùng-xác-thực-đăng-nhập--phân-quyền-rbac-users-auth--rbac)</w:t>
+      </w:r>
+    </w:p>
+    <w:p>
+      <w:pPr>
+        <w:spacing w:before="20" w:after="40" w:line="276" w:lineRule="auto"/>
+        <w:ind w:left="720"/>
+      </w:pPr>
+      <w:r>
+        <w:rPr>
+          <w:rFonts w:ascii="Segoe UI" w:hAnsi="Segoe UI"/>
+          <w:b/>
+          <w:color w:val="2563EB"/>
+          <w:sz w:val="20"/>
+        </w:rPr>
+        <w:t xml:space="preserve">• </w:t>
+      </w:r>
+      <w:r>
+        <w:rPr>
+          <w:rFonts w:ascii="Segoe UI" w:hAnsi="Segoe UI"/>
+          <w:i w:val="0"/>
+          <w:color w:val="1E293B"/>
+          <w:sz w:val="20"/>
+        </w:rPr>
+        <w:t>Luồng 3.1: Xác thực đăng nhập / đăng ký &amp; Phân quyền người dùng (Admin, Organizer, Attendee)</w:t>
+      </w:r>
+    </w:p>
+    <w:p>
+      <w:pPr>
+        <w:spacing w:before="20" w:after="40" w:line="276" w:lineRule="auto"/>
+        <w:ind w:left="720"/>
+      </w:pPr>
+      <w:r>
+        <w:rPr>
+          <w:rFonts w:ascii="Segoe UI" w:hAnsi="Segoe UI"/>
+          <w:b/>
+          <w:color w:val="2563EB"/>
+          <w:sz w:val="20"/>
+        </w:rPr>
+        <w:t xml:space="preserve">• </w:t>
+      </w:r>
+      <w:r>
+        <w:rPr>
+          <w:rFonts w:ascii="Segoe UI" w:hAnsi="Segoe UI"/>
+          <w:i w:val="0"/>
+          <w:color w:val="1E293B"/>
+          <w:sz w:val="20"/>
+        </w:rPr>
+        <w:t>Luồng 3.2: Mời người tham dự &amp; Phản hồi trạng thái tham gia (Accept/Decline)</w:t>
+      </w:r>
+    </w:p>
+    <w:p>
+      <w:pPr>
+        <w:spacing w:before="20" w:after="40" w:line="276" w:lineRule="auto"/>
+        <w:ind w:left="720"/>
+      </w:pPr>
+      <w:r>
+        <w:rPr>
+          <w:rFonts w:ascii="Segoe UI" w:hAnsi="Segoe UI"/>
+          <w:b/>
+          <w:color w:val="2563EB"/>
+          <w:sz w:val="20"/>
+        </w:rPr>
+        <w:t xml:space="preserve">• </w:t>
+      </w:r>
+      <w:r>
+        <w:rPr>
+          <w:rFonts w:ascii="Segoe UI" w:hAnsi="Segoe UI"/>
+          <w:i w:val="0"/>
+          <w:color w:val="1E293B"/>
+          <w:sz w:val="20"/>
+        </w:rPr>
+        <w:t>Luồng 3.3: Chính sách giới hạn quyền đặt phòng theo phòng ban / cấp bậc</w:t>
+      </w:r>
+    </w:p>
+    <w:p>
+      <w:pPr>
+        <w:spacing w:before="20" w:after="40" w:line="276" w:lineRule="auto"/>
+        <w:ind w:left="360"/>
+      </w:pPr>
+      <w:r>
+        <w:rPr>
+          <w:rFonts w:ascii="Segoe UI" w:hAnsi="Segoe UI"/>
+          <w:b/>
+          <w:color w:val="2563EB"/>
+          <w:sz w:val="20"/>
+        </w:rPr>
+        <w:t xml:space="preserve">5. </w:t>
+      </w:r>
+      <w:r>
+        <w:rPr>
+          <w:rFonts w:ascii="Segoe UI" w:hAnsi="Segoe UI"/>
+          <w:i w:val="0"/>
+          <w:color w:val="1E293B"/>
+          <w:sz w:val="20"/>
+        </w:rPr>
+        <w:t>[TUẦN 4 — SPRINT 4: Đồng Bộ Lịch Cá Nhân, Báo Cáo Thống Kê &amp; Đóng Gói Nghiệm Thu (Sync, Analytics &amp; Sign-off)](#5-tuần-4--sprint-4-đồng-bộ-lịch-cá-nhân-báo-cáo-thống-kê--đóng-gói-nghiệm-thu-sync-analytics--sign-off)</w:t>
+      </w:r>
+    </w:p>
+    <w:p>
+      <w:pPr>
+        <w:spacing w:before="20" w:after="40" w:line="276" w:lineRule="auto"/>
+        <w:ind w:left="720"/>
+      </w:pPr>
+      <w:r>
+        <w:rPr>
+          <w:rFonts w:ascii="Segoe UI" w:hAnsi="Segoe UI"/>
+          <w:b/>
+          <w:color w:val="2563EB"/>
+          <w:sz w:val="20"/>
+        </w:rPr>
+        <w:t xml:space="preserve">• </w:t>
+      </w:r>
+      <w:r>
+        <w:rPr>
+          <w:rFonts w:ascii="Segoe UI" w:hAnsi="Segoe UI"/>
+          <w:i w:val="0"/>
+          <w:color w:val="1E293B"/>
+          <w:sz w:val="20"/>
+        </w:rPr>
+        <w:t>Luồng 4.1: Đồng bộ 2 chiều với Google Calendar &amp; Microsoft Outlook (.ics)</w:t>
+      </w:r>
+    </w:p>
+    <w:p>
+      <w:pPr>
+        <w:spacing w:before="20" w:after="40" w:line="276" w:lineRule="auto"/>
+        <w:ind w:left="720"/>
+      </w:pPr>
+      <w:r>
+        <w:rPr>
+          <w:rFonts w:ascii="Segoe UI" w:hAnsi="Segoe UI"/>
+          <w:b/>
+          <w:color w:val="2563EB"/>
+          <w:sz w:val="20"/>
+        </w:rPr>
+        <w:t xml:space="preserve">• </w:t>
+      </w:r>
+      <w:r>
+        <w:rPr>
+          <w:rFonts w:ascii="Segoe UI" w:hAnsi="Segoe UI"/>
+          <w:i w:val="0"/>
+          <w:color w:val="1E293B"/>
+          <w:sz w:val="20"/>
+        </w:rPr>
+        <w:t>Luồng 4.2: Hệ thống gửi thông báo nhắc hẹn tự động (Email / Web Push)</w:t>
+      </w:r>
+    </w:p>
+    <w:p>
+      <w:pPr>
+        <w:spacing w:before="20" w:after="40" w:line="276" w:lineRule="auto"/>
+        <w:ind w:left="720"/>
+      </w:pPr>
+      <w:r>
+        <w:rPr>
+          <w:rFonts w:ascii="Segoe UI" w:hAnsi="Segoe UI"/>
+          <w:b/>
+          <w:color w:val="2563EB"/>
+          <w:sz w:val="20"/>
+        </w:rPr>
+        <w:t xml:space="preserve">• </w:t>
+      </w:r>
+      <w:r>
+        <w:rPr>
+          <w:rFonts w:ascii="Segoe UI" w:hAnsi="Segoe UI"/>
+          <w:i w:val="0"/>
+          <w:color w:val="1E293B"/>
+          <w:sz w:val="20"/>
+        </w:rPr>
+        <w:t>Luồng 4.3: Báo cáo hiệu suất, tần suất sử dụng phòng &amp; Thống kê tỷ lệ hủy</w:t>
+      </w:r>
+    </w:p>
+    <w:p>
+      <w:pPr>
+        <w:spacing w:before="20" w:after="40" w:line="276" w:lineRule="auto"/>
+        <w:ind w:left="360"/>
+      </w:pPr>
+      <w:r>
+        <w:rPr>
+          <w:rFonts w:ascii="Segoe UI" w:hAnsi="Segoe UI"/>
+          <w:b/>
+          <w:color w:val="2563EB"/>
+          <w:sz w:val="20"/>
+        </w:rPr>
+        <w:t xml:space="preserve">6. </w:t>
+      </w:r>
+      <w:r>
+        <w:rPr>
+          <w:rFonts w:ascii="Segoe UI" w:hAnsi="Segoe UI"/>
+          <w:i w:val="0"/>
+          <w:color w:val="1E293B"/>
+          <w:sz w:val="20"/>
+        </w:rPr>
+        <w:t>[ĐỊNH HƯỚNG MỞ RỘNG TƯƠNG LAI (FUTURE ROADMAP — HẬU 4 TUẦN HỌC PHẦN)](#6-định-hướng-mở-rộng-tương-lai-future-roadmap--hậu-4-tuần-học-phần)</w:t>
+      </w:r>
+    </w:p>
+    <w:p>
+      <w:pPr>
+        <w:spacing w:before="20" w:after="40" w:line="276" w:lineRule="auto"/>
+        <w:ind w:left="720"/>
+      </w:pPr>
+      <w:r>
+        <w:rPr>
+          <w:rFonts w:ascii="Segoe UI" w:hAnsi="Segoe UI"/>
+          <w:b/>
+          <w:color w:val="2563EB"/>
+          <w:sz w:val="20"/>
+        </w:rPr>
+        <w:t xml:space="preserve">• </w:t>
+      </w:r>
+      <w:r>
+        <w:rPr>
+          <w:rFonts w:ascii="Segoe UI" w:hAnsi="Segoe UI"/>
+          <w:i w:val="0"/>
+          <w:color w:val="1E293B"/>
+          <w:sz w:val="20"/>
+        </w:rPr>
+        <w:t>Luồng 5.1: Thuật toán gợi ý khung giờ họp rảnh chung (Smart Scheduler)</w:t>
+      </w:r>
+    </w:p>
+    <w:p>
+      <w:pPr>
+        <w:spacing w:before="20" w:after="40" w:line="276" w:lineRule="auto"/>
+        <w:ind w:left="720"/>
+      </w:pPr>
+      <w:r>
+        <w:rPr>
+          <w:rFonts w:ascii="Segoe UI" w:hAnsi="Segoe UI"/>
+          <w:b/>
+          <w:color w:val="2563EB"/>
+          <w:sz w:val="20"/>
+        </w:rPr>
+        <w:t xml:space="preserve">• </w:t>
+      </w:r>
+      <w:r>
+        <w:rPr>
+          <w:rFonts w:ascii="Segoe UI" w:hAnsi="Segoe UI"/>
+          <w:i w:val="0"/>
+          <w:color w:val="1E293B"/>
+          <w:sz w:val="20"/>
+        </w:rPr>
+        <w:t>Luồng 5.2: Check-in / Check-out phòng họp bằng mã QR Code (Auto-release sau 15p)</w:t>
+      </w:r>
+    </w:p>
+    <w:p>
+      <w:pPr>
+        <w:spacing w:before="20" w:after="40" w:line="276" w:lineRule="auto"/>
+        <w:ind w:left="720"/>
+      </w:pPr>
+      <w:r>
+        <w:rPr>
+          <w:rFonts w:ascii="Segoe UI" w:hAnsi="Segoe UI"/>
+          <w:b/>
+          <w:color w:val="2563EB"/>
+          <w:sz w:val="20"/>
+        </w:rPr>
+        <w:t xml:space="preserve">• </w:t>
+      </w:r>
+      <w:r>
+        <w:rPr>
+          <w:rFonts w:ascii="Segoe UI" w:hAnsi="Segoe UI"/>
+          <w:i w:val="0"/>
+          <w:color w:val="1E293B"/>
+          <w:sz w:val="20"/>
+        </w:rPr>
+        <w:t>Luồng 5.3: Trợ lý ảo Chatbot NLP hỗ trợ đặt phòng tức thì</w:t>
+      </w:r>
+    </w:p>
+    <w:p>
+      <w:pPr>
+        <w:spacing w:before="20" w:after="40" w:line="276" w:lineRule="auto"/>
+        <w:ind w:left="720"/>
+      </w:pPr>
+      <w:r>
+        <w:rPr>
+          <w:rFonts w:ascii="Segoe UI" w:hAnsi="Segoe UI"/>
+          <w:b/>
+          <w:color w:val="2563EB"/>
+          <w:sz w:val="20"/>
+        </w:rPr>
+        <w:t xml:space="preserve">• </w:t>
+      </w:r>
+      <w:r>
+        <w:rPr>
+          <w:rFonts w:ascii="Segoe UI" w:hAnsi="Segoe UI"/>
+          <w:i w:val="0"/>
+          <w:color w:val="1E293B"/>
+          <w:sz w:val="20"/>
+        </w:rPr>
+        <w:t>Luồng 5.4: Tích hợp Webhook đồng bộ nhân sự HRM / ERP</w:t>
+      </w:r>
+    </w:p>
+    <w:p>
+      <w:pPr>
+        <w:spacing w:before="20" w:after="40" w:line="276" w:lineRule="auto"/>
+        <w:ind w:left="360"/>
+      </w:pPr>
+      <w:r>
+        <w:rPr>
+          <w:rFonts w:ascii="Segoe UI" w:hAnsi="Segoe UI"/>
+          <w:b/>
+          <w:color w:val="2563EB"/>
+          <w:sz w:val="20"/>
+        </w:rPr>
+        <w:t xml:space="preserve">7. </w:t>
+      </w:r>
+      <w:r>
+        <w:rPr>
+          <w:rFonts w:ascii="Segoe UI" w:hAnsi="Segoe UI"/>
+          <w:i w:val="0"/>
+          <w:color w:val="1E293B"/>
+          <w:sz w:val="20"/>
+        </w:rPr>
+        <w:t>[Cẩm Nang Cho Coder Khi Prompt Làm Việc Với AI Trong Tương Lai](#7-cẩm-nang-cho-coder-khi-prompt-làm-việc-với-ai-trong-tương-lai)</w:t>
+      </w:r>
+    </w:p>
+    <w:p>
+      <w:pPr>
+        <w:spacing w:before="100" w:after="100"/>
+      </w:pPr>
+      <w:r>
+        <w:rPr>
+          <w:color w:val="CBD5E1"/>
+          <w:sz w:val="16"/>
+        </w:rPr>
+        <w:t>━━━━━━━━━━━━━━━━━━━━━━━━━━━━━━━━━━━━━━━━━━━━━━━━━━━━━━━━━━━━</w:t>
+      </w:r>
+    </w:p>
+    <w:p>
+      <w:pPr>
+        <w:keepNext/>
+        <w:spacing w:before="260" w:after="80"/>
+      </w:pPr>
+      <w:r>
+        <w:rPr>
+          <w:rFonts w:ascii="Segoe UI" w:hAnsi="Segoe UI"/>
+          <w:b/>
+          <w:color w:val="2563EB"/>
+          <w:sz w:val="26"/>
+        </w:rPr>
+        <w:t>1. Bản Đồ Lộ Trình 4 Tuần Phát Triển (4 Sprints — 1 Tháng Học Phần TTCS)</w:t>
+      </w:r>
+    </w:p>
+    <w:p>
+      <w:pPr>
+        <w:spacing w:before="40" w:after="80" w:line="276" w:lineRule="auto"/>
+      </w:pPr>
+      <w:r>
+        <w:rPr>
+          <w:rFonts w:ascii="Segoe UI" w:hAnsi="Segoe UI"/>
+          <w:i w:val="0"/>
+          <w:color w:val="1E293B"/>
+          <w:sz w:val="21"/>
+        </w:rPr>
+        <w:t>Dựa trên toàn bộ 28 User Stories trong file Product Backlog chuẩn (</w:t>
+      </w:r>
+      <w:r>
+        <w:rPr>
+          <w:rFonts w:ascii="Consolas" w:hAnsi="Consolas"/>
+          <w:color w:val="B91C1C"/>
+          <w:sz w:val="19"/>
+        </w:rPr>
+        <w:t>Product_Backlog_Meeting_Management_ictu.xlsx</w:t>
+      </w:r>
+      <w:r>
+        <w:rPr>
+          <w:rFonts w:ascii="Segoe UI" w:hAnsi="Segoe UI"/>
+          <w:i w:val="0"/>
+          <w:color w:val="1E293B"/>
+          <w:sz w:val="21"/>
+        </w:rPr>
+        <w:t xml:space="preserve">), phạm vi học phần Thực tập Chuyên sâu (1 tháng / 4 tuần) được phân bổ tối ưu thành </w:t>
+      </w:r>
+      <w:r>
+        <w:rPr>
+          <w:rFonts w:ascii="Segoe UI" w:hAnsi="Segoe UI"/>
+          <w:b/>
+          <w:color w:val="1E293B"/>
+          <w:sz w:val="21"/>
+        </w:rPr>
+        <w:t>4 Sprints (mỗi tuần 1 Sprint)</w:t>
+      </w:r>
+      <w:r>
+        <w:rPr>
+          <w:rFonts w:ascii="Segoe UI" w:hAnsi="Segoe UI"/>
+          <w:i w:val="0"/>
+          <w:color w:val="1E293B"/>
+          <w:sz w:val="21"/>
+        </w:rPr>
+        <w:t>. Các tính năng AI và tích hợp mở rộng được đưa vào phần Định hướng tương lai (Future Roadmap):</w:t>
       </w:r>
     </w:p>
     <w:tbl>
@@ -72,105 +806,214 @@
         <w:tblLook w:firstColumn="1" w:firstRow="1" w:lastColumn="0" w:lastRow="0" w:noHBand="0" w:noVBand="1" w:val="04A0"/>
       </w:tblPr>
       <w:tblGrid>
-        <w:gridCol w:w="2340"/>
-        <w:gridCol w:w="2340"/>
-        <w:gridCol w:w="2340"/>
-        <w:gridCol w:w="2340"/>
+        <w:gridCol w:w="9792"/>
       </w:tblGrid>
       <w:tr>
         <w:tc>
           <w:tcPr>
-            <w:tcW w:type="dxa" w:w="1440"/>
-            <w:shd w:fill="1E3A8A"/>
+            <w:tcW w:type="dxa" w:w="9792"/>
+            <w:shd w:fill="F1F5F9"/>
             <w:tcMar>
-              <w:top w:w="120" w:type="dxa"/>
-              <w:bottom w:w="120" w:type="dxa"/>
+              <w:top w:w="100" w:type="dxa"/>
+              <w:bottom w:w="100" w:type="dxa"/>
               <w:left w:w="150" w:type="dxa"/>
               <w:right w:w="150" w:type="dxa"/>
             </w:tcMar>
           </w:tcPr>
           <w:p>
             <w:pPr>
-              <w:jc w:val="center"/>
+              <w:spacing w:before="40" w:after="40" w:line="276" w:lineRule="auto"/>
             </w:pPr>
             <w:r>
               <w:rPr>
+                <w:rFonts w:ascii="Consolas" w:hAnsi="Consolas"/>
+                <w:color w:val="0F172A"/>
+                <w:sz w:val="18"/>
+              </w:rPr>
+              <w:t>gantt</w:t>
+              <w:br/>
+              <w:t xml:space="preserve">    title LỘ TRÌNH 4 TUẦN (4 SPRINTS) PHÁT TRIỂN HỆ THỐNG ĐẶT LỊCH HỌP (1 THÁNG TTCS)</w:t>
+              <w:br/>
+              <w:t xml:space="preserve">    dateFormat  YYYY-MM-DD</w:t>
+              <w:br/>
+              <w:t xml:space="preserve">    section Tuần 1: Sprint 1 (Core Booking &amp; Rooms)</w:t>
+              <w:br/>
+              <w:t xml:space="preserve">    Setup &amp; Kiến trúc CSDL 7 bảng            :done, s1_1, 2026-09-21, 2026-09-24</w:t>
+              <w:br/>
+              <w:t xml:space="preserve">    Đặt phòng &amp; Chống trùng Race Condition  :done, s1_2, 2026-09-24, 2026-09-27</w:t>
+              <w:br/>
+              <w:t xml:space="preserve">    Xem phòng trống &amp; Admin CRUD Phòng       :done, s1_3, 2026-09-26, 2026-09-28</w:t>
+              <w:br/>
+              <w:t xml:space="preserve">    section Tuần 2: Sprint 2 (Lifecycle &amp; Resources)</w:t>
+              <w:br/>
+              <w:t xml:space="preserve">    Sửa / Hủy cuộc họp &amp; Giải phóng phòng    :active, s2_1, 2026-09-29, 2026-10-02</w:t>
+              <w:br/>
+              <w:t xml:space="preserve">    Cuộc họp lặp định kỳ (IsRecurring)      :s2_2, 2026-10-01, 2026-10-04</w:t>
+              <w:br/>
+              <w:t xml:space="preserve">    Điều phối &amp; Quản lý thiết bị hội nghị    :s2_3, 2026-10-03, 2026-10-05</w:t>
+              <w:br/>
+              <w:t xml:space="preserve">    section Tuần 3: Sprint 3 (Users, Auth &amp; Invites)</w:t>
+              <w:br/>
+              <w:t xml:space="preserve">    Xác thực Đăng nhập / Đăng ký (JWT)       :s3_1, 2026-10-06, 2026-10-09</w:t>
+              <w:br/>
+              <w:t xml:space="preserve">    Phân quyền RBAC &amp; Giới hạn quyền đặt     :s3_2, 2026-10-08, 2026-10-11</w:t>
+              <w:br/>
+              <w:t xml:space="preserve">    Mời người tham dự &amp; Phản hồi lời mời    :s3_3, 2026-10-10, 2026-10-13</w:t>
+              <w:br/>
+              <w:t xml:space="preserve">    section Tuần 4: Sprint 4 (Sync, Analytics &amp; Sign-off)</w:t>
+              <w:br/>
+              <w:t xml:space="preserve">    Đồng bộ Google Calendar &amp; Thông báo nhắc :s4_1, 2026-10-14, 2026-10-17</w:t>
+              <w:br/>
+              <w:t xml:space="preserve">    Báo cáo tần suất, Tỷ lệ hủy &amp; Xuất Excel :s4_2, 2026-10-16, 2026-10-19</w:t>
+              <w:br/>
+              <w:t xml:space="preserve">    Kiểm thử E2E, Đóng gói &amp; Nghiệm thu      :s4_3, 2026-10-19, 2026-10-21</w:t>
+            </w:r>
+          </w:p>
+        </w:tc>
+      </w:tr>
+    </w:tbl>
+    <w:p>
+      <w:pPr>
+        <w:spacing w:before="0" w:after="60"/>
+      </w:pPr>
+    </w:p>
+    <w:p>
+      <w:pPr>
+        <w:keepNext/>
+        <w:spacing w:before="180" w:after="60"/>
+      </w:pPr>
+      <w:r>
+        <w:rPr>
+          <w:rFonts w:ascii="Segoe UI" w:hAnsi="Segoe UI"/>
+          <w:b/>
+          <w:color w:val="0284C7"/>
+          <w:sz w:val="23"/>
+        </w:rPr>
+        <w:t>Bảng Ánh Xạ 28 User Stories Backlog Vào Lộ Trình 4 Tuần:</w:t>
+      </w:r>
+    </w:p>
+    <w:tbl>
+      <w:tblPr>
+        <w:tblW w:type="auto" w:w="0"/>
+        <w:jc w:val="center"/>
+        <w:tblLook w:firstColumn="1" w:firstRow="1" w:lastColumn="0" w:lastRow="0" w:noHBand="0" w:noVBand="1" w:val="04A0"/>
+        <w:tblBorders>
+          <w:top w:val="single" w:sz="6" w:space="0" w:color="CBD5E1"/>
+          <w:bottom w:val="single" w:sz="8" w:space="0" w:color="94A3B8"/>
+          <w:insideH w:val="single" w:sz="4" w:space="0" w:color="E2E8F0"/>
+          <w:left w:val="none"/>
+          <w:right w:val="none"/>
+          <w:insideV w:val="none"/>
+        </w:tblBorders>
+      </w:tblPr>
+      <w:tblGrid>
+        <w:gridCol w:w="2448"/>
+        <w:gridCol w:w="2448"/>
+        <w:gridCol w:w="2448"/>
+        <w:gridCol w:w="2448"/>
+      </w:tblGrid>
+      <w:tr>
+        <w:tc>
+          <w:tcPr>
+            <w:tcW w:type="dxa" w:w="2448"/>
+            <w:tcMar>
+              <w:top w:w="70" w:type="dxa"/>
+              <w:bottom w:w="70" w:type="dxa"/>
+              <w:left w:w="90" w:type="dxa"/>
+              <w:right w:w="90" w:type="dxa"/>
+            </w:tcMar>
+            <w:shd w:fill="1E3A8A"/>
+          </w:tcPr>
+          <w:p>
+            <w:pPr>
+              <w:spacing w:before="40" w:after="40" w:line="276" w:lineRule="auto"/>
+            </w:pPr>
+            <w:r>
+              <w:rPr>
+                <w:rFonts w:ascii="Segoe UI" w:hAnsi="Segoe UI"/>
                 <w:b/>
                 <w:color w:val="FFFFFF"/>
+                <w:sz w:val="19"/>
               </w:rPr>
-              <w:t>Sprint</w:t>
+              <w:t>Tuần / Sprint</w:t>
             </w:r>
           </w:p>
         </w:tc>
         <w:tc>
           <w:tcPr>
-            <w:tcW w:type="dxa" w:w="3168"/>
+            <w:tcW w:type="dxa" w:w="2448"/>
+            <w:tcMar>
+              <w:top w:w="70" w:type="dxa"/>
+              <w:bottom w:w="70" w:type="dxa"/>
+              <w:left w:w="90" w:type="dxa"/>
+              <w:right w:w="90" w:type="dxa"/>
+            </w:tcMar>
             <w:shd w:fill="1E3A8A"/>
-            <w:tcMar>
-              <w:top w:w="120" w:type="dxa"/>
-              <w:bottom w:w="120" w:type="dxa"/>
-              <w:left w:w="150" w:type="dxa"/>
-              <w:right w:w="150" w:type="dxa"/>
-            </w:tcMar>
           </w:tcPr>
           <w:p>
             <w:pPr>
-              <w:jc w:val="center"/>
+              <w:spacing w:before="40" w:after="40" w:line="276" w:lineRule="auto"/>
             </w:pPr>
             <w:r>
               <w:rPr>
+                <w:rFonts w:ascii="Segoe UI" w:hAnsi="Segoe UI"/>
                 <w:b/>
                 <w:color w:val="FFFFFF"/>
+                <w:sz w:val="19"/>
               </w:rPr>
-              <w:t>Tên phân hệ / Trọng tâm</w:t>
+              <w:t>Mục tiêu Sprint</w:t>
             </w:r>
           </w:p>
         </w:tc>
         <w:tc>
           <w:tcPr>
-            <w:tcW w:type="dxa" w:w="2592"/>
+            <w:tcW w:type="dxa" w:w="2448"/>
+            <w:tcMar>
+              <w:top w:w="70" w:type="dxa"/>
+              <w:bottom w:w="70" w:type="dxa"/>
+              <w:left w:w="90" w:type="dxa"/>
+              <w:right w:w="90" w:type="dxa"/>
+            </w:tcMar>
             <w:shd w:fill="1E3A8A"/>
-            <w:tcMar>
-              <w:top w:w="120" w:type="dxa"/>
-              <w:bottom w:w="120" w:type="dxa"/>
-              <w:left w:w="150" w:type="dxa"/>
-              <w:right w:w="150" w:type="dxa"/>
-            </w:tcMar>
           </w:tcPr>
           <w:p>
             <w:pPr>
-              <w:jc w:val="center"/>
+              <w:spacing w:before="40" w:after="40" w:line="276" w:lineRule="auto"/>
             </w:pPr>
             <w:r>
               <w:rPr>
+                <w:rFonts w:ascii="Segoe UI" w:hAnsi="Segoe UI"/>
                 <w:b/>
                 <w:color w:val="FFFFFF"/>
+                <w:sz w:val="19"/>
               </w:rPr>
-              <w:t>User Stories bao hàm</w:t>
+              <w:t>Các User Story phụ trách (Chuẩn Backlog)</w:t>
             </w:r>
           </w:p>
         </w:tc>
         <w:tc>
           <w:tcPr>
-            <w:tcW w:type="dxa" w:w="3168"/>
+            <w:tcW w:type="dxa" w:w="2448"/>
+            <w:tcMar>
+              <w:top w:w="70" w:type="dxa"/>
+              <w:bottom w:w="70" w:type="dxa"/>
+              <w:left w:w="90" w:type="dxa"/>
+              <w:right w:w="90" w:type="dxa"/>
+            </w:tcMar>
             <w:shd w:fill="1E3A8A"/>
-            <w:tcMar>
-              <w:top w:w="120" w:type="dxa"/>
-              <w:bottom w:w="120" w:type="dxa"/>
-              <w:left w:w="150" w:type="dxa"/>
-              <w:right w:w="150" w:type="dxa"/>
-            </w:tcMar>
           </w:tcPr>
           <w:p>
             <w:pPr>
-              <w:jc w:val="center"/>
+              <w:spacing w:before="40" w:after="40" w:line="276" w:lineRule="auto"/>
             </w:pPr>
             <w:r>
               <w:rPr>
+                <w:rFonts w:ascii="Segoe UI" w:hAnsi="Segoe UI"/>
                 <w:b/>
                 <w:color w:val="FFFFFF"/>
+                <w:sz w:val="19"/>
               </w:rPr>
-              <w:t>Mục tiêu nghiệm thu</w:t>
+              <w:t>Trọng tâm bàn giao</w:t>
             </w:r>
           </w:p>
         </w:tc>
@@ -178,84 +1021,311 @@
       <w:tr>
         <w:tc>
           <w:tcPr>
-            <w:tcW w:type="dxa" w:w="1440"/>
+            <w:tcW w:type="dxa" w:w="2448"/>
             <w:tcMar>
-              <w:top w:w="120" w:type="dxa"/>
-              <w:bottom w:w="120" w:type="dxa"/>
-              <w:left w:w="150" w:type="dxa"/>
-              <w:right w:w="150" w:type="dxa"/>
+              <w:top w:w="70" w:type="dxa"/>
+              <w:bottom w:w="70" w:type="dxa"/>
+              <w:left w:w="90" w:type="dxa"/>
+              <w:right w:w="90" w:type="dxa"/>
             </w:tcMar>
+            <w:shd w:fill="F8FAFC"/>
           </w:tcPr>
           <w:p>
             <w:pPr>
-              <w:jc w:val="center"/>
+              <w:spacing w:before="40" w:after="40" w:line="276" w:lineRule="auto"/>
             </w:pPr>
             <w:r>
               <w:rPr>
+                <w:rFonts w:ascii="Segoe UI" w:hAnsi="Segoe UI"/>
                 <w:b/>
-                <w:sz w:val="19"/>
+                <w:color w:val="1E293B"/>
+                <w:sz w:val="18"/>
               </w:rPr>
-              <w:t>Sprint 1</w:t>
+              <w:t>Tuần 1 — Sprint 1</w:t>
+            </w:r>
+          </w:p>
+          <w:p>
+            <w:pPr>
+              <w:spacing w:before="20" w:after="20"/>
+            </w:pPr>
+            <w:r>
+              <w:rPr>
+                <w:rFonts w:ascii="Segoe UI" w:hAnsi="Segoe UI"/>
+                <w:i w:val="0"/>
+                <w:color w:val="1E293B"/>
+                <w:sz w:val="18"/>
+              </w:rPr>
+              <w:t>(21/09 – 28/09)</w:t>
             </w:r>
           </w:p>
         </w:tc>
         <w:tc>
           <w:tcPr>
-            <w:tcW w:type="dxa" w:w="3168"/>
+            <w:tcW w:type="dxa" w:w="2448"/>
             <w:tcMar>
-              <w:top w:w="120" w:type="dxa"/>
-              <w:bottom w:w="120" w:type="dxa"/>
-              <w:left w:w="150" w:type="dxa"/>
-              <w:right w:w="150" w:type="dxa"/>
+              <w:top w:w="70" w:type="dxa"/>
+              <w:bottom w:w="70" w:type="dxa"/>
+              <w:left w:w="90" w:type="dxa"/>
+              <w:right w:w="90" w:type="dxa"/>
             </w:tcMar>
+            <w:shd w:fill="F8FAFC"/>
           </w:tcPr>
           <w:p>
+            <w:pPr>
+              <w:spacing w:before="40" w:after="40" w:line="276" w:lineRule="auto"/>
+            </w:pPr>
             <w:r>
               <w:rPr>
-                <w:sz w:val="19"/>
+                <w:rFonts w:ascii="Segoe UI" w:hAnsi="Segoe UI"/>
+                <w:b/>
+                <w:color w:val="1E293B"/>
+                <w:sz w:val="18"/>
               </w:rPr>
-              <w:t>Core Booking &amp; Phòng họp</w:t>
+              <w:t>Core Booking &amp; Rooms</w:t>
             </w:r>
           </w:p>
         </w:tc>
         <w:tc>
           <w:tcPr>
-            <w:tcW w:type="dxa" w:w="2592"/>
+            <w:tcW w:type="dxa" w:w="2448"/>
             <w:tcMar>
-              <w:top w:w="120" w:type="dxa"/>
-              <w:bottom w:w="120" w:type="dxa"/>
-              <w:left w:w="150" w:type="dxa"/>
-              <w:right w:w="150" w:type="dxa"/>
+              <w:top w:w="70" w:type="dxa"/>
+              <w:bottom w:w="70" w:type="dxa"/>
+              <w:left w:w="90" w:type="dxa"/>
+              <w:right w:w="90" w:type="dxa"/>
             </w:tcMar>
+            <w:shd w:fill="F8FAFC"/>
           </w:tcPr>
           <w:p>
             <w:pPr>
-              <w:jc w:val="center"/>
+              <w:spacing w:before="40" w:after="40" w:line="276" w:lineRule="auto"/>
             </w:pPr>
             <w:r>
               <w:rPr>
-                <w:sz w:val="19"/>
+                <w:rFonts w:ascii="Segoe UI" w:hAnsi="Segoe UI"/>
+                <w:i w:val="0"/>
+                <w:color w:val="1E293B"/>
+                <w:sz w:val="18"/>
               </w:rPr>
-              <w:t>US 1.0, 7.0, 8.0, 10.0, 11.0</w:t>
+              <w:t xml:space="preserve">• </w:t>
+            </w:r>
+            <w:r>
+              <w:rPr>
+                <w:rFonts w:ascii="Segoe UI" w:hAnsi="Segoe UI"/>
+                <w:b/>
+                <w:color w:val="1E293B"/>
+                <w:sz w:val="18"/>
+              </w:rPr>
+              <w:t>US 1.0:</w:t>
+            </w:r>
+            <w:r>
+              <w:rPr>
+                <w:rFonts w:ascii="Segoe UI" w:hAnsi="Segoe UI"/>
+                <w:i w:val="0"/>
+                <w:color w:val="1E293B"/>
+                <w:sz w:val="18"/>
+              </w:rPr>
+              <w:t xml:space="preserve"> Tạo lịch họp mới</w:t>
+            </w:r>
+          </w:p>
+          <w:p>
+            <w:pPr>
+              <w:spacing w:before="20" w:after="20"/>
+            </w:pPr>
+            <w:r>
+              <w:rPr>
+                <w:rFonts w:ascii="Segoe UI" w:hAnsi="Segoe UI"/>
+                <w:i w:val="0"/>
+                <w:color w:val="1E293B"/>
+                <w:sz w:val="18"/>
+              </w:rPr>
+              <w:t xml:space="preserve">• </w:t>
+            </w:r>
+            <w:r>
+              <w:rPr>
+                <w:rFonts w:ascii="Segoe UI" w:hAnsi="Segoe UI"/>
+                <w:b/>
+                <w:color w:val="1E293B"/>
+                <w:sz w:val="18"/>
+              </w:rPr>
+              <w:t>US 7.0:</w:t>
+            </w:r>
+            <w:r>
+              <w:rPr>
+                <w:rFonts w:ascii="Segoe UI" w:hAnsi="Segoe UI"/>
+                <w:i w:val="0"/>
+                <w:color w:val="1E293B"/>
+                <w:sz w:val="18"/>
+              </w:rPr>
+              <w:t xml:space="preserve"> Xem danh sách phòng trống</w:t>
+            </w:r>
+          </w:p>
+          <w:p>
+            <w:pPr>
+              <w:spacing w:before="20" w:after="20"/>
+            </w:pPr>
+            <w:r>
+              <w:rPr>
+                <w:rFonts w:ascii="Segoe UI" w:hAnsi="Segoe UI"/>
+                <w:i w:val="0"/>
+                <w:color w:val="1E293B"/>
+                <w:sz w:val="18"/>
+              </w:rPr>
+              <w:t xml:space="preserve">• </w:t>
+            </w:r>
+            <w:r>
+              <w:rPr>
+                <w:rFonts w:ascii="Segoe UI" w:hAnsi="Segoe UI"/>
+                <w:b/>
+                <w:color w:val="1E293B"/>
+                <w:sz w:val="18"/>
+              </w:rPr>
+              <w:t>US 8.0:</w:t>
+            </w:r>
+            <w:r>
+              <w:rPr>
+                <w:rFonts w:ascii="Segoe UI" w:hAnsi="Segoe UI"/>
+                <w:i w:val="0"/>
+                <w:color w:val="1E293B"/>
+                <w:sz w:val="18"/>
+              </w:rPr>
+              <w:t xml:space="preserve"> Đặt phòng theo khung giờ cụ thể</w:t>
+            </w:r>
+          </w:p>
+          <w:p>
+            <w:pPr>
+              <w:spacing w:before="20" w:after="20"/>
+            </w:pPr>
+            <w:r>
+              <w:rPr>
+                <w:rFonts w:ascii="Segoe UI" w:hAnsi="Segoe UI"/>
+                <w:i w:val="0"/>
+                <w:color w:val="1E293B"/>
+                <w:sz w:val="18"/>
+              </w:rPr>
+              <w:t xml:space="preserve">• </w:t>
+            </w:r>
+            <w:r>
+              <w:rPr>
+                <w:rFonts w:ascii="Segoe UI" w:hAnsi="Segoe UI"/>
+                <w:b/>
+                <w:color w:val="1E293B"/>
+                <w:sz w:val="18"/>
+              </w:rPr>
+              <w:t>US 9.0:</w:t>
+            </w:r>
+            <w:r>
+              <w:rPr>
+                <w:rFonts w:ascii="Segoe UI" w:hAnsi="Segoe UI"/>
+                <w:i w:val="0"/>
+                <w:color w:val="1E293B"/>
+                <w:sz w:val="18"/>
+              </w:rPr>
+              <w:t xml:space="preserve"> Xem chi tiết thông tin phòng họp</w:t>
+            </w:r>
+          </w:p>
+          <w:p>
+            <w:pPr>
+              <w:spacing w:before="20" w:after="20"/>
+            </w:pPr>
+            <w:r>
+              <w:rPr>
+                <w:rFonts w:ascii="Segoe UI" w:hAnsi="Segoe UI"/>
+                <w:i w:val="0"/>
+                <w:color w:val="1E293B"/>
+                <w:sz w:val="18"/>
+              </w:rPr>
+              <w:t xml:space="preserve">• </w:t>
+            </w:r>
+            <w:r>
+              <w:rPr>
+                <w:rFonts w:ascii="Segoe UI" w:hAnsi="Segoe UI"/>
+                <w:b/>
+                <w:color w:val="1E293B"/>
+                <w:sz w:val="18"/>
+              </w:rPr>
+              <w:t>US 10.0:</w:t>
+            </w:r>
+            <w:r>
+              <w:rPr>
+                <w:rFonts w:ascii="Segoe UI" w:hAnsi="Segoe UI"/>
+                <w:i w:val="0"/>
+                <w:color w:val="1E293B"/>
+                <w:sz w:val="18"/>
+              </w:rPr>
+              <w:t xml:space="preserve"> Tự động khóa phòng khi đặt thành công (Khóa dòng MySQL chống Race Condition)</w:t>
+            </w:r>
+          </w:p>
+          <w:p>
+            <w:pPr>
+              <w:spacing w:before="20" w:after="20"/>
+            </w:pPr>
+            <w:r>
+              <w:rPr>
+                <w:rFonts w:ascii="Segoe UI" w:hAnsi="Segoe UI"/>
+                <w:i w:val="0"/>
+                <w:color w:val="1E293B"/>
+                <w:sz w:val="18"/>
+              </w:rPr>
+              <w:t xml:space="preserve">• </w:t>
+            </w:r>
+            <w:r>
+              <w:rPr>
+                <w:rFonts w:ascii="Segoe UI" w:hAnsi="Segoe UI"/>
+                <w:b/>
+                <w:color w:val="1E293B"/>
+                <w:sz w:val="18"/>
+              </w:rPr>
+              <w:t>US 11.0:</w:t>
+            </w:r>
+            <w:r>
+              <w:rPr>
+                <w:rFonts w:ascii="Segoe UI" w:hAnsi="Segoe UI"/>
+                <w:i w:val="0"/>
+                <w:color w:val="1E293B"/>
+                <w:sz w:val="18"/>
+              </w:rPr>
+              <w:t xml:space="preserve"> Thêm, sửa, xóa phòng họp (Admin CRUD Rooms)</w:t>
             </w:r>
           </w:p>
         </w:tc>
         <w:tc>
           <w:tcPr>
-            <w:tcW w:type="dxa" w:w="3168"/>
+            <w:tcW w:type="dxa" w:w="2448"/>
             <w:tcMar>
-              <w:top w:w="120" w:type="dxa"/>
-              <w:bottom w:w="120" w:type="dxa"/>
-              <w:left w:w="150" w:type="dxa"/>
-              <w:right w:w="150" w:type="dxa"/>
+              <w:top w:w="70" w:type="dxa"/>
+              <w:bottom w:w="70" w:type="dxa"/>
+              <w:left w:w="90" w:type="dxa"/>
+              <w:right w:w="90" w:type="dxa"/>
             </w:tcMar>
+            <w:shd w:fill="F8FAFC"/>
           </w:tcPr>
           <w:p>
+            <w:pPr>
+              <w:spacing w:before="40" w:after="40" w:line="276" w:lineRule="auto"/>
+            </w:pPr>
             <w:r>
               <w:rPr>
-                <w:sz w:val="19"/>
+                <w:rFonts w:ascii="Segoe UI" w:hAnsi="Segoe UI"/>
+                <w:b/>
+                <w:color w:val="1E293B"/>
+                <w:sz w:val="18"/>
               </w:rPr>
-              <w:t>Setup CSDL 7 bảng, Form đặt phòng Stitch UI, khóa dòng Race condition, lọc phòng trống, CRUD phòng Admin.</w:t>
+              <w:t>Đã xong 100%</w:t>
+            </w:r>
+          </w:p>
+          <w:p>
+            <w:pPr>
+              <w:spacing w:before="20" w:after="20"/>
+            </w:pPr>
+            <w:r>
+              <w:rPr>
+                <w:rFonts w:ascii="Segoe UI" w:hAnsi="Segoe UI"/>
+                <w:i w:val="0"/>
+                <w:color w:val="1E293B"/>
+                <w:sz w:val="18"/>
+              </w:rPr>
+              <w:t>(22/22 Tasks, 31 SP, 71 Test Cases PASS)</w:t>
             </w:r>
           </w:p>
         </w:tc>
@@ -263,84 +1333,316 @@
       <w:tr>
         <w:tc>
           <w:tcPr>
-            <w:tcW w:type="dxa" w:w="1440"/>
+            <w:tcW w:type="dxa" w:w="2448"/>
             <w:tcMar>
-              <w:top w:w="120" w:type="dxa"/>
-              <w:bottom w:w="120" w:type="dxa"/>
-              <w:left w:w="150" w:type="dxa"/>
-              <w:right w:w="150" w:type="dxa"/>
+              <w:top w:w="70" w:type="dxa"/>
+              <w:bottom w:w="70" w:type="dxa"/>
+              <w:left w:w="90" w:type="dxa"/>
+              <w:right w:w="90" w:type="dxa"/>
             </w:tcMar>
           </w:tcPr>
           <w:p>
             <w:pPr>
-              <w:jc w:val="center"/>
+              <w:spacing w:before="40" w:after="40" w:line="276" w:lineRule="auto"/>
             </w:pPr>
             <w:r>
               <w:rPr>
+                <w:rFonts w:ascii="Segoe UI" w:hAnsi="Segoe UI"/>
                 <w:b/>
-                <w:sz w:val="19"/>
+                <w:color w:val="1E293B"/>
+                <w:sz w:val="18"/>
               </w:rPr>
-              <w:t>Sprint 2</w:t>
+              <w:t>Tuần 2 — Sprint 2</w:t>
+            </w:r>
+          </w:p>
+          <w:p>
+            <w:pPr>
+              <w:spacing w:before="20" w:after="20"/>
+            </w:pPr>
+            <w:r>
+              <w:rPr>
+                <w:rFonts w:ascii="Segoe UI" w:hAnsi="Segoe UI"/>
+                <w:i w:val="0"/>
+                <w:color w:val="1E293B"/>
+                <w:sz w:val="18"/>
+              </w:rPr>
+              <w:t>(29/09 – 05/10)</w:t>
             </w:r>
           </w:p>
         </w:tc>
         <w:tc>
           <w:tcPr>
-            <w:tcW w:type="dxa" w:w="3168"/>
+            <w:tcW w:type="dxa" w:w="2448"/>
             <w:tcMar>
-              <w:top w:w="120" w:type="dxa"/>
-              <w:bottom w:w="120" w:type="dxa"/>
-              <w:left w:w="150" w:type="dxa"/>
-              <w:right w:w="150" w:type="dxa"/>
+              <w:top w:w="70" w:type="dxa"/>
+              <w:bottom w:w="70" w:type="dxa"/>
+              <w:left w:w="90" w:type="dxa"/>
+              <w:right w:w="90" w:type="dxa"/>
             </w:tcMar>
           </w:tcPr>
           <w:p>
+            <w:pPr>
+              <w:spacing w:before="40" w:after="40" w:line="276" w:lineRule="auto"/>
+            </w:pPr>
             <w:r>
               <w:rPr>
-                <w:sz w:val="19"/>
+                <w:rFonts w:ascii="Segoe UI" w:hAnsi="Segoe UI"/>
+                <w:b/>
+                <w:color w:val="1E293B"/>
+                <w:sz w:val="18"/>
               </w:rPr>
-              <w:t>Vòng đời, Lặp định kỳ &amp; Thiết bị</w:t>
+              <w:t>Lifecycle &amp; Resources</w:t>
             </w:r>
           </w:p>
         </w:tc>
         <w:tc>
           <w:tcPr>
-            <w:tcW w:type="dxa" w:w="2592"/>
+            <w:tcW w:type="dxa" w:w="2448"/>
             <w:tcMar>
-              <w:top w:w="120" w:type="dxa"/>
-              <w:bottom w:w="120" w:type="dxa"/>
-              <w:left w:w="150" w:type="dxa"/>
-              <w:right w:w="150" w:type="dxa"/>
+              <w:top w:w="70" w:type="dxa"/>
+              <w:bottom w:w="70" w:type="dxa"/>
+              <w:left w:w="90" w:type="dxa"/>
+              <w:right w:w="90" w:type="dxa"/>
             </w:tcMar>
           </w:tcPr>
           <w:p>
             <w:pPr>
-              <w:jc w:val="center"/>
+              <w:spacing w:before="40" w:after="40" w:line="276" w:lineRule="auto"/>
             </w:pPr>
             <w:r>
               <w:rPr>
-                <w:sz w:val="19"/>
+                <w:rFonts w:ascii="Segoe UI" w:hAnsi="Segoe UI"/>
+                <w:i w:val="0"/>
+                <w:color w:val="1E293B"/>
+                <w:sz w:val="18"/>
               </w:rPr>
-              <w:t>US 2.0, 3.0, 9.0, 12.0, 13.0, 14.0</w:t>
+              <w:t xml:space="preserve">• </w:t>
+            </w:r>
+            <w:r>
+              <w:rPr>
+                <w:rFonts w:ascii="Segoe UI" w:hAnsi="Segoe UI"/>
+                <w:b/>
+                <w:color w:val="1E293B"/>
+                <w:sz w:val="18"/>
+              </w:rPr>
+              <w:t>US 2.0:</w:t>
+            </w:r>
+            <w:r>
+              <w:rPr>
+                <w:rFonts w:ascii="Segoe UI" w:hAnsi="Segoe UI"/>
+                <w:i w:val="0"/>
+                <w:color w:val="1E293B"/>
+                <w:sz w:val="18"/>
+              </w:rPr>
+              <w:t xml:space="preserve"> Chỉnh sửa hoặc hủy lịch họp (Tự động giải phóng phòng)</w:t>
+            </w:r>
+          </w:p>
+          <w:p>
+            <w:pPr>
+              <w:spacing w:before="20" w:after="20"/>
+            </w:pPr>
+            <w:r>
+              <w:rPr>
+                <w:rFonts w:ascii="Segoe UI" w:hAnsi="Segoe UI"/>
+                <w:i w:val="0"/>
+                <w:color w:val="1E293B"/>
+                <w:sz w:val="18"/>
+              </w:rPr>
+              <w:t xml:space="preserve">• </w:t>
+            </w:r>
+            <w:r>
+              <w:rPr>
+                <w:rFonts w:ascii="Segoe UI" w:hAnsi="Segoe UI"/>
+                <w:b/>
+                <w:color w:val="1E293B"/>
+                <w:sz w:val="18"/>
+              </w:rPr>
+              <w:t>US 3.0:</w:t>
+            </w:r>
+            <w:r>
+              <w:rPr>
+                <w:rFonts w:ascii="Segoe UI" w:hAnsi="Segoe UI"/>
+                <w:i w:val="0"/>
+                <w:color w:val="1E293B"/>
+                <w:sz w:val="18"/>
+              </w:rPr>
+              <w:t xml:space="preserve"> Đặt lịch họp định kỳ (Tuần / Tháng)</w:t>
+            </w:r>
+          </w:p>
+          <w:p>
+            <w:pPr>
+              <w:spacing w:before="20" w:after="20"/>
+            </w:pPr>
+            <w:r>
+              <w:rPr>
+                <w:rFonts w:ascii="Segoe UI" w:hAnsi="Segoe UI"/>
+                <w:i w:val="0"/>
+                <w:color w:val="1E293B"/>
+                <w:sz w:val="18"/>
+              </w:rPr>
+              <w:t xml:space="preserve">• </w:t>
+            </w:r>
+            <w:r>
+              <w:rPr>
+                <w:rFonts w:ascii="Segoe UI" w:hAnsi="Segoe UI"/>
+                <w:b/>
+                <w:color w:val="1E293B"/>
+                <w:sz w:val="18"/>
+              </w:rPr>
+              <w:t>US 6.0:</w:t>
+            </w:r>
+            <w:r>
+              <w:rPr>
+                <w:rFonts w:ascii="Segoe UI" w:hAnsi="Segoe UI"/>
+                <w:i w:val="0"/>
+                <w:color w:val="1E293B"/>
+                <w:sz w:val="18"/>
+              </w:rPr>
+              <w:t xml:space="preserve"> Xem lại lịch sử các cuộc họp đã tham gia</w:t>
+            </w:r>
+          </w:p>
+          <w:p>
+            <w:pPr>
+              <w:spacing w:before="20" w:after="20"/>
+            </w:pPr>
+            <w:r>
+              <w:rPr>
+                <w:rFonts w:ascii="Segoe UI" w:hAnsi="Segoe UI"/>
+                <w:i w:val="0"/>
+                <w:color w:val="1E293B"/>
+                <w:sz w:val="18"/>
+              </w:rPr>
+              <w:t xml:space="preserve">• </w:t>
+            </w:r>
+            <w:r>
+              <w:rPr>
+                <w:rFonts w:ascii="Segoe UI" w:hAnsi="Segoe UI"/>
+                <w:b/>
+                <w:color w:val="1E293B"/>
+                <w:sz w:val="18"/>
+              </w:rPr>
+              <w:t>US 12.0:</w:t>
+            </w:r>
+            <w:r>
+              <w:rPr>
+                <w:rFonts w:ascii="Segoe UI" w:hAnsi="Segoe UI"/>
+                <w:i w:val="0"/>
+                <w:color w:val="1E293B"/>
+                <w:sz w:val="18"/>
+              </w:rPr>
+              <w:t xml:space="preserve"> Đặt kèm thiết bị khi đặt phòng</w:t>
+            </w:r>
+          </w:p>
+          <w:p>
+            <w:pPr>
+              <w:spacing w:before="20" w:after="20"/>
+            </w:pPr>
+            <w:r>
+              <w:rPr>
+                <w:rFonts w:ascii="Segoe UI" w:hAnsi="Segoe UI"/>
+                <w:i w:val="0"/>
+                <w:color w:val="1E293B"/>
+                <w:sz w:val="18"/>
+              </w:rPr>
+              <w:t xml:space="preserve">• </w:t>
+            </w:r>
+            <w:r>
+              <w:rPr>
+                <w:rFonts w:ascii="Segoe UI" w:hAnsi="Segoe UI"/>
+                <w:b/>
+                <w:color w:val="1E293B"/>
+                <w:sz w:val="18"/>
+              </w:rPr>
+              <w:t>US 13.0:</w:t>
+            </w:r>
+            <w:r>
+              <w:rPr>
+                <w:rFonts w:ascii="Segoe UI" w:hAnsi="Segoe UI"/>
+                <w:i w:val="0"/>
+                <w:color w:val="1E293B"/>
+                <w:sz w:val="18"/>
+              </w:rPr>
+              <w:t xml:space="preserve"> Xem trạng thái thiết bị real-time</w:t>
+            </w:r>
+          </w:p>
+          <w:p>
+            <w:pPr>
+              <w:spacing w:before="20" w:after="20"/>
+            </w:pPr>
+            <w:r>
+              <w:rPr>
+                <w:rFonts w:ascii="Segoe UI" w:hAnsi="Segoe UI"/>
+                <w:i w:val="0"/>
+                <w:color w:val="1E293B"/>
+                <w:sz w:val="18"/>
+              </w:rPr>
+              <w:t xml:space="preserve">• </w:t>
+            </w:r>
+            <w:r>
+              <w:rPr>
+                <w:rFonts w:ascii="Segoe UI" w:hAnsi="Segoe UI"/>
+                <w:b/>
+                <w:color w:val="1E293B"/>
+                <w:sz w:val="18"/>
+              </w:rPr>
+              <w:t>US 14.0:</w:t>
+            </w:r>
+            <w:r>
+              <w:rPr>
+                <w:rFonts w:ascii="Segoe UI" w:hAnsi="Segoe UI"/>
+                <w:i w:val="0"/>
+                <w:color w:val="1E293B"/>
+                <w:sz w:val="18"/>
+              </w:rPr>
+              <w:t xml:space="preserve"> Quản lý danh mục thiết bị (Admin CRUD Equipments)</w:t>
             </w:r>
           </w:p>
         </w:tc>
         <w:tc>
           <w:tcPr>
-            <w:tcW w:type="dxa" w:w="3168"/>
+            <w:tcW w:type="dxa" w:w="2448"/>
             <w:tcMar>
-              <w:top w:w="120" w:type="dxa"/>
-              <w:bottom w:w="120" w:type="dxa"/>
-              <w:left w:w="150" w:type="dxa"/>
-              <w:right w:w="150" w:type="dxa"/>
+              <w:top w:w="70" w:type="dxa"/>
+              <w:bottom w:w="70" w:type="dxa"/>
+              <w:left w:w="90" w:type="dxa"/>
+              <w:right w:w="90" w:type="dxa"/>
             </w:tcMar>
           </w:tcPr>
           <w:p>
+            <w:pPr>
+              <w:spacing w:before="40" w:after="40" w:line="276" w:lineRule="auto"/>
+            </w:pPr>
             <w:r>
               <w:rPr>
-                <w:sz w:val="19"/>
+                <w:rFonts w:ascii="Segoe UI" w:hAnsi="Segoe UI"/>
+                <w:i w:val="0"/>
+                <w:color w:val="1E293B"/>
+                <w:sz w:val="18"/>
               </w:rPr>
-              <w:t>Chỉnh sửa/hủy giải phóng phòng, sinh chuỗi lịch họp định kỳ (tuần/tháng), kiểm tra tồn kho &amp; đặt kèm thiết bị.</w:t>
+              <w:t xml:space="preserve">🚀 </w:t>
+            </w:r>
+            <w:r>
+              <w:rPr>
+                <w:rFonts w:ascii="Segoe UI" w:hAnsi="Segoe UI"/>
+                <w:b/>
+                <w:color w:val="1E293B"/>
+                <w:sz w:val="18"/>
+              </w:rPr>
+              <w:t>Tuần hiện tại</w:t>
+            </w:r>
+          </w:p>
+          <w:p>
+            <w:pPr>
+              <w:spacing w:before="20" w:after="20"/>
+            </w:pPr>
+            <w:r>
+              <w:rPr>
+                <w:rFonts w:ascii="Segoe UI" w:hAnsi="Segoe UI"/>
+                <w:i w:val="0"/>
+                <w:color w:val="1E293B"/>
+                <w:sz w:val="18"/>
+              </w:rPr>
+              <w:t>Quản lý vòng đời cuộc họp &amp; thiết bị</w:t>
             </w:r>
           </w:p>
         </w:tc>
@@ -348,84 +1650,288 @@
       <w:tr>
         <w:tc>
           <w:tcPr>
-            <w:tcW w:type="dxa" w:w="1440"/>
+            <w:tcW w:type="dxa" w:w="2448"/>
             <w:tcMar>
-              <w:top w:w="120" w:type="dxa"/>
-              <w:bottom w:w="120" w:type="dxa"/>
-              <w:left w:w="150" w:type="dxa"/>
-              <w:right w:w="150" w:type="dxa"/>
+              <w:top w:w="70" w:type="dxa"/>
+              <w:bottom w:w="70" w:type="dxa"/>
+              <w:left w:w="90" w:type="dxa"/>
+              <w:right w:w="90" w:type="dxa"/>
             </w:tcMar>
+            <w:shd w:fill="F8FAFC"/>
           </w:tcPr>
           <w:p>
             <w:pPr>
-              <w:jc w:val="center"/>
+              <w:spacing w:before="40" w:after="40" w:line="276" w:lineRule="auto"/>
             </w:pPr>
             <w:r>
               <w:rPr>
+                <w:rFonts w:ascii="Segoe UI" w:hAnsi="Segoe UI"/>
                 <w:b/>
-                <w:sz w:val="19"/>
+                <w:color w:val="1E293B"/>
+                <w:sz w:val="18"/>
               </w:rPr>
-              <w:t>Sprint 3</w:t>
+              <w:t>Tuần 3 — Sprint 3</w:t>
+            </w:r>
+          </w:p>
+          <w:p>
+            <w:pPr>
+              <w:spacing w:before="20" w:after="20"/>
+            </w:pPr>
+            <w:r>
+              <w:rPr>
+                <w:rFonts w:ascii="Segoe UI" w:hAnsi="Segoe UI"/>
+                <w:i w:val="0"/>
+                <w:color w:val="1E293B"/>
+                <w:sz w:val="18"/>
+              </w:rPr>
+              <w:t>(06/10 – 13/10)</w:t>
             </w:r>
           </w:p>
         </w:tc>
         <w:tc>
           <w:tcPr>
-            <w:tcW w:type="dxa" w:w="3168"/>
+            <w:tcW w:type="dxa" w:w="2448"/>
             <w:tcMar>
-              <w:top w:w="120" w:type="dxa"/>
-              <w:bottom w:w="120" w:type="dxa"/>
-              <w:left w:w="150" w:type="dxa"/>
-              <w:right w:w="150" w:type="dxa"/>
+              <w:top w:w="70" w:type="dxa"/>
+              <w:bottom w:w="70" w:type="dxa"/>
+              <w:left w:w="90" w:type="dxa"/>
+              <w:right w:w="90" w:type="dxa"/>
             </w:tcMar>
+            <w:shd w:fill="F8FAFC"/>
           </w:tcPr>
           <w:p>
+            <w:pPr>
+              <w:spacing w:before="40" w:after="40" w:line="276" w:lineRule="auto"/>
+            </w:pPr>
             <w:r>
               <w:rPr>
-                <w:sz w:val="19"/>
+                <w:rFonts w:ascii="Segoe UI" w:hAnsi="Segoe UI"/>
+                <w:b/>
+                <w:color w:val="1E293B"/>
+                <w:sz w:val="18"/>
               </w:rPr>
-              <w:t>Người dùng, Phân quyền &amp; Mời họp</w:t>
+              <w:t>Users, Auth &amp; RBAC</w:t>
             </w:r>
           </w:p>
         </w:tc>
         <w:tc>
           <w:tcPr>
-            <w:tcW w:type="dxa" w:w="2592"/>
+            <w:tcW w:type="dxa" w:w="2448"/>
             <w:tcMar>
-              <w:top w:w="120" w:type="dxa"/>
-              <w:bottom w:w="120" w:type="dxa"/>
-              <w:left w:w="150" w:type="dxa"/>
-              <w:right w:w="150" w:type="dxa"/>
+              <w:top w:w="70" w:type="dxa"/>
+              <w:bottom w:w="70" w:type="dxa"/>
+              <w:left w:w="90" w:type="dxa"/>
+              <w:right w:w="90" w:type="dxa"/>
             </w:tcMar>
+            <w:shd w:fill="F8FAFC"/>
           </w:tcPr>
           <w:p>
             <w:pPr>
-              <w:jc w:val="center"/>
+              <w:spacing w:before="40" w:after="40" w:line="276" w:lineRule="auto"/>
             </w:pPr>
             <w:r>
               <w:rPr>
-                <w:sz w:val="19"/>
+                <w:rFonts w:ascii="Segoe UI" w:hAnsi="Segoe UI"/>
+                <w:i w:val="0"/>
+                <w:color w:val="1E293B"/>
+                <w:sz w:val="18"/>
               </w:rPr>
-              <w:t>US 4.0, 6.0, 18.0, 19.0, 20.0, 21.0</w:t>
+              <w:t xml:space="preserve">• </w:t>
+            </w:r>
+            <w:r>
+              <w:rPr>
+                <w:rFonts w:ascii="Segoe UI" w:hAnsi="Segoe UI"/>
+                <w:b/>
+                <w:color w:val="1E293B"/>
+                <w:sz w:val="18"/>
+              </w:rPr>
+              <w:t>US 18.0:</w:t>
+            </w:r>
+            <w:r>
+              <w:rPr>
+                <w:rFonts w:ascii="Segoe UI" w:hAnsi="Segoe UI"/>
+                <w:i w:val="0"/>
+                <w:color w:val="1E293B"/>
+                <w:sz w:val="18"/>
+              </w:rPr>
+              <w:t xml:space="preserve"> Tạo tài khoản người dùng mới (Quản trị viên)</w:t>
+            </w:r>
+          </w:p>
+          <w:p>
+            <w:pPr>
+              <w:spacing w:before="20" w:after="20"/>
+            </w:pPr>
+            <w:r>
+              <w:rPr>
+                <w:rFonts w:ascii="Segoe UI" w:hAnsi="Segoe UI"/>
+                <w:i w:val="0"/>
+                <w:color w:val="1E293B"/>
+                <w:sz w:val="18"/>
+              </w:rPr>
+              <w:t xml:space="preserve">• </w:t>
+            </w:r>
+            <w:r>
+              <w:rPr>
+                <w:rFonts w:ascii="Segoe UI" w:hAnsi="Segoe UI"/>
+                <w:b/>
+                <w:color w:val="1E293B"/>
+                <w:sz w:val="18"/>
+              </w:rPr>
+              <w:t>US 19.0:</w:t>
+            </w:r>
+            <w:r>
+              <w:rPr>
+                <w:rFonts w:ascii="Segoe UI" w:hAnsi="Segoe UI"/>
+                <w:i w:val="0"/>
+                <w:color w:val="1E293B"/>
+                <w:sz w:val="18"/>
+              </w:rPr>
+              <w:t xml:space="preserve"> Xem danh sách tất cả người dùng</w:t>
+            </w:r>
+          </w:p>
+          <w:p>
+            <w:pPr>
+              <w:spacing w:before="20" w:after="20"/>
+            </w:pPr>
+            <w:r>
+              <w:rPr>
+                <w:rFonts w:ascii="Segoe UI" w:hAnsi="Segoe UI"/>
+                <w:i w:val="0"/>
+                <w:color w:val="1E293B"/>
+                <w:sz w:val="18"/>
+              </w:rPr>
+              <w:t xml:space="preserve">• </w:t>
+            </w:r>
+            <w:r>
+              <w:rPr>
+                <w:rFonts w:ascii="Segoe UI" w:hAnsi="Segoe UI"/>
+                <w:b/>
+                <w:color w:val="1E293B"/>
+                <w:sz w:val="18"/>
+              </w:rPr>
+              <w:t>US 20.0:</w:t>
+            </w:r>
+            <w:r>
+              <w:rPr>
+                <w:rFonts w:ascii="Segoe UI" w:hAnsi="Segoe UI"/>
+                <w:i w:val="0"/>
+                <w:color w:val="1E293B"/>
+                <w:sz w:val="18"/>
+              </w:rPr>
+              <w:t xml:space="preserve"> Phân quyền người dùng (Admin, Organizer, Attendee) &amp; Đăng nhập JWT</w:t>
+            </w:r>
+          </w:p>
+          <w:p>
+            <w:pPr>
+              <w:spacing w:before="20" w:after="20"/>
+            </w:pPr>
+            <w:r>
+              <w:rPr>
+                <w:rFonts w:ascii="Segoe UI" w:hAnsi="Segoe UI"/>
+                <w:i w:val="0"/>
+                <w:color w:val="1E293B"/>
+                <w:sz w:val="18"/>
+              </w:rPr>
+              <w:t xml:space="preserve">• </w:t>
+            </w:r>
+            <w:r>
+              <w:rPr>
+                <w:rFonts w:ascii="Segoe UI" w:hAnsi="Segoe UI"/>
+                <w:b/>
+                <w:color w:val="1E293B"/>
+                <w:sz w:val="18"/>
+              </w:rPr>
+              <w:t>US 21.0:</w:t>
+            </w:r>
+            <w:r>
+              <w:rPr>
+                <w:rFonts w:ascii="Segoe UI" w:hAnsi="Segoe UI"/>
+                <w:i w:val="0"/>
+                <w:color w:val="1E293B"/>
+                <w:sz w:val="18"/>
+              </w:rPr>
+              <w:t xml:space="preserve"> Giới hạn quyền đặt phòng theo chính sách</w:t>
+            </w:r>
+          </w:p>
+          <w:p>
+            <w:pPr>
+              <w:spacing w:before="20" w:after="20"/>
+            </w:pPr>
+            <w:r>
+              <w:rPr>
+                <w:rFonts w:ascii="Segoe UI" w:hAnsi="Segoe UI"/>
+                <w:i w:val="0"/>
+                <w:color w:val="1E293B"/>
+                <w:sz w:val="18"/>
+              </w:rPr>
+              <w:t xml:space="preserve">• </w:t>
+            </w:r>
+            <w:r>
+              <w:rPr>
+                <w:rFonts w:ascii="Segoe UI" w:hAnsi="Segoe UI"/>
+                <w:b/>
+                <w:color w:val="1E293B"/>
+                <w:sz w:val="18"/>
+              </w:rPr>
+              <w:t>US 4.0:</w:t>
+            </w:r>
+            <w:r>
+              <w:rPr>
+                <w:rFonts w:ascii="Segoe UI" w:hAnsi="Segoe UI"/>
+                <w:i w:val="0"/>
+                <w:color w:val="1E293B"/>
+                <w:sz w:val="18"/>
+              </w:rPr>
+              <w:t xml:space="preserve"> Mời người tham dự vào cuộc họp &amp; phản hồi lời mời</w:t>
             </w:r>
           </w:p>
         </w:tc>
         <w:tc>
           <w:tcPr>
-            <w:tcW w:type="dxa" w:w="3168"/>
+            <w:tcW w:type="dxa" w:w="2448"/>
             <w:tcMar>
-              <w:top w:w="120" w:type="dxa"/>
-              <w:bottom w:w="120" w:type="dxa"/>
-              <w:left w:w="150" w:type="dxa"/>
-              <w:right w:w="150" w:type="dxa"/>
+              <w:top w:w="70" w:type="dxa"/>
+              <w:bottom w:w="70" w:type="dxa"/>
+              <w:left w:w="90" w:type="dxa"/>
+              <w:right w:w="90" w:type="dxa"/>
             </w:tcMar>
+            <w:shd w:fill="F8FAFC"/>
           </w:tcPr>
           <w:p>
+            <w:pPr>
+              <w:spacing w:before="40" w:after="40" w:line="276" w:lineRule="auto"/>
+            </w:pPr>
             <w:r>
               <w:rPr>
-                <w:sz w:val="19"/>
+                <w:rFonts w:ascii="Segoe UI" w:hAnsi="Segoe UI"/>
+                <w:i w:val="0"/>
+                <w:color w:val="1E293B"/>
+                <w:sz w:val="18"/>
               </w:rPr>
-              <w:t>Quản lý tài khoản, phân quyền RBAC (Admin, Organizer, Attendee), gửi lời mời và phản hồi Accept/Decline, giới hạn phòng VIP.</w:t>
+              <w:t xml:space="preserve">⏳ </w:t>
+            </w:r>
+            <w:r>
+              <w:rPr>
+                <w:rFonts w:ascii="Segoe UI" w:hAnsi="Segoe UI"/>
+                <w:b/>
+                <w:color w:val="1E293B"/>
+                <w:sz w:val="18"/>
+              </w:rPr>
+              <w:t>Tuần 3</w:t>
+            </w:r>
+          </w:p>
+          <w:p>
+            <w:pPr>
+              <w:spacing w:before="20" w:after="20"/>
+            </w:pPr>
+            <w:r>
+              <w:rPr>
+                <w:rFonts w:ascii="Segoe UI" w:hAnsi="Segoe UI"/>
+                <w:i w:val="0"/>
+                <w:color w:val="1E293B"/>
+                <w:sz w:val="18"/>
+              </w:rPr>
+              <w:t>Đăng nhập, phân quyền &amp; lời mời họp</w:t>
             </w:r>
           </w:p>
         </w:tc>
@@ -433,84 +1939,298 @@
       <w:tr>
         <w:tc>
           <w:tcPr>
-            <w:tcW w:type="dxa" w:w="1440"/>
+            <w:tcW w:type="dxa" w:w="2448"/>
             <w:tcMar>
-              <w:top w:w="120" w:type="dxa"/>
-              <w:bottom w:w="120" w:type="dxa"/>
-              <w:left w:w="150" w:type="dxa"/>
-              <w:right w:w="150" w:type="dxa"/>
+              <w:top w:w="70" w:type="dxa"/>
+              <w:bottom w:w="70" w:type="dxa"/>
+              <w:left w:w="90" w:type="dxa"/>
+              <w:right w:w="90" w:type="dxa"/>
             </w:tcMar>
           </w:tcPr>
           <w:p>
             <w:pPr>
-              <w:jc w:val="center"/>
+              <w:spacing w:before="40" w:after="40" w:line="276" w:lineRule="auto"/>
             </w:pPr>
             <w:r>
               <w:rPr>
+                <w:rFonts w:ascii="Segoe UI" w:hAnsi="Segoe UI"/>
                 <w:b/>
-                <w:sz w:val="19"/>
+                <w:color w:val="1E293B"/>
+                <w:sz w:val="18"/>
               </w:rPr>
-              <w:t>Sprint 4</w:t>
+              <w:t>Tuần 4 — Sprint 4</w:t>
+            </w:r>
+          </w:p>
+          <w:p>
+            <w:pPr>
+              <w:spacing w:before="20" w:after="20"/>
+            </w:pPr>
+            <w:r>
+              <w:rPr>
+                <w:rFonts w:ascii="Segoe UI" w:hAnsi="Segoe UI"/>
+                <w:i w:val="0"/>
+                <w:color w:val="1E293B"/>
+                <w:sz w:val="18"/>
+              </w:rPr>
+              <w:t>(14/10 – 21/10)</w:t>
             </w:r>
           </w:p>
         </w:tc>
         <w:tc>
           <w:tcPr>
-            <w:tcW w:type="dxa" w:w="3168"/>
+            <w:tcW w:type="dxa" w:w="2448"/>
             <w:tcMar>
-              <w:top w:w="120" w:type="dxa"/>
-              <w:bottom w:w="120" w:type="dxa"/>
-              <w:left w:w="150" w:type="dxa"/>
-              <w:right w:w="150" w:type="dxa"/>
+              <w:top w:w="70" w:type="dxa"/>
+              <w:bottom w:w="70" w:type="dxa"/>
+              <w:left w:w="90" w:type="dxa"/>
+              <w:right w:w="90" w:type="dxa"/>
             </w:tcMar>
           </w:tcPr>
           <w:p>
+            <w:pPr>
+              <w:spacing w:before="40" w:after="40" w:line="276" w:lineRule="auto"/>
+            </w:pPr>
             <w:r>
               <w:rPr>
-                <w:sz w:val="19"/>
+                <w:rFonts w:ascii="Segoe UI" w:hAnsi="Segoe UI"/>
+                <w:b/>
+                <w:color w:val="1E293B"/>
+                <w:sz w:val="18"/>
               </w:rPr>
-              <w:t>Đồng bộ Lịch cá nhân &amp; Thống kê</w:t>
+              <w:t>Sync, Analytics &amp; Sign-off</w:t>
             </w:r>
           </w:p>
         </w:tc>
         <w:tc>
           <w:tcPr>
-            <w:tcW w:type="dxa" w:w="2592"/>
+            <w:tcW w:type="dxa" w:w="2448"/>
             <w:tcMar>
-              <w:top w:w="120" w:type="dxa"/>
-              <w:bottom w:w="120" w:type="dxa"/>
-              <w:left w:w="150" w:type="dxa"/>
-              <w:right w:w="150" w:type="dxa"/>
+              <w:top w:w="70" w:type="dxa"/>
+              <w:bottom w:w="70" w:type="dxa"/>
+              <w:left w:w="90" w:type="dxa"/>
+              <w:right w:w="90" w:type="dxa"/>
             </w:tcMar>
           </w:tcPr>
           <w:p>
             <w:pPr>
-              <w:jc w:val="center"/>
+              <w:spacing w:before="40" w:after="40" w:line="276" w:lineRule="auto"/>
             </w:pPr>
             <w:r>
               <w:rPr>
-                <w:sz w:val="19"/>
+                <w:rFonts w:ascii="Segoe UI" w:hAnsi="Segoe UI"/>
+                <w:i w:val="0"/>
+                <w:color w:val="1E293B"/>
+                <w:sz w:val="18"/>
               </w:rPr>
-              <w:t>US 15.0, 16.0, 17.0, 22.0, 23.0, 24.0</w:t>
+              <w:t xml:space="preserve">• </w:t>
+            </w:r>
+            <w:r>
+              <w:rPr>
+                <w:rFonts w:ascii="Segoe UI" w:hAnsi="Segoe UI"/>
+                <w:b/>
+                <w:color w:val="1E293B"/>
+                <w:sz w:val="18"/>
+              </w:rPr>
+              <w:t>US 15.0:</w:t>
+            </w:r>
+            <w:r>
+              <w:rPr>
+                <w:rFonts w:ascii="Segoe UI" w:hAnsi="Segoe UI"/>
+                <w:i w:val="0"/>
+                <w:color w:val="1E293B"/>
+                <w:sz w:val="18"/>
+              </w:rPr>
+              <w:t xml:space="preserve"> Đồng bộ lịch cá nhân (.ics, Google Calendar / Outlook)</w:t>
+            </w:r>
+          </w:p>
+          <w:p>
+            <w:pPr>
+              <w:spacing w:before="20" w:after="20"/>
+            </w:pPr>
+            <w:r>
+              <w:rPr>
+                <w:rFonts w:ascii="Segoe UI" w:hAnsi="Segoe UI"/>
+                <w:i w:val="0"/>
+                <w:color w:val="1E293B"/>
+                <w:sz w:val="18"/>
+              </w:rPr>
+              <w:t xml:space="preserve">• </w:t>
+            </w:r>
+            <w:r>
+              <w:rPr>
+                <w:rFonts w:ascii="Segoe UI" w:hAnsi="Segoe UI"/>
+                <w:b/>
+                <w:color w:val="1E293B"/>
+                <w:sz w:val="18"/>
+              </w:rPr>
+              <w:t>US 16.0:</w:t>
+            </w:r>
+            <w:r>
+              <w:rPr>
+                <w:rFonts w:ascii="Segoe UI" w:hAnsi="Segoe UI"/>
+                <w:i w:val="0"/>
+                <w:color w:val="1E293B"/>
+                <w:sz w:val="18"/>
+              </w:rPr>
+              <w:t xml:space="preserve"> Nhận thông báo nhắc nhở trước khi họp</w:t>
+            </w:r>
+          </w:p>
+          <w:p>
+            <w:pPr>
+              <w:spacing w:before="20" w:after="20"/>
+            </w:pPr>
+            <w:r>
+              <w:rPr>
+                <w:rFonts w:ascii="Segoe UI" w:hAnsi="Segoe UI"/>
+                <w:i w:val="0"/>
+                <w:color w:val="1E293B"/>
+                <w:sz w:val="18"/>
+              </w:rPr>
+              <w:t xml:space="preserve">• </w:t>
+            </w:r>
+            <w:r>
+              <w:rPr>
+                <w:rFonts w:ascii="Segoe UI" w:hAnsi="Segoe UI"/>
+                <w:b/>
+                <w:color w:val="1E293B"/>
+                <w:sz w:val="18"/>
+              </w:rPr>
+              <w:t>US 22.0:</w:t>
+            </w:r>
+            <w:r>
+              <w:rPr>
+                <w:rFonts w:ascii="Segoe UI" w:hAnsi="Segoe UI"/>
+                <w:i w:val="0"/>
+                <w:color w:val="1E293B"/>
+                <w:sz w:val="18"/>
+              </w:rPr>
+              <w:t xml:space="preserve"> Báo cáo sử dụng phòng họp theo thời gian</w:t>
+            </w:r>
+          </w:p>
+          <w:p>
+            <w:pPr>
+              <w:spacing w:before="20" w:after="20"/>
+            </w:pPr>
+            <w:r>
+              <w:rPr>
+                <w:rFonts w:ascii="Segoe UI" w:hAnsi="Segoe UI"/>
+                <w:i w:val="0"/>
+                <w:color w:val="1E293B"/>
+                <w:sz w:val="18"/>
+              </w:rPr>
+              <w:t xml:space="preserve">• </w:t>
+            </w:r>
+            <w:r>
+              <w:rPr>
+                <w:rFonts w:ascii="Segoe UI" w:hAnsi="Segoe UI"/>
+                <w:b/>
+                <w:color w:val="1E293B"/>
+                <w:sz w:val="18"/>
+              </w:rPr>
+              <w:t>US 23.0:</w:t>
+            </w:r>
+            <w:r>
+              <w:rPr>
+                <w:rFonts w:ascii="Segoe UI" w:hAnsi="Segoe UI"/>
+                <w:i w:val="0"/>
+                <w:color w:val="1E293B"/>
+                <w:sz w:val="18"/>
+              </w:rPr>
+              <w:t xml:space="preserve"> Thống kê số lượng cuộc họp bị hủy</w:t>
+            </w:r>
+          </w:p>
+          <w:p>
+            <w:pPr>
+              <w:spacing w:before="20" w:after="20"/>
+            </w:pPr>
+            <w:r>
+              <w:rPr>
+                <w:rFonts w:ascii="Segoe UI" w:hAnsi="Segoe UI"/>
+                <w:i w:val="0"/>
+                <w:color w:val="1E293B"/>
+                <w:sz w:val="18"/>
+              </w:rPr>
+              <w:t xml:space="preserve">• </w:t>
+            </w:r>
+            <w:r>
+              <w:rPr>
+                <w:rFonts w:ascii="Segoe UI" w:hAnsi="Segoe UI"/>
+                <w:b/>
+                <w:color w:val="1E293B"/>
+                <w:sz w:val="18"/>
+              </w:rPr>
+              <w:t>US 24.0:</w:t>
+            </w:r>
+            <w:r>
+              <w:rPr>
+                <w:rFonts w:ascii="Segoe UI" w:hAnsi="Segoe UI"/>
+                <w:i w:val="0"/>
+                <w:color w:val="1E293B"/>
+                <w:sz w:val="18"/>
+              </w:rPr>
+              <w:t xml:space="preserve"> Xuất báo cáo ra file Excel / CSV UTF-8 / PDF</w:t>
+            </w:r>
+          </w:p>
+          <w:p>
+            <w:pPr>
+              <w:spacing w:before="20" w:after="20"/>
+            </w:pPr>
+            <w:r>
+              <w:rPr>
+                <w:rFonts w:ascii="Segoe UI" w:hAnsi="Segoe UI"/>
+                <w:i w:val="0"/>
+                <w:color w:val="1E293B"/>
+                <w:sz w:val="18"/>
+              </w:rPr>
+              <w:t>• Kiểm thử E2E, rà soát Definition of Done &amp; Báo cáo tổng kết</w:t>
             </w:r>
           </w:p>
         </w:tc>
         <w:tc>
           <w:tcPr>
-            <w:tcW w:type="dxa" w:w="3168"/>
+            <w:tcW w:type="dxa" w:w="2448"/>
             <w:tcMar>
-              <w:top w:w="120" w:type="dxa"/>
-              <w:bottom w:w="120" w:type="dxa"/>
-              <w:left w:w="150" w:type="dxa"/>
-              <w:right w:w="150" w:type="dxa"/>
+              <w:top w:w="70" w:type="dxa"/>
+              <w:bottom w:w="70" w:type="dxa"/>
+              <w:left w:w="90" w:type="dxa"/>
+              <w:right w:w="90" w:type="dxa"/>
             </w:tcMar>
           </w:tcPr>
           <w:p>
+            <w:pPr>
+              <w:spacing w:before="40" w:after="40" w:line="276" w:lineRule="auto"/>
+            </w:pPr>
             <w:r>
               <w:rPr>
-                <w:sz w:val="19"/>
+                <w:rFonts w:ascii="Segoe UI" w:hAnsi="Segoe UI"/>
+                <w:i w:val="0"/>
+                <w:color w:val="1E293B"/>
+                <w:sz w:val="18"/>
               </w:rPr>
-              <w:t>Đồng bộ 2 chiều Google Calendar/Outlook, thông báo nhắc hẹn trước 15p, báo cáo tần suất sử dụng &amp; thống kê hủy họp.</w:t>
+              <w:t xml:space="preserve">🏁 </w:t>
+            </w:r>
+            <w:r>
+              <w:rPr>
+                <w:rFonts w:ascii="Segoe UI" w:hAnsi="Segoe UI"/>
+                <w:b/>
+                <w:color w:val="1E293B"/>
+                <w:sz w:val="18"/>
+              </w:rPr>
+              <w:t>Nghiệm thu môn học</w:t>
+            </w:r>
+          </w:p>
+          <w:p>
+            <w:pPr>
+              <w:spacing w:before="20" w:after="20"/>
+            </w:pPr>
+            <w:r>
+              <w:rPr>
+                <w:rFonts w:ascii="Segoe UI" w:hAnsi="Segoe UI"/>
+                <w:i w:val="0"/>
+                <w:color w:val="1E293B"/>
+                <w:sz w:val="18"/>
+              </w:rPr>
+              <w:t>Báo cáo KPI, xuất file &amp; bảo vệ</w:t>
             </w:r>
           </w:p>
         </w:tc>
@@ -518,84 +2238,283 @@
       <w:tr>
         <w:tc>
           <w:tcPr>
-            <w:tcW w:type="dxa" w:w="1440"/>
+            <w:tcW w:type="dxa" w:w="2448"/>
             <w:tcMar>
-              <w:top w:w="120" w:type="dxa"/>
-              <w:bottom w:w="120" w:type="dxa"/>
-              <w:left w:w="150" w:type="dxa"/>
-              <w:right w:w="150" w:type="dxa"/>
+              <w:top w:w="70" w:type="dxa"/>
+              <w:bottom w:w="70" w:type="dxa"/>
+              <w:left w:w="90" w:type="dxa"/>
+              <w:right w:w="90" w:type="dxa"/>
             </w:tcMar>
+            <w:shd w:fill="F8FAFC"/>
           </w:tcPr>
           <w:p>
             <w:pPr>
-              <w:jc w:val="center"/>
+              <w:spacing w:before="40" w:after="40" w:line="276" w:lineRule="auto"/>
             </w:pPr>
             <w:r>
               <w:rPr>
+                <w:rFonts w:ascii="Segoe UI" w:hAnsi="Segoe UI"/>
                 <w:b/>
-                <w:sz w:val="19"/>
+                <w:color w:val="1E293B"/>
+                <w:sz w:val="18"/>
               </w:rPr>
-              <w:t>Sprint 5</w:t>
+              <w:t>Mở rộng (Future Scope)</w:t>
             </w:r>
           </w:p>
         </w:tc>
         <w:tc>
           <w:tcPr>
-            <w:tcW w:type="dxa" w:w="3168"/>
+            <w:tcW w:type="dxa" w:w="2448"/>
             <w:tcMar>
-              <w:top w:w="120" w:type="dxa"/>
-              <w:bottom w:w="120" w:type="dxa"/>
-              <w:left w:w="150" w:type="dxa"/>
-              <w:right w:w="150" w:type="dxa"/>
+              <w:top w:w="70" w:type="dxa"/>
+              <w:bottom w:w="70" w:type="dxa"/>
+              <w:left w:w="90" w:type="dxa"/>
+              <w:right w:w="90" w:type="dxa"/>
             </w:tcMar>
+            <w:shd w:fill="F8FAFC"/>
           </w:tcPr>
           <w:p>
+            <w:pPr>
+              <w:spacing w:before="40" w:after="40" w:line="276" w:lineRule="auto"/>
+            </w:pPr>
             <w:r>
               <w:rPr>
-                <w:sz w:val="19"/>
+                <w:rFonts w:ascii="Segoe UI" w:hAnsi="Segoe UI"/>
+                <w:b/>
+                <w:color w:val="1E293B"/>
+                <w:sz w:val="18"/>
               </w:rPr>
-              <w:t>Tính năng nâng cao &amp; Trí tuệ nhân tạo</w:t>
+              <w:t>Smart AI &amp; Integrations</w:t>
             </w:r>
           </w:p>
         </w:tc>
         <w:tc>
           <w:tcPr>
-            <w:tcW w:type="dxa" w:w="2592"/>
+            <w:tcW w:type="dxa" w:w="2448"/>
             <w:tcMar>
-              <w:top w:w="120" w:type="dxa"/>
-              <w:bottom w:w="120" w:type="dxa"/>
-              <w:left w:w="150" w:type="dxa"/>
-              <w:right w:w="150" w:type="dxa"/>
+              <w:top w:w="70" w:type="dxa"/>
+              <w:bottom w:w="70" w:type="dxa"/>
+              <w:left w:w="90" w:type="dxa"/>
+              <w:right w:w="90" w:type="dxa"/>
             </w:tcMar>
+            <w:shd w:fill="F8FAFC"/>
           </w:tcPr>
           <w:p>
             <w:pPr>
-              <w:jc w:val="center"/>
+              <w:spacing w:before="40" w:after="40" w:line="276" w:lineRule="auto"/>
             </w:pPr>
             <w:r>
               <w:rPr>
-                <w:sz w:val="19"/>
+                <w:rFonts w:ascii="Segoe UI" w:hAnsi="Segoe UI"/>
+                <w:i w:val="0"/>
+                <w:color w:val="1E293B"/>
+                <w:sz w:val="18"/>
               </w:rPr>
-              <w:t>US 5.0, 25.0, 26.0, 27.0, 28.0</w:t>
+              <w:t xml:space="preserve">• </w:t>
+            </w:r>
+            <w:r>
+              <w:rPr>
+                <w:rFonts w:ascii="Segoe UI" w:hAnsi="Segoe UI"/>
+                <w:b/>
+                <w:color w:val="1E293B"/>
+                <w:sz w:val="18"/>
+              </w:rPr>
+              <w:t>US 5.0:</w:t>
+            </w:r>
+            <w:r>
+              <w:rPr>
+                <w:rFonts w:ascii="Segoe UI" w:hAnsi="Segoe UI"/>
+                <w:i w:val="0"/>
+                <w:color w:val="1E293B"/>
+                <w:sz w:val="18"/>
+              </w:rPr>
+              <w:t xml:space="preserve"> Gợi ý thời gian họp thông minh (Smart Scheduler)</w:t>
+            </w:r>
+          </w:p>
+          <w:p>
+            <w:pPr>
+              <w:spacing w:before="20" w:after="20"/>
+            </w:pPr>
+            <w:r>
+              <w:rPr>
+                <w:rFonts w:ascii="Segoe UI" w:hAnsi="Segoe UI"/>
+                <w:i w:val="0"/>
+                <w:color w:val="1E293B"/>
+                <w:sz w:val="18"/>
+              </w:rPr>
+              <w:t xml:space="preserve">• </w:t>
+            </w:r>
+            <w:r>
+              <w:rPr>
+                <w:rFonts w:ascii="Segoe UI" w:hAnsi="Segoe UI"/>
+                <w:b/>
+                <w:color w:val="1E293B"/>
+                <w:sz w:val="18"/>
+              </w:rPr>
+              <w:t>US 17.0:</w:t>
+            </w:r>
+            <w:r>
+              <w:rPr>
+                <w:rFonts w:ascii="Segoe UI" w:hAnsi="Segoe UI"/>
+                <w:i w:val="0"/>
+                <w:color w:val="1E293B"/>
+                <w:sz w:val="18"/>
+              </w:rPr>
+              <w:t xml:space="preserve"> Ứng dụng di động (Mobile App)</w:t>
+            </w:r>
+          </w:p>
+          <w:p>
+            <w:pPr>
+              <w:spacing w:before="20" w:after="20"/>
+            </w:pPr>
+            <w:r>
+              <w:rPr>
+                <w:rFonts w:ascii="Segoe UI" w:hAnsi="Segoe UI"/>
+                <w:i w:val="0"/>
+                <w:color w:val="1E293B"/>
+                <w:sz w:val="18"/>
+              </w:rPr>
+              <w:t xml:space="preserve">• </w:t>
+            </w:r>
+            <w:r>
+              <w:rPr>
+                <w:rFonts w:ascii="Segoe UI" w:hAnsi="Segoe UI"/>
+                <w:b/>
+                <w:color w:val="1E293B"/>
+                <w:sz w:val="18"/>
+              </w:rPr>
+              <w:t>US 25.0:</w:t>
+            </w:r>
+            <w:r>
+              <w:rPr>
+                <w:rFonts w:ascii="Segoe UI" w:hAnsi="Segoe UI"/>
+                <w:i w:val="0"/>
+                <w:color w:val="1E293B"/>
+                <w:sz w:val="18"/>
+              </w:rPr>
+              <w:t xml:space="preserve"> Đặt phòng qua Chatbot trợ lý ảo NLP</w:t>
+            </w:r>
+          </w:p>
+          <w:p>
+            <w:pPr>
+              <w:spacing w:before="20" w:after="20"/>
+            </w:pPr>
+            <w:r>
+              <w:rPr>
+                <w:rFonts w:ascii="Segoe UI" w:hAnsi="Segoe UI"/>
+                <w:i w:val="0"/>
+                <w:color w:val="1E293B"/>
+                <w:sz w:val="18"/>
+              </w:rPr>
+              <w:t xml:space="preserve">• </w:t>
+            </w:r>
+            <w:r>
+              <w:rPr>
+                <w:rFonts w:ascii="Segoe UI" w:hAnsi="Segoe UI"/>
+                <w:b/>
+                <w:color w:val="1E293B"/>
+                <w:sz w:val="18"/>
+              </w:rPr>
+              <w:t>US 26.0:</w:t>
+            </w:r>
+            <w:r>
+              <w:rPr>
+                <w:rFonts w:ascii="Segoe UI" w:hAnsi="Segoe UI"/>
+                <w:i w:val="0"/>
+                <w:color w:val="1E293B"/>
+                <w:sz w:val="18"/>
+              </w:rPr>
+              <w:t xml:space="preserve"> Gợi ý phòng họp tự động theo quy mô người tham dự</w:t>
+            </w:r>
+          </w:p>
+          <w:p>
+            <w:pPr>
+              <w:spacing w:before="20" w:after="20"/>
+            </w:pPr>
+            <w:r>
+              <w:rPr>
+                <w:rFonts w:ascii="Segoe UI" w:hAnsi="Segoe UI"/>
+                <w:i w:val="0"/>
+                <w:color w:val="1E293B"/>
+                <w:sz w:val="18"/>
+              </w:rPr>
+              <w:t xml:space="preserve">• </w:t>
+            </w:r>
+            <w:r>
+              <w:rPr>
+                <w:rFonts w:ascii="Segoe UI" w:hAnsi="Segoe UI"/>
+                <w:b/>
+                <w:color w:val="1E293B"/>
+                <w:sz w:val="18"/>
+              </w:rPr>
+              <w:t>US 27.0:</w:t>
+            </w:r>
+            <w:r>
+              <w:rPr>
+                <w:rFonts w:ascii="Segoe UI" w:hAnsi="Segoe UI"/>
+                <w:i w:val="0"/>
+                <w:color w:val="1E293B"/>
+                <w:sz w:val="18"/>
+              </w:rPr>
+              <w:t xml:space="preserve"> Check-in / Check-out phòng bằng mã QR Code (Auto-release sau 15p)</w:t>
+            </w:r>
+          </w:p>
+          <w:p>
+            <w:pPr>
+              <w:spacing w:before="20" w:after="20"/>
+            </w:pPr>
+            <w:r>
+              <w:rPr>
+                <w:rFonts w:ascii="Segoe UI" w:hAnsi="Segoe UI"/>
+                <w:i w:val="0"/>
+                <w:color w:val="1E293B"/>
+                <w:sz w:val="18"/>
+              </w:rPr>
+              <w:t xml:space="preserve">• </w:t>
+            </w:r>
+            <w:r>
+              <w:rPr>
+                <w:rFonts w:ascii="Segoe UI" w:hAnsi="Segoe UI"/>
+                <w:b/>
+                <w:color w:val="1E293B"/>
+                <w:sz w:val="18"/>
+              </w:rPr>
+              <w:t>US 28.0:</w:t>
+            </w:r>
+            <w:r>
+              <w:rPr>
+                <w:rFonts w:ascii="Segoe UI" w:hAnsi="Segoe UI"/>
+                <w:i w:val="0"/>
+                <w:color w:val="1E293B"/>
+                <w:sz w:val="18"/>
+              </w:rPr>
+              <w:t xml:space="preserve"> Tích hợp Webhook kết nối hệ thống nhân sự HRM / ERP</w:t>
             </w:r>
           </w:p>
         </w:tc>
         <w:tc>
           <w:tcPr>
-            <w:tcW w:type="dxa" w:w="3168"/>
+            <w:tcW w:type="dxa" w:w="2448"/>
             <w:tcMar>
-              <w:top w:w="120" w:type="dxa"/>
-              <w:bottom w:w="120" w:type="dxa"/>
-              <w:left w:w="150" w:type="dxa"/>
-              <w:right w:w="150" w:type="dxa"/>
+              <w:top w:w="70" w:type="dxa"/>
+              <w:bottom w:w="70" w:type="dxa"/>
+              <w:left w:w="90" w:type="dxa"/>
+              <w:right w:w="90" w:type="dxa"/>
             </w:tcMar>
+            <w:shd w:fill="F8FAFC"/>
           </w:tcPr>
           <w:p>
+            <w:pPr>
+              <w:spacing w:before="40" w:after="40" w:line="276" w:lineRule="auto"/>
+            </w:pPr>
             <w:r>
               <w:rPr>
-                <w:sz w:val="19"/>
+                <w:rFonts w:ascii="Segoe UI" w:hAnsi="Segoe UI"/>
+                <w:i w:val="0"/>
+                <w:color w:val="1E293B"/>
+                <w:sz w:val="18"/>
               </w:rPr>
-              <w:t>Smart Scheduler gợi ý giờ rảnh, Check-in/Check-out mã QR (auto-release sau 15p), Chatbot NLP đặt phòng, tích hợp HRM/ERP.</w:t>
+              <w:t>🔮 Định hướng phát triển tương lai sau học phần</w:t>
             </w:r>
           </w:p>
         </w:tc>
@@ -603,255 +2522,5142 @@
     </w:tbl>
     <w:p>
       <w:pPr>
-        <w:spacing w:after="280"/>
+        <w:spacing w:before="40" w:after="80"/>
       </w:pPr>
     </w:p>
     <w:p>
       <w:pPr>
-        <w:pStyle w:val="Heading1"/>
+        <w:spacing w:before="100" w:after="100"/>
       </w:pPr>
       <w:r>
-        <w:t>2. SPRINT 1: NỀN TẢNG ĐẶT LỊCH &amp; QUẢN LÝ PHÒNG HỌP</w:t>
+        <w:rPr>
+          <w:color w:val="CBD5E1"/>
+          <w:sz w:val="16"/>
+        </w:rPr>
+        <w:t>━━━━━━━━━━━━━━━━━━━━━━━━━━━━━━━━━━━━━━━━━━━━━━━━━━━━━━━━━━━━</w:t>
       </w:r>
     </w:p>
     <w:p>
       <w:pPr>
-        <w:pStyle w:val="Heading2"/>
+        <w:keepNext/>
+        <w:spacing w:before="260" w:after="80"/>
       </w:pPr>
       <w:r>
-        <w:t>2.1. Luồng tạo cuộc họp &amp; Cơ chế khóa dòng chống Race Condition</w:t>
+        <w:rPr>
+          <w:rFonts w:ascii="Segoe UI" w:hAnsi="Segoe UI"/>
+          <w:b/>
+          <w:color w:val="2563EB"/>
+          <w:sz w:val="26"/>
+        </w:rPr>
+        <w:t>2. TUẦN 1 — SPRINT 1: Nền Tảng Đặt Lịch &amp; Quản Lý Phòng Họp (Core Booking &amp; Rooms)</w:t>
       </w:r>
     </w:p>
+    <w:tbl>
+      <w:tblPr>
+        <w:tblW w:type="auto" w:w="0"/>
+        <w:jc w:val="center"/>
+        <w:tblLook w:firstColumn="1" w:firstRow="1" w:lastColumn="0" w:lastRow="0" w:noHBand="0" w:noVBand="1" w:val="04A0"/>
+      </w:tblPr>
+      <w:tblGrid>
+        <w:gridCol w:w="9792"/>
+      </w:tblGrid>
+      <w:tr>
+        <w:tc>
+          <w:tcPr>
+            <w:tcW w:type="dxa" w:w="9792"/>
+            <w:shd w:fill="EFF6FF"/>
+            <w:tcMar>
+              <w:top w:w="80" w:type="dxa"/>
+              <w:bottom w:w="80" w:type="dxa"/>
+              <w:left w:w="140" w:type="dxa"/>
+              <w:right w:w="140" w:type="dxa"/>
+            </w:tcMar>
+            <w:tcBorders>
+              <w:left w:val="single" w:sz="24" w:space="0" w:color="2563EB"/>
+              <w:top w:val="none"/>
+              <w:right w:val="none"/>
+              <w:bottom w:val="none"/>
+            </w:tcBorders>
+          </w:tcPr>
+          <w:p>
+            <w:pPr>
+              <w:spacing w:before="40" w:after="40"/>
+            </w:pPr>
+            <w:r>
+              <w:rPr>
+                <w:rFonts w:ascii="Segoe UI" w:hAnsi="Segoe UI"/>
+                <w:b/>
+                <w:color w:val="1D4ED8"/>
+                <w:sz w:val="20"/>
+              </w:rPr>
+              <w:t>Mục tiêu:</w:t>
+            </w:r>
+            <w:r>
+              <w:rPr>
+                <w:rFonts w:ascii="Segoe UI" w:hAnsi="Segoe UI"/>
+                <w:i/>
+                <w:color w:val="1D4ED8"/>
+                <w:sz w:val="20"/>
+              </w:rPr>
+              <w:t xml:space="preserve"> Xây dựng khung ứng dụng, CSDL 7 bảng, luồng đặt phòng cơ bản với cơ chế khóa dòng chống trùng lịch và chức năng quản lý danh mục phòng họp.</w:t>
+            </w:r>
+          </w:p>
+        </w:tc>
+      </w:tr>
+    </w:tbl>
     <w:p>
-      <w:r>
-        <w:t>Nghiệp vụ cốt lõi: Khi nhân viên gửi yêu cầu tạo cuộc họp, hệ thống kích hoạt Transaction và câu lệnh SELECT ... FOR UPDATE trên dòng phòng họp tương ứng. Nhờ đó, hai người cùng bấm đặt phòng vào cùng 1 phần nghìn giây sẽ được xếp hàng tuần tự. Yêu cầu đến sau quét Overlap và bị từ chối với HTTP 409 Conflict an toàn 100%.</w:t>
-      </w:r>
+      <w:pPr>
+        <w:spacing w:after="60"/>
+      </w:pPr>
     </w:p>
     <w:p>
       <w:pPr>
-        <w:pStyle w:val="Heading2"/>
+        <w:keepNext/>
+        <w:spacing w:before="180" w:after="60"/>
       </w:pPr>
       <w:r>
-        <w:t>2.2. Luồng tra cứu danh sách phòng trống theo khung giờ</w:t>
-      </w:r>
-    </w:p>
-    <w:p>
-      <w:r>
-        <w:t>Người dùng chọn Ngày, Giờ bắt đầu, Giờ kết thúc. Backend thực thi truy vấn Subquery loại trừ các phòng đã có bản ghi Confirmed trùng giờ: SELECT * FROM rooms WHERE Status = 'Active' AND RoomID NOT IN (SELECT RoomID FROM bookings ...).</w:t>
+        <w:rPr>
+          <w:rFonts w:ascii="Segoe UI" w:hAnsi="Segoe UI"/>
+          <w:b/>
+          <w:color w:val="0284C7"/>
+          <w:sz w:val="23"/>
+        </w:rPr>
+        <w:t>2.1. Luồng 1.1: Tạo cuộc họp &amp; Khóa phòng chống đặt trùng Race Condition</w:t>
       </w:r>
     </w:p>
     <w:p>
       <w:pPr>
-        <w:pStyle w:val="Heading2"/>
+        <w:spacing w:before="20" w:after="40" w:line="276" w:lineRule="auto"/>
+        <w:ind w:left="360"/>
       </w:pPr>
       <w:r>
-        <w:t>2.3. Luồng quản trị phòng họp (Admin CRUD Rooms)</w:t>
-      </w:r>
-    </w:p>
-    <w:p>
-      <w:r>
-        <w:t>Admin có quyền thêm phòng mới, cập nhật sức chứa và điều chỉnh trạng thái Active/Maintenance. Hệ thống ràng buộc không cho phép xóa phòng nếu phòng đó đang có các cuộc họp Confirmed trong tương lai.</w:t>
+        <w:rPr>
+          <w:rFonts w:ascii="Segoe UI" w:hAnsi="Segoe UI"/>
+          <w:b/>
+          <w:color w:val="2563EB"/>
+          <w:sz w:val="20"/>
+        </w:rPr>
+        <w:t xml:space="preserve">• </w:t>
+      </w:r>
+      <w:r>
+        <w:rPr>
+          <w:rFonts w:ascii="Segoe UI" w:hAnsi="Segoe UI"/>
+          <w:b/>
+          <w:color w:val="1E293B"/>
+          <w:sz w:val="20"/>
+        </w:rPr>
+        <w:t>User Story:</w:t>
+      </w:r>
+      <w:r>
+        <w:rPr>
+          <w:rFonts w:ascii="Segoe UI" w:hAnsi="Segoe UI"/>
+          <w:i w:val="0"/>
+          <w:color w:val="1E293B"/>
+          <w:sz w:val="20"/>
+        </w:rPr>
+        <w:t xml:space="preserve"> </w:t>
+      </w:r>
+      <w:r>
+        <w:rPr>
+          <w:rFonts w:ascii="Consolas" w:hAnsi="Consolas"/>
+          <w:color w:val="B91C1C"/>
+          <w:sz w:val="18"/>
+        </w:rPr>
+        <w:t>US 1.0</w:t>
+      </w:r>
+      <w:r>
+        <w:rPr>
+          <w:rFonts w:ascii="Segoe UI" w:hAnsi="Segoe UI"/>
+          <w:i w:val="0"/>
+          <w:color w:val="1E293B"/>
+          <w:sz w:val="20"/>
+        </w:rPr>
+        <w:t xml:space="preserve"> (Tạo lịch họp mới), </w:t>
+      </w:r>
+      <w:r>
+        <w:rPr>
+          <w:rFonts w:ascii="Consolas" w:hAnsi="Consolas"/>
+          <w:color w:val="B91C1C"/>
+          <w:sz w:val="18"/>
+        </w:rPr>
+        <w:t>US 8.0</w:t>
+      </w:r>
+      <w:r>
+        <w:rPr>
+          <w:rFonts w:ascii="Segoe UI" w:hAnsi="Segoe UI"/>
+          <w:i w:val="0"/>
+          <w:color w:val="1E293B"/>
+          <w:sz w:val="20"/>
+        </w:rPr>
+        <w:t xml:space="preserve"> (Đặt phòng theo khung giờ).</w:t>
       </w:r>
     </w:p>
     <w:p>
       <w:pPr>
-        <w:pStyle w:val="Heading1"/>
+        <w:spacing w:before="20" w:after="40" w:line="276" w:lineRule="auto"/>
+        <w:ind w:left="360"/>
       </w:pPr>
       <w:r>
-        <w:t>3. SPRINT 2: VÒNG ĐỜI, LẶP ĐỊNH KỲ &amp; ĐIỀU PHỐI THIẾT BỊ</w:t>
-      </w:r>
+        <w:rPr>
+          <w:rFonts w:ascii="Segoe UI" w:hAnsi="Segoe UI"/>
+          <w:b/>
+          <w:color w:val="2563EB"/>
+          <w:sz w:val="20"/>
+        </w:rPr>
+        <w:t xml:space="preserve">• </w:t>
+      </w:r>
+      <w:r>
+        <w:rPr>
+          <w:rFonts w:ascii="Segoe UI" w:hAnsi="Segoe UI"/>
+          <w:b/>
+          <w:color w:val="1E293B"/>
+          <w:sz w:val="20"/>
+        </w:rPr>
+        <w:t>Tác nhân:</w:t>
+      </w:r>
+      <w:r>
+        <w:rPr>
+          <w:rFonts w:ascii="Segoe UI" w:hAnsi="Segoe UI"/>
+          <w:i w:val="0"/>
+          <w:color w:val="1E293B"/>
+          <w:sz w:val="20"/>
+        </w:rPr>
+        <w:t xml:space="preserve"> Nhân viên (Employee / Organizer).</w:t>
+      </w:r>
+    </w:p>
+    <w:tbl>
+      <w:tblPr>
+        <w:tblW w:type="auto" w:w="0"/>
+        <w:jc w:val="center"/>
+        <w:tblLayout w:type="fixed"/>
+        <w:tblLook w:firstColumn="1" w:firstRow="1" w:lastColumn="0" w:lastRow="0" w:noHBand="0" w:noVBand="1" w:val="04A0"/>
+      </w:tblPr>
+      <w:tblGrid>
+        <w:gridCol w:w="9792"/>
+      </w:tblGrid>
+      <w:tr>
+        <w:tc>
+          <w:tcPr>
+            <w:tcW w:type="dxa" w:w="9792"/>
+            <w:shd w:fill="F1F5F9"/>
+            <w:tcMar>
+              <w:top w:w="100" w:type="dxa"/>
+              <w:bottom w:w="100" w:type="dxa"/>
+              <w:left w:w="150" w:type="dxa"/>
+              <w:right w:w="150" w:type="dxa"/>
+            </w:tcMar>
+          </w:tcPr>
+          <w:p>
+            <w:pPr>
+              <w:spacing w:before="40" w:after="40" w:line="276" w:lineRule="auto"/>
+            </w:pPr>
+            <w:r>
+              <w:rPr>
+                <w:rFonts w:ascii="Consolas" w:hAnsi="Consolas"/>
+                <w:color w:val="0F172A"/>
+                <w:sz w:val="18"/>
+              </w:rPr>
+              <w:t>sequenceDiagram</w:t>
+              <w:br/>
+              <w:t xml:space="preserve">    autonumber</w:t>
+              <w:br/>
+              <w:t xml:space="preserve">    actor User as Nhân viên</w:t>
+              <w:br/>
+              <w:t xml:space="preserve">    participant FE as Frontend (Modal Form)</w:t>
+              <w:br/>
+              <w:t xml:space="preserve">    participant BE as Backend (Express API)</w:t>
+              <w:br/>
+              <w:t xml:space="preserve">    participant DB as MySQL (Transaction)</w:t>
+              <w:br/>
+              <w:br/>
+              <w:t xml:space="preserve">    User-&gt;&gt;FE: Bấm "+ Tạo cuộc họp mới"</w:t>
+              <w:br/>
+              <w:t xml:space="preserve">    FE-&gt;&gt;FE: Điền ngày họp, giờ bắt đầu, giờ kết thúc, phòng họp</w:t>
+              <w:br/>
+              <w:t xml:space="preserve">    FE-&gt;&gt;FE: Live Duration Calculator tính giờ &amp; kiểm tra endTime &gt; startTime</w:t>
+              <w:br/>
+              <w:t xml:space="preserve">    User-&gt;&gt;FE: Bấm "Tạo cuộc họp"</w:t>
+              <w:br/>
+              <w:t xml:space="preserve">    FE-&gt;&gt;BE: POST /api/meetings (JSON payload)</w:t>
+              <w:br/>
+              <w:t xml:space="preserve">    BE-&gt;&gt;BE: validateMeetingMiddleware (rỗng, kiểu dữ liệu, chặn quá khứ, 5m-24h)</w:t>
+              <w:br/>
+              <w:t xml:space="preserve">    BE-&gt;&gt;DB: 1. beginTransaction()</w:t>
+              <w:br/>
+              <w:t xml:space="preserve">    BE-&gt;&gt;DB: 2. SELECT ... FROM rooms WHERE RoomID = ? FOR UPDATE (Khóa độc quyền)</w:t>
+              <w:br/>
+              <w:t xml:space="preserve">    BE-&gt;&gt;DB: 3. Quét Overlap: (StartTime &lt; ?) AND (EndTime &gt; ?) AND BookingStatus = 'Confirmed'</w:t>
+              <w:br/>
+              <w:t xml:space="preserve">    alt Bị trùng lịch (Overlap = true)</w:t>
+              <w:br/>
+              <w:t xml:space="preserve">        BE-&gt;&gt;DB: rollback()</w:t>
+              <w:br/>
+              <w:t xml:space="preserve">        BE--&gt;&gt;FE: HTTP 409 Conflict: "Phòng họp đã có người đặt trong khung giờ này"</w:t>
+              <w:br/>
+              <w:t xml:space="preserve">        FE--&gt;&gt;User: Báo lỗi xung đột lịch, giữ form để chọn giờ khác</w:t>
+              <w:br/>
+              <w:t xml:space="preserve">    else Phòng trống (Overlap = false)</w:t>
+              <w:br/>
+              <w:t xml:space="preserve">        BE-&gt;&gt;DB: 4. INSERT INTO meetings</w:t>
+              <w:br/>
+              <w:t xml:space="preserve">        BE-&gt;&gt;DB: 5. INSERT INTO bookings (Status = 'Confirmed')</w:t>
+              <w:br/>
+              <w:t xml:space="preserve">        BE-&gt;&gt;DB: 6. INSERT INTO meeting_participants &amp; booking_equipments</w:t>
+              <w:br/>
+              <w:t xml:space="preserve">        BE-&gt;&gt;DB: commit()</w:t>
+              <w:br/>
+              <w:t xml:space="preserve">        BE--&gt;&gt;FE: HTTP 201 Created kèm meetingId, bookingId</w:t>
+              <w:br/>
+              <w:t xml:space="preserve">        FE-&gt;&gt;FE: Hiển thị Success View Banner, cập nhật Bảng danh sách &amp; 3 thẻ KPI</w:t>
+              <w:br/>
+              <w:t xml:space="preserve">        FE--&gt;&gt;User: Thông báo thành công</w:t>
+              <w:br/>
+              <w:t xml:space="preserve">    end</w:t>
+            </w:r>
+          </w:p>
+        </w:tc>
+      </w:tr>
+    </w:tbl>
+    <w:p>
+      <w:pPr>
+        <w:spacing w:before="0" w:after="60"/>
+      </w:pPr>
     </w:p>
     <w:p>
       <w:pPr>
-        <w:pStyle w:val="Heading2"/>
+        <w:keepNext/>
+        <w:spacing w:before="180" w:after="60"/>
       </w:pPr>
       <w:r>
-        <w:t>3.1. Luồng Chỉnh sửa &amp; Hủy cuộc họp (Giải phóng phòng)</w:t>
-      </w:r>
-    </w:p>
-    <w:p>
-      <w:r>
-        <w:t>Người tổ chức có quyền sửa giờ họp (hệ thống quét lại Overlap trừ MeetingID hiện tại) hoặc hủy cuộc họp. Khi bấm Hủy, hệ thống chuyển BookingStatus = 'Cancelled', phòng họp và toàn bộ thiết bị kèm theo lập tức được giải phóng.</w:t>
+        <w:rPr>
+          <w:rFonts w:ascii="Segoe UI" w:hAnsi="Segoe UI"/>
+          <w:b/>
+          <w:color w:val="0284C7"/>
+          <w:sz w:val="23"/>
+        </w:rPr>
+        <w:t>2.2. Luồng 1.2: Tra cứu &amp; Lọc danh sách phòng họp trống theo thời gian thực</w:t>
       </w:r>
     </w:p>
     <w:p>
       <w:pPr>
-        <w:pStyle w:val="Heading2"/>
+        <w:spacing w:before="20" w:after="40" w:line="276" w:lineRule="auto"/>
+        <w:ind w:left="360"/>
       </w:pPr>
       <w:r>
-        <w:t>3.2. Luồng Cuộc họp định kỳ (IsRecurring - Tuần / Tháng)</w:t>
-      </w:r>
-    </w:p>
-    <w:p>
-      <w:r>
-        <w:t>Khi chọn họp định kỳ (ví dụ: lặp lại 8 tuần liên tiếp), Backend tính toán mảng 8 mốc thời gian và quét Overlap toàn bộ. Nếu cả 8 mốc đều trống: ghi 1 Meeting cha và 8 Bookings con. Nếu có mốc bị bận: trả về danh sách các ngày bị xung đột để người dùng đổi giờ.</w:t>
+        <w:rPr>
+          <w:rFonts w:ascii="Segoe UI" w:hAnsi="Segoe UI"/>
+          <w:b/>
+          <w:color w:val="2563EB"/>
+          <w:sz w:val="20"/>
+        </w:rPr>
+        <w:t xml:space="preserve">• </w:t>
+      </w:r>
+      <w:r>
+        <w:rPr>
+          <w:rFonts w:ascii="Segoe UI" w:hAnsi="Segoe UI"/>
+          <w:b/>
+          <w:color w:val="1E293B"/>
+          <w:sz w:val="20"/>
+        </w:rPr>
+        <w:t>User Story:</w:t>
+      </w:r>
+      <w:r>
+        <w:rPr>
+          <w:rFonts w:ascii="Segoe UI" w:hAnsi="Segoe UI"/>
+          <w:i w:val="0"/>
+          <w:color w:val="1E293B"/>
+          <w:sz w:val="20"/>
+        </w:rPr>
+        <w:t xml:space="preserve"> </w:t>
+      </w:r>
+      <w:r>
+        <w:rPr>
+          <w:rFonts w:ascii="Consolas" w:hAnsi="Consolas"/>
+          <w:color w:val="B91C1C"/>
+          <w:sz w:val="18"/>
+        </w:rPr>
+        <w:t>US 7.0</w:t>
+      </w:r>
+      <w:r>
+        <w:rPr>
+          <w:rFonts w:ascii="Segoe UI" w:hAnsi="Segoe UI"/>
+          <w:i w:val="0"/>
+          <w:color w:val="1E293B"/>
+          <w:sz w:val="20"/>
+        </w:rPr>
+        <w:t xml:space="preserve"> (Xem danh sách phòng trống), </w:t>
+      </w:r>
+      <w:r>
+        <w:rPr>
+          <w:rFonts w:ascii="Consolas" w:hAnsi="Consolas"/>
+          <w:color w:val="B91C1C"/>
+          <w:sz w:val="18"/>
+        </w:rPr>
+        <w:t>US 10.0</w:t>
+      </w:r>
+      <w:r>
+        <w:rPr>
+          <w:rFonts w:ascii="Segoe UI" w:hAnsi="Segoe UI"/>
+          <w:i w:val="0"/>
+          <w:color w:val="1E293B"/>
+          <w:sz w:val="20"/>
+        </w:rPr>
+        <w:t xml:space="preserve"> (Xem sức chứa).</w:t>
       </w:r>
     </w:p>
     <w:p>
       <w:pPr>
-        <w:pStyle w:val="Heading2"/>
+        <w:spacing w:before="20" w:after="40" w:line="276" w:lineRule="auto"/>
+        <w:ind w:left="360"/>
       </w:pPr>
       <w:r>
-        <w:t>3.3. Luồng Quản lý và Điều phối thiết bị hội nghị (Equipments)</w:t>
+        <w:rPr>
+          <w:rFonts w:ascii="Segoe UI" w:hAnsi="Segoe UI"/>
+          <w:b/>
+          <w:color w:val="2563EB"/>
+          <w:sz w:val="20"/>
+        </w:rPr>
+        <w:t xml:space="preserve">• </w:t>
+      </w:r>
+      <w:r>
+        <w:rPr>
+          <w:rFonts w:ascii="Segoe UI" w:hAnsi="Segoe UI"/>
+          <w:b/>
+          <w:color w:val="1E293B"/>
+          <w:sz w:val="20"/>
+        </w:rPr>
+        <w:t>Ý nghĩa:</w:t>
+      </w:r>
+      <w:r>
+        <w:rPr>
+          <w:rFonts w:ascii="Segoe UI" w:hAnsi="Segoe UI"/>
+          <w:i w:val="0"/>
+          <w:color w:val="1E293B"/>
+          <w:sz w:val="20"/>
+        </w:rPr>
+        <w:t xml:space="preserve"> Người dùng chọn khoảng thời gian cần họp (ví dụ: ngày mai từ 14:00 - 16:00), hệ thống chỉ trả về danh sách các phòng </w:t>
+      </w:r>
+      <w:r>
+        <w:rPr>
+          <w:rFonts w:ascii="Segoe UI" w:hAnsi="Segoe UI"/>
+          <w:b/>
+          <w:color w:val="1E293B"/>
+          <w:sz w:val="20"/>
+        </w:rPr>
+        <w:t>chưa có lịch đặt nào bị trùng</w:t>
+      </w:r>
+      <w:r>
+        <w:rPr>
+          <w:rFonts w:ascii="Segoe UI" w:hAnsi="Segoe UI"/>
+          <w:i w:val="0"/>
+          <w:color w:val="1E293B"/>
+          <w:sz w:val="20"/>
+        </w:rPr>
+        <w:t xml:space="preserve"> trong khung giờ đó.</w:t>
       </w:r>
     </w:p>
+    <w:tbl>
+      <w:tblPr>
+        <w:tblW w:type="auto" w:w="0"/>
+        <w:jc w:val="center"/>
+        <w:tblLayout w:type="fixed"/>
+        <w:tblLook w:firstColumn="1" w:firstRow="1" w:lastColumn="0" w:lastRow="0" w:noHBand="0" w:noVBand="1" w:val="04A0"/>
+      </w:tblPr>
+      <w:tblGrid>
+        <w:gridCol w:w="9792"/>
+      </w:tblGrid>
+      <w:tr>
+        <w:tc>
+          <w:tcPr>
+            <w:tcW w:type="dxa" w:w="9792"/>
+            <w:shd w:fill="F1F5F9"/>
+            <w:tcMar>
+              <w:top w:w="100" w:type="dxa"/>
+              <w:bottom w:w="100" w:type="dxa"/>
+              <w:left w:w="150" w:type="dxa"/>
+              <w:right w:w="150" w:type="dxa"/>
+            </w:tcMar>
+          </w:tcPr>
+          <w:p>
+            <w:pPr>
+              <w:spacing w:before="40" w:after="40" w:line="276" w:lineRule="auto"/>
+            </w:pPr>
+            <w:r>
+              <w:rPr>
+                <w:rFonts w:ascii="Consolas" w:hAnsi="Consolas"/>
+                <w:color w:val="0F172A"/>
+                <w:sz w:val="18"/>
+              </w:rPr>
+              <w:t>graph TD</w:t>
+              <w:br/>
+              <w:t xml:space="preserve">    A[Người dùng chọn Ngày, Giờ bắt đầu, Giờ kết thúc] --&gt; B[Gửi GET /api/rooms/available?date=...&amp;startTime=...&amp;endTime=...]</w:t>
+              <w:br/>
+              <w:t xml:space="preserve">    B --&gt; C[Backend truy vấn bảng Rooms WHERE Status = 'Active']</w:t>
+              <w:br/>
+              <w:t xml:space="preserve">    C --&gt; D[Loại trừ các phòng có Booking bị trùng khung giờ]</w:t>
+              <w:br/>
+              <w:t xml:space="preserve">    D --&gt; E[Truy vấn SQL Sub-query NOT IN]</w:t>
+              <w:br/>
+              <w:t xml:space="preserve">    E --&gt; F[Trả về mảng danh sách phòng kèm Sức chứa, Ảnh, Tiện ích]</w:t>
+              <w:br/>
+              <w:t xml:space="preserve">    F --&gt; G[Frontend render danh sách phòng trống kèm badge sức chứa]</w:t>
+            </w:r>
+          </w:p>
+        </w:tc>
+      </w:tr>
+    </w:tbl>
     <w:p>
-      <w:r>
-        <w:t>Người dùng có thể tích chọn Máy chiếu Full HD, TV 75", Micro &amp; Loa, Bảng trắng khi đặt phòng. Hệ thống kiểm tra trạng thái thiết bị theo thời gian thực và ghi nhận vào bảng liên kết Booking_Equipments.</w:t>
-      </w:r>
+      <w:pPr>
+        <w:spacing w:before="0" w:after="60"/>
+      </w:pPr>
     </w:p>
     <w:p>
       <w:pPr>
-        <w:pStyle w:val="Heading1"/>
+        <w:spacing w:before="20" w:after="40" w:line="276" w:lineRule="auto"/>
+        <w:ind w:left="360"/>
       </w:pPr>
       <w:r>
-        <w:t>4. SPRINT 3: NGƯỜI DÙNG, PHÂN QUYỀN RBAC &amp; LỜI MỜI HỌP</w:t>
-      </w:r>
+        <w:rPr>
+          <w:rFonts w:ascii="Segoe UI" w:hAnsi="Segoe UI"/>
+          <w:b/>
+          <w:color w:val="2563EB"/>
+          <w:sz w:val="20"/>
+        </w:rPr>
+        <w:t xml:space="preserve">• </w:t>
+      </w:r>
+      <w:r>
+        <w:rPr>
+          <w:rFonts w:ascii="Segoe UI" w:hAnsi="Segoe UI"/>
+          <w:b/>
+          <w:color w:val="1E293B"/>
+          <w:sz w:val="20"/>
+        </w:rPr>
+        <w:t>Truy vấn SQL Backend chuẩn:</w:t>
+      </w:r>
+    </w:p>
+    <w:tbl>
+      <w:tblPr>
+        <w:tblW w:type="auto" w:w="0"/>
+        <w:jc w:val="center"/>
+        <w:tblLayout w:type="fixed"/>
+        <w:tblLook w:firstColumn="1" w:firstRow="1" w:lastColumn="0" w:lastRow="0" w:noHBand="0" w:noVBand="1" w:val="04A0"/>
+      </w:tblPr>
+      <w:tblGrid>
+        <w:gridCol w:w="9792"/>
+      </w:tblGrid>
+      <w:tr>
+        <w:tc>
+          <w:tcPr>
+            <w:tcW w:type="dxa" w:w="9792"/>
+            <w:shd w:fill="F1F5F9"/>
+            <w:tcMar>
+              <w:top w:w="100" w:type="dxa"/>
+              <w:bottom w:w="100" w:type="dxa"/>
+              <w:left w:w="150" w:type="dxa"/>
+              <w:right w:w="150" w:type="dxa"/>
+            </w:tcMar>
+          </w:tcPr>
+          <w:p>
+            <w:pPr>
+              <w:spacing w:before="40" w:after="40" w:line="276" w:lineRule="auto"/>
+            </w:pPr>
+            <w:r>
+              <w:rPr>
+                <w:rFonts w:ascii="Consolas" w:hAnsi="Consolas"/>
+                <w:color w:val="0F172A"/>
+                <w:sz w:val="18"/>
+              </w:rPr>
+              <w:t>SELECT r.RoomID, r.RoomName, r.Capacity, r.Status, r.QRCode</w:t>
+              <w:br/>
+              <w:t>FROM rooms r</w:t>
+              <w:br/>
+              <w:t>WHERE r.Status = 'Active'</w:t>
+              <w:br/>
+              <w:t xml:space="preserve">  AND r.RoomID NOT IN (</w:t>
+              <w:br/>
+              <w:t xml:space="preserve">      SELECT b.RoomID</w:t>
+              <w:br/>
+              <w:t xml:space="preserve">      FROM bookings b</w:t>
+              <w:br/>
+              <w:t xml:space="preserve">      JOIN meetings m ON b.MeetingID = m.MeetingID</w:t>
+              <w:br/>
+              <w:t xml:space="preserve">      WHERE b.BookingStatus = 'Confirmed'</w:t>
+              <w:br/>
+              <w:t xml:space="preserve">        AND m.StartTime &lt; ? AND m.EndTime &gt; ?</w:t>
+              <w:br/>
+              <w:t xml:space="preserve">  );</w:t>
+            </w:r>
+          </w:p>
+        </w:tc>
+      </w:tr>
+    </w:tbl>
+    <w:p>
+      <w:pPr>
+        <w:spacing w:before="0" w:after="60"/>
+      </w:pPr>
     </w:p>
     <w:p>
       <w:pPr>
-        <w:pStyle w:val="Heading2"/>
+        <w:keepNext/>
+        <w:spacing w:before="180" w:after="60"/>
       </w:pPr>
       <w:r>
-        <w:t>4.1. Phân quyền người dùng (Role-Based Access Control)</w:t>
-      </w:r>
-    </w:p>
-    <w:p>
-      <w:r>
-        <w:t>Hệ thống phân chia 3 vai trò: Admin (toàn quyền quản trị), Organizer (quyền đặt lịch, mời họp, sửa/hủy phiên của mình) và Attendee (chỉ xem lịch và phản hồi tham gia). Phòng VIP có cờ giới hạn quyền hạn chỉ cấp Quản lý trở lên mới được đặt.</w:t>
+        <w:rPr>
+          <w:rFonts w:ascii="Segoe UI" w:hAnsi="Segoe UI"/>
+          <w:b/>
+          <w:color w:val="0284C7"/>
+          <w:sz w:val="23"/>
+        </w:rPr>
+        <w:t>2.3. Luồng 1.3: Quản trị danh mục phòng họp phía Admin (CRUD Rooms)</w:t>
       </w:r>
     </w:p>
     <w:p>
       <w:pPr>
-        <w:pStyle w:val="Heading2"/>
+        <w:spacing w:before="20" w:after="40" w:line="276" w:lineRule="auto"/>
+        <w:ind w:left="360"/>
       </w:pPr>
       <w:r>
-        <w:t>4.2. Luồng Mời người tham dự &amp; Phản hồi lời mời (Accept / Decline)</w:t>
-      </w:r>
-    </w:p>
-    <w:p>
-      <w:r>
-        <w:t>Người tổ chức chọn danh sách người tham dự. Hệ thống ghi vào bảng Meeting_Participants với trạng thái 'Pending'. Người được mời nhận thông báo và có thể bấm 'Chấp nhận' hoặc 'Từ chối'. Trạng thái được cập nhật trực quan trên modal chi tiết cuộc họp.</w:t>
+        <w:rPr>
+          <w:rFonts w:ascii="Segoe UI" w:hAnsi="Segoe UI"/>
+          <w:b/>
+          <w:color w:val="2563EB"/>
+          <w:sz w:val="20"/>
+        </w:rPr>
+        <w:t xml:space="preserve">• </w:t>
+      </w:r>
+      <w:r>
+        <w:rPr>
+          <w:rFonts w:ascii="Segoe UI" w:hAnsi="Segoe UI"/>
+          <w:b/>
+          <w:color w:val="1E293B"/>
+          <w:sz w:val="20"/>
+        </w:rPr>
+        <w:t>User Story:</w:t>
+      </w:r>
+      <w:r>
+        <w:rPr>
+          <w:rFonts w:ascii="Segoe UI" w:hAnsi="Segoe UI"/>
+          <w:i w:val="0"/>
+          <w:color w:val="1E293B"/>
+          <w:sz w:val="20"/>
+        </w:rPr>
+        <w:t xml:space="preserve"> </w:t>
+      </w:r>
+      <w:r>
+        <w:rPr>
+          <w:rFonts w:ascii="Consolas" w:hAnsi="Consolas"/>
+          <w:color w:val="B91C1C"/>
+          <w:sz w:val="18"/>
+        </w:rPr>
+        <w:t>US 11.0</w:t>
+      </w:r>
+      <w:r>
+        <w:rPr>
+          <w:rFonts w:ascii="Segoe UI" w:hAnsi="Segoe UI"/>
+          <w:i w:val="0"/>
+          <w:color w:val="1E293B"/>
+          <w:sz w:val="20"/>
+        </w:rPr>
+        <w:t xml:space="preserve"> (Quản trị phòng: Thêm, sửa, xóa phòng họp).</w:t>
       </w:r>
     </w:p>
     <w:p>
       <w:pPr>
-        <w:pStyle w:val="Heading1"/>
+        <w:spacing w:before="20" w:after="40" w:line="276" w:lineRule="auto"/>
+        <w:ind w:left="360"/>
       </w:pPr>
       <w:r>
-        <w:t>5. SPRINT 4: ĐỒNG BỘ LỊCH CÁ NHÂN &amp; THỐNG KÊ BÁO CÁO</w:t>
+        <w:rPr>
+          <w:rFonts w:ascii="Segoe UI" w:hAnsi="Segoe UI"/>
+          <w:b/>
+          <w:color w:val="2563EB"/>
+          <w:sz w:val="20"/>
+        </w:rPr>
+        <w:t xml:space="preserve">• </w:t>
+      </w:r>
+      <w:r>
+        <w:rPr>
+          <w:rFonts w:ascii="Segoe UI" w:hAnsi="Segoe UI"/>
+          <w:b/>
+          <w:color w:val="1E293B"/>
+          <w:sz w:val="20"/>
+        </w:rPr>
+        <w:t>Tác nhân:</w:t>
+      </w:r>
+      <w:r>
+        <w:rPr>
+          <w:rFonts w:ascii="Segoe UI" w:hAnsi="Segoe UI"/>
+          <w:i w:val="0"/>
+          <w:color w:val="1E293B"/>
+          <w:sz w:val="20"/>
+        </w:rPr>
+        <w:t xml:space="preserve"> Quản trị viên (Admin).</w:t>
       </w:r>
     </w:p>
     <w:p>
       <w:pPr>
-        <w:pStyle w:val="Heading2"/>
+        <w:spacing w:before="20" w:after="40" w:line="276" w:lineRule="auto"/>
+        <w:ind w:left="360"/>
       </w:pPr>
       <w:r>
-        <w:t>5.1. Đồng bộ Google Calendar &amp; Microsoft Outlook</w:t>
-      </w:r>
-    </w:p>
-    <w:p>
-      <w:r>
-        <w:t>Tích hợp chuẩn iCalendar (.ics) và OAuth2 API cho phép tự động đồng bộ cuộc họp vào lịch cá nhân trên điện thoại và máy tính của nhân viên ngay khi cuộc họp được xác nhận.</w:t>
+        <w:rPr>
+          <w:rFonts w:ascii="Segoe UI" w:hAnsi="Segoe UI"/>
+          <w:b/>
+          <w:color w:val="2563EB"/>
+          <w:sz w:val="20"/>
+        </w:rPr>
+        <w:t xml:space="preserve">• </w:t>
+      </w:r>
+      <w:r>
+        <w:rPr>
+          <w:rFonts w:ascii="Segoe UI" w:hAnsi="Segoe UI"/>
+          <w:b/>
+          <w:color w:val="1E293B"/>
+          <w:sz w:val="20"/>
+        </w:rPr>
+        <w:t>Quy tắc nghiệp vụ:</w:t>
       </w:r>
     </w:p>
     <w:p>
       <w:pPr>
-        <w:pStyle w:val="Heading2"/>
+        <w:spacing w:before="20" w:after="40" w:line="276" w:lineRule="auto"/>
+        <w:ind w:left="720"/>
       </w:pPr>
       <w:r>
-        <w:t>5.2. Thông báo nhắc hẹn tự động trước giờ họp</w:t>
-      </w:r>
-    </w:p>
-    <w:p>
-      <w:r>
-        <w:t>Hệ thống chạy background worker tự động quét các cuộc họp sắp diễn ra trước 15-30 phút để bắn Email hoặc Push Notification nhắc nhở người tham dự chuẩn bị, giảm thiểu tình trạng trễ họp hoặc vắng mặt không lý do.</w:t>
+        <w:rPr>
+          <w:rFonts w:ascii="Segoe UI" w:hAnsi="Segoe UI"/>
+          <w:b/>
+          <w:color w:val="2563EB"/>
+          <w:sz w:val="20"/>
+        </w:rPr>
+        <w:t xml:space="preserve">• </w:t>
+      </w:r>
+      <w:r>
+        <w:rPr>
+          <w:rFonts w:ascii="Segoe UI" w:hAnsi="Segoe UI"/>
+          <w:i w:val="0"/>
+          <w:color w:val="1E293B"/>
+          <w:sz w:val="20"/>
+        </w:rPr>
+        <w:t xml:space="preserve">Không cho phép xóa phòng họp nếu phòng đó đang có các cuộc họp </w:t>
+      </w:r>
+      <w:r>
+        <w:rPr>
+          <w:rFonts w:ascii="Consolas" w:hAnsi="Consolas"/>
+          <w:color w:val="B91C1C"/>
+          <w:sz w:val="18"/>
+        </w:rPr>
+        <w:t>Confirmed</w:t>
+      </w:r>
+      <w:r>
+        <w:rPr>
+          <w:rFonts w:ascii="Segoe UI" w:hAnsi="Segoe UI"/>
+          <w:i w:val="0"/>
+          <w:color w:val="1E293B"/>
+          <w:sz w:val="20"/>
+        </w:rPr>
+        <w:t xml:space="preserve"> sắp diễn ra trong tương lai (Ràng buộc toàn vẹn dữ liệu). Chỉ cho phép chuyển trạng thái sang </w:t>
+      </w:r>
+      <w:r>
+        <w:rPr>
+          <w:rFonts w:ascii="Consolas" w:hAnsi="Consolas"/>
+          <w:color w:val="B91C1C"/>
+          <w:sz w:val="18"/>
+        </w:rPr>
+        <w:t>Maintenance</w:t>
+      </w:r>
+      <w:r>
+        <w:rPr>
+          <w:rFonts w:ascii="Segoe UI" w:hAnsi="Segoe UI"/>
+          <w:i w:val="0"/>
+          <w:color w:val="1E293B"/>
+          <w:sz w:val="20"/>
+        </w:rPr>
+        <w:t xml:space="preserve"> (Bảo trì) hoặc </w:t>
+      </w:r>
+      <w:r>
+        <w:rPr>
+          <w:rFonts w:ascii="Consolas" w:hAnsi="Consolas"/>
+          <w:color w:val="B91C1C"/>
+          <w:sz w:val="18"/>
+        </w:rPr>
+        <w:t>Inactive</w:t>
+      </w:r>
+      <w:r>
+        <w:rPr>
+          <w:rFonts w:ascii="Segoe UI" w:hAnsi="Segoe UI"/>
+          <w:i w:val="0"/>
+          <w:color w:val="1E293B"/>
+          <w:sz w:val="20"/>
+        </w:rPr>
+        <w:t>.</w:t>
       </w:r>
     </w:p>
     <w:p>
       <w:pPr>
-        <w:pStyle w:val="Heading2"/>
+        <w:spacing w:before="20" w:after="40" w:line="276" w:lineRule="auto"/>
+        <w:ind w:left="720"/>
       </w:pPr>
       <w:r>
-        <w:t>5.3. Báo cáo thống kê hiệu suất &amp; Tỷ lệ hủy họp</w:t>
-      </w:r>
-    </w:p>
-    <w:p>
-      <w:r>
-        <w:t>Cung cấp Dashboard đo lường công suất sử dụng phòng (Room Utilization Rate), thống kê số lượng cuộc họp bị hủy và xuất dữ liệu ra file Excel hoặc PDF gửi Ban Giám Đốc.</w:t>
+        <w:rPr>
+          <w:rFonts w:ascii="Segoe UI" w:hAnsi="Segoe UI"/>
+          <w:b/>
+          <w:color w:val="2563EB"/>
+          <w:sz w:val="20"/>
+        </w:rPr>
+        <w:t xml:space="preserve">• </w:t>
+      </w:r>
+      <w:r>
+        <w:rPr>
+          <w:rFonts w:ascii="Segoe UI" w:hAnsi="Segoe UI"/>
+          <w:i w:val="0"/>
+          <w:color w:val="1E293B"/>
+          <w:sz w:val="20"/>
+        </w:rPr>
+        <w:t>Kiểm tra tên phòng không được trùng lặp. Sức chứa phải là số nguyên dương $&gt; 0$.</w:t>
       </w:r>
     </w:p>
     <w:p>
       <w:pPr>
-        <w:pStyle w:val="Heading1"/>
+        <w:spacing w:before="100" w:after="100"/>
       </w:pPr>
       <w:r>
-        <w:t>6. SPRINT 5: TÍNH NĂNG NÂNG CAO, AI GỢI Ý &amp; CHECK-IN QR</w:t>
+        <w:rPr>
+          <w:color w:val="CBD5E1"/>
+          <w:sz w:val="16"/>
+        </w:rPr>
+        <w:t>━━━━━━━━━━━━━━━━━━━━━━━━━━━━━━━━━━━━━━━━━━━━━━━━━━━━━━━━━━━━</w:t>
       </w:r>
     </w:p>
     <w:p>
       <w:pPr>
-        <w:pStyle w:val="Heading2"/>
+        <w:keepNext/>
+        <w:spacing w:before="260" w:after="80"/>
       </w:pPr>
       <w:r>
-        <w:t>6.1. Smart Scheduler (Thuật toán gợi ý khung giờ rảnh chung)</w:t>
+        <w:rPr>
+          <w:rFonts w:ascii="Segoe UI" w:hAnsi="Segoe UI"/>
+          <w:b/>
+          <w:color w:val="2563EB"/>
+          <w:sz w:val="26"/>
+        </w:rPr>
+        <w:t>3. TUẦN 2 — SPRINT 2: Vòng Đời Cuộc Họp, Lặp Định Kỳ &amp; Điều Phối Thiết Bị (Lifecycle &amp; Resources)</w:t>
       </w:r>
     </w:p>
+    <w:tbl>
+      <w:tblPr>
+        <w:tblW w:type="auto" w:w="0"/>
+        <w:jc w:val="center"/>
+        <w:tblLook w:firstColumn="1" w:firstRow="1" w:lastColumn="0" w:lastRow="0" w:noHBand="0" w:noVBand="1" w:val="04A0"/>
+      </w:tblPr>
+      <w:tblGrid>
+        <w:gridCol w:w="9792"/>
+      </w:tblGrid>
+      <w:tr>
+        <w:tc>
+          <w:tcPr>
+            <w:tcW w:type="dxa" w:w="9792"/>
+            <w:shd w:fill="EFF6FF"/>
+            <w:tcMar>
+              <w:top w:w="80" w:type="dxa"/>
+              <w:bottom w:w="80" w:type="dxa"/>
+              <w:left w:w="140" w:type="dxa"/>
+              <w:right w:w="140" w:type="dxa"/>
+            </w:tcMar>
+            <w:tcBorders>
+              <w:left w:val="single" w:sz="24" w:space="0" w:color="2563EB"/>
+              <w:top w:val="none"/>
+              <w:right w:val="none"/>
+              <w:bottom w:val="none"/>
+            </w:tcBorders>
+          </w:tcPr>
+          <w:p>
+            <w:pPr>
+              <w:spacing w:before="40" w:after="40"/>
+            </w:pPr>
+            <w:r>
+              <w:rPr>
+                <w:rFonts w:ascii="Segoe UI" w:hAnsi="Segoe UI"/>
+                <w:b/>
+                <w:color w:val="1D4ED8"/>
+                <w:sz w:val="20"/>
+              </w:rPr>
+              <w:t>Mục tiêu:</w:t>
+            </w:r>
+            <w:r>
+              <w:rPr>
+                <w:rFonts w:ascii="Segoe UI" w:hAnsi="Segoe UI"/>
+                <w:i/>
+                <w:color w:val="1D4ED8"/>
+                <w:sz w:val="20"/>
+              </w:rPr>
+              <w:t xml:space="preserve"> Cho phép chỉnh sửa/hủy lịch họp, tự động sinh chuỗi lịch họp lặp định kỳ, quản lý danh mục và điều phối thiết bị kèm theo.</w:t>
+            </w:r>
+          </w:p>
+        </w:tc>
+      </w:tr>
+    </w:tbl>
     <w:p>
-      <w:r>
-        <w:t>Người dùng chọn danh sách người cần họp, hệ thống tự động quét lịch trống của tất cả các thành viên và tìm ra top 3 khung giờ vàng mà mọi người đều rảnh kèm phòng họp phù hợp nhất.</w:t>
-      </w:r>
+      <w:pPr>
+        <w:spacing w:after="60"/>
+      </w:pPr>
     </w:p>
     <w:p>
       <w:pPr>
-        <w:pStyle w:val="Heading2"/>
+        <w:keepNext/>
+        <w:spacing w:before="180" w:after="60"/>
       </w:pPr>
       <w:r>
-        <w:t>6.2. Check-in / Check-out QR Code tại cửa phòng (Auto-release sau 15p)</w:t>
-      </w:r>
-    </w:p>
-    <w:p>
-      <w:r>
-        <w:t>Mỗi phòng họp có mã QR Code. Người tổ chức quét mã khi vào phòng để kích hoạt trạng thái In-Progress. Nếu sau 15 phút từ giờ bắt đầu không có ai quét mã check-in, hệ thống tự động hủy cuộc họp và giải phóng phòng cho người khác.</w:t>
+        <w:rPr>
+          <w:rFonts w:ascii="Segoe UI" w:hAnsi="Segoe UI"/>
+          <w:b/>
+          <w:color w:val="0284C7"/>
+          <w:sz w:val="23"/>
+        </w:rPr>
+        <w:t>3.1. Luồng 2.1: Chỉnh sửa &amp; Hủy cuộc họp (Giải phóng phòng họp)</w:t>
       </w:r>
     </w:p>
     <w:p>
       <w:pPr>
-        <w:pStyle w:val="Heading2"/>
+        <w:spacing w:before="20" w:after="40" w:line="276" w:lineRule="auto"/>
+        <w:ind w:left="360"/>
       </w:pPr>
       <w:r>
-        <w:t>6.3. Trợ lý ảo Chatbot NLP &amp; Tích hợp HRM/ERP</w:t>
+        <w:rPr>
+          <w:rFonts w:ascii="Segoe UI" w:hAnsi="Segoe UI"/>
+          <w:b/>
+          <w:color w:val="2563EB"/>
+          <w:sz w:val="20"/>
+        </w:rPr>
+        <w:t xml:space="preserve">• </w:t>
+      </w:r>
+      <w:r>
+        <w:rPr>
+          <w:rFonts w:ascii="Segoe UI" w:hAnsi="Segoe UI"/>
+          <w:b/>
+          <w:color w:val="1E293B"/>
+          <w:sz w:val="20"/>
+        </w:rPr>
+        <w:t>User Story:</w:t>
+      </w:r>
+      <w:r>
+        <w:rPr>
+          <w:rFonts w:ascii="Segoe UI" w:hAnsi="Segoe UI"/>
+          <w:i w:val="0"/>
+          <w:color w:val="1E293B"/>
+          <w:sz w:val="20"/>
+        </w:rPr>
+        <w:t xml:space="preserve"> </w:t>
+      </w:r>
+      <w:r>
+        <w:rPr>
+          <w:rFonts w:ascii="Consolas" w:hAnsi="Consolas"/>
+          <w:color w:val="B91C1C"/>
+          <w:sz w:val="18"/>
+        </w:rPr>
+        <w:t>US 2.0</w:t>
+      </w:r>
+      <w:r>
+        <w:rPr>
+          <w:rFonts w:ascii="Segoe UI" w:hAnsi="Segoe UI"/>
+          <w:i w:val="0"/>
+          <w:color w:val="1E293B"/>
+          <w:sz w:val="20"/>
+        </w:rPr>
+        <w:t xml:space="preserve"> (Chỉnh sửa hoặc hủy lịch họp), </w:t>
+      </w:r>
+      <w:r>
+        <w:rPr>
+          <w:rFonts w:ascii="Consolas" w:hAnsi="Consolas"/>
+          <w:color w:val="B91C1C"/>
+          <w:sz w:val="18"/>
+        </w:rPr>
+        <w:t>US 9.0</w:t>
+      </w:r>
+      <w:r>
+        <w:rPr>
+          <w:rFonts w:ascii="Segoe UI" w:hAnsi="Segoe UI"/>
+          <w:i w:val="0"/>
+          <w:color w:val="1E293B"/>
+          <w:sz w:val="20"/>
+        </w:rPr>
+        <w:t xml:space="preserve"> (Hủy phòng để giải phóng tài nguyên).</w:t>
       </w:r>
     </w:p>
+    <w:tbl>
+      <w:tblPr>
+        <w:tblW w:type="auto" w:w="0"/>
+        <w:jc w:val="center"/>
+        <w:tblLayout w:type="fixed"/>
+        <w:tblLook w:firstColumn="1" w:firstRow="1" w:lastColumn="0" w:lastRow="0" w:noHBand="0" w:noVBand="1" w:val="04A0"/>
+      </w:tblPr>
+      <w:tblGrid>
+        <w:gridCol w:w="9792"/>
+      </w:tblGrid>
+      <w:tr>
+        <w:tc>
+          <w:tcPr>
+            <w:tcW w:type="dxa" w:w="9792"/>
+            <w:shd w:fill="F1F5F9"/>
+            <w:tcMar>
+              <w:top w:w="100" w:type="dxa"/>
+              <w:bottom w:w="100" w:type="dxa"/>
+              <w:left w:w="150" w:type="dxa"/>
+              <w:right w:w="150" w:type="dxa"/>
+            </w:tcMar>
+          </w:tcPr>
+          <w:p>
+            <w:pPr>
+              <w:spacing w:before="40" w:after="40" w:line="276" w:lineRule="auto"/>
+            </w:pPr>
+            <w:r>
+              <w:rPr>
+                <w:rFonts w:ascii="Consolas" w:hAnsi="Consolas"/>
+                <w:color w:val="0F172A"/>
+                <w:sz w:val="18"/>
+              </w:rPr>
+              <w:t>sequenceDiagram</w:t>
+              <w:br/>
+              <w:t xml:space="preserve">    autonumber</w:t>
+              <w:br/>
+              <w:t xml:space="preserve">    actor User as Người tổ chức (Organizer)</w:t>
+              <w:br/>
+              <w:t xml:space="preserve">    participant FE as Frontend Client</w:t>
+              <w:br/>
+              <w:t xml:space="preserve">    participant BE as Backend API</w:t>
+              <w:br/>
+              <w:t xml:space="preserve">    participant DB as MySQL Database</w:t>
+              <w:br/>
+              <w:br/>
+              <w:t xml:space="preserve">    alt Chỉnh sửa thời gian cuộc họp</w:t>
+              <w:br/>
+              <w:t xml:space="preserve">        User-&gt;&gt;FE: Bấm "Chỉnh sửa" cuộc họp</w:t>
+              <w:br/>
+              <w:t xml:space="preserve">        FE-&gt;&gt;FE: Mở modal Form, prefill toàn bộ thông tin cũ</w:t>
+              <w:br/>
+              <w:t xml:space="preserve">        User-&gt;&gt;FE: Đổi khung giờ mới -&gt; Bấm "Cập nhật"</w:t>
+              <w:br/>
+              <w:t xml:space="preserve">        FE-&gt;&gt;BE: PUT /api/meetings/:id (Dữ liệu mới)</w:t>
+              <w:br/>
+              <w:t xml:space="preserve">        BE-&gt;&gt;DB: Khóa phòng, kiểm tra Overlap (Loại trừ chính MeetingID hiện tại)</w:t>
+              <w:br/>
+              <w:t xml:space="preserve">        alt Bị trùng lịch mới</w:t>
+              <w:br/>
+              <w:t xml:space="preserve">            BE--&gt;&gt;FE: HTTP 409 Conflict</w:t>
+              <w:br/>
+              <w:t xml:space="preserve">        else Hợp lệ</w:t>
+              <w:br/>
+              <w:t xml:space="preserve">            BE-&gt;&gt;DB: UPDATE meetings &amp; bookings -&gt; commit()</w:t>
+              <w:br/>
+              <w:t xml:space="preserve">            BE--&gt;&gt;FE: HTTP 200 OK</w:t>
+              <w:br/>
+              <w:t xml:space="preserve">            FE-&gt;&gt;FE: Cập nhật lại lịch và toast thông báo</w:t>
+              <w:br/>
+              <w:t xml:space="preserve">        end</w:t>
+              <w:br/>
+              <w:t xml:space="preserve">    else Hủy cuộc họp</w:t>
+              <w:br/>
+              <w:t xml:space="preserve">        User-&gt;&gt;FE: Bấm "Xóa / Hủy cuộc họp"</w:t>
+              <w:br/>
+              <w:t xml:space="preserve">        FE--&gt;&gt;User: Hộp thoại xác nhận: "Bạn có chắc chắn muốn hủy cuộc họp này?"</w:t>
+              <w:br/>
+              <w:t xml:space="preserve">        User-&gt;&gt;FE: Xác nhận "Đồng ý"</w:t>
+              <w:br/>
+              <w:t xml:space="preserve">        FE-&gt;&gt;BE: DELETE /api/meetings/:id (hoặc PATCH status='cancelled')</w:t>
+              <w:br/>
+              <w:t xml:space="preserve">        BE-&gt;&gt;DB: UPDATE bookings SET BookingStatus = 'Cancelled' WHERE MeetingID = ?</w:t>
+              <w:br/>
+              <w:t xml:space="preserve">        BE-&gt;&gt;DB: UPDATE meeting_participants SET ResponseStatus = 'Cancelled'</w:t>
+              <w:br/>
+              <w:t xml:space="preserve">        BE--&gt;&gt;FE: HTTP 200 OK</w:t>
+              <w:br/>
+              <w:t xml:space="preserve">        FE-&gt;&gt;FE: Đổi badge sang "Đã hủy", giải phóng phòng trên bảng lịch</w:t>
+              <w:br/>
+              <w:t xml:space="preserve">    end</w:t>
+            </w:r>
+          </w:p>
+        </w:tc>
+      </w:tr>
+    </w:tbl>
     <w:p>
-      <w:r>
-        <w:t>Nhân viên có thể nhắn tin cho Chatbot: 'Đặt cho tôi phòng họp 10 người chiều mai lúc 14h'. Chatbot tự động bóc tách thực thể (Intent, Date, Time, Capacity) và đặt phòng tức thì. Đồng thời Webhook đồng bộ cơ cấu nhân sự từ HRM/ERP.</w:t>
-      </w:r>
+      <w:pPr>
+        <w:spacing w:before="0" w:after="60"/>
+      </w:pPr>
     </w:p>
     <w:p>
       <w:pPr>
-        <w:pStyle w:val="Heading1"/>
+        <w:keepNext/>
+        <w:spacing w:before="180" w:after="60"/>
       </w:pPr>
       <w:r>
-        <w:t>7. CẨM NĂNG CHO CODER KHI PROMPT LÀM VIỆC VỚI AI</w:t>
+        <w:rPr>
+          <w:rFonts w:ascii="Segoe UI" w:hAnsi="Segoe UI"/>
+          <w:b/>
+          <w:color w:val="0284C7"/>
+          <w:sz w:val="23"/>
+        </w:rPr>
+        <w:t>3.2. Luồng 2.2: Đặt lịch họp định kỳ (IsRecurring) &amp; Thuật toán sinh chuỗi lịch</w:t>
       </w:r>
     </w:p>
     <w:p>
-      <w:r>
-        <w:t>Để các lập trình viên trong nhóm làm việc với AI đạt hiệu suất cao nhất trong các Sprint tới, hãy dùng cấu trúc Prompt chuẩn:</w:t>
-        <w:br/>
-        <w:t>1. [Bối cảnh dự án]: Khẳng định kiến trúc CSDL 7 bảng, phân tầng MVC và Stitch Design System.</w:t>
-        <w:br/>
-        <w:t>2. [Nhiệm vụ cụ thể]: Ghi rõ User Story ID (ví dụ: US 12.0 - Đặt thiết bị) và Sprint tương ứng.</w:t>
-        <w:br/>
-        <w:t>3. [Ràng buộc kỹ thuật]: Không làm hỏng tính năng đã có, kiểm tra Console 0 errors, tuân thủ Accessibility.</w:t>
-        <w:br/>
-        <w:t>4. [Đầu ra mong đợi]: Code sạch kèm hướng dẫn test chi tiết.</w:t>
+      <w:pPr>
+        <w:spacing w:before="20" w:after="40" w:line="276" w:lineRule="auto"/>
+        <w:ind w:left="360"/>
+      </w:pPr>
+      <w:r>
+        <w:rPr>
+          <w:rFonts w:ascii="Segoe UI" w:hAnsi="Segoe UI"/>
+          <w:b/>
+          <w:color w:val="2563EB"/>
+          <w:sz w:val="20"/>
+        </w:rPr>
+        <w:t xml:space="preserve">• </w:t>
+      </w:r>
+      <w:r>
+        <w:rPr>
+          <w:rFonts w:ascii="Segoe UI" w:hAnsi="Segoe UI"/>
+          <w:b/>
+          <w:color w:val="1E293B"/>
+          <w:sz w:val="20"/>
+        </w:rPr>
+        <w:t>User Story:</w:t>
+      </w:r>
+      <w:r>
+        <w:rPr>
+          <w:rFonts w:ascii="Segoe UI" w:hAnsi="Segoe UI"/>
+          <w:i w:val="0"/>
+          <w:color w:val="1E293B"/>
+          <w:sz w:val="20"/>
+        </w:rPr>
+        <w:t xml:space="preserve"> </w:t>
+      </w:r>
+      <w:r>
+        <w:rPr>
+          <w:rFonts w:ascii="Consolas" w:hAnsi="Consolas"/>
+          <w:color w:val="B91C1C"/>
+          <w:sz w:val="18"/>
+        </w:rPr>
+        <w:t>US 3.0</w:t>
+      </w:r>
+      <w:r>
+        <w:rPr>
+          <w:rFonts w:ascii="Segoe UI" w:hAnsi="Segoe UI"/>
+          <w:i w:val="0"/>
+          <w:color w:val="1E293B"/>
+          <w:sz w:val="20"/>
+        </w:rPr>
+        <w:t xml:space="preserve"> (Đặt lịch họp định kỳ tuần / tháng để không phải tạo lại nhiều lần).</w:t>
+      </w:r>
+    </w:p>
+    <w:p>
+      <w:pPr>
+        <w:spacing w:before="20" w:after="40" w:line="276" w:lineRule="auto"/>
+        <w:ind w:left="360"/>
+      </w:pPr>
+      <w:r>
+        <w:rPr>
+          <w:rFonts w:ascii="Segoe UI" w:hAnsi="Segoe UI"/>
+          <w:b/>
+          <w:color w:val="2563EB"/>
+          <w:sz w:val="20"/>
+        </w:rPr>
+        <w:t xml:space="preserve">• </w:t>
+      </w:r>
+      <w:r>
+        <w:rPr>
+          <w:rFonts w:ascii="Segoe UI" w:hAnsi="Segoe UI"/>
+          <w:b/>
+          <w:color w:val="1E293B"/>
+          <w:sz w:val="20"/>
+        </w:rPr>
+        <w:t>Thách thức kỹ thuật:</w:t>
+      </w:r>
+      <w:r>
+        <w:rPr>
+          <w:rFonts w:ascii="Segoe UI" w:hAnsi="Segoe UI"/>
+          <w:i w:val="0"/>
+          <w:color w:val="1E293B"/>
+          <w:sz w:val="20"/>
+        </w:rPr>
+        <w:t xml:space="preserve"> Khi đặt lặp (ví dụ: 10 tuần liên tiếp vào thứ Hai lúc 09:00), nếu chỉ 1 tuần trong số đó bị trùng lịch với người khác thì xử lý thế nào?</w:t>
+      </w:r>
+    </w:p>
+    <w:p>
+      <w:pPr>
+        <w:spacing w:before="20" w:after="40" w:line="276" w:lineRule="auto"/>
+        <w:ind w:left="360"/>
+      </w:pPr>
+      <w:r>
+        <w:rPr>
+          <w:rFonts w:ascii="Segoe UI" w:hAnsi="Segoe UI"/>
+          <w:b/>
+          <w:color w:val="2563EB"/>
+          <w:sz w:val="20"/>
+        </w:rPr>
+        <w:t xml:space="preserve">• </w:t>
+      </w:r>
+      <w:r>
+        <w:rPr>
+          <w:rFonts w:ascii="Segoe UI" w:hAnsi="Segoe UI"/>
+          <w:b/>
+          <w:color w:val="1E293B"/>
+          <w:sz w:val="20"/>
+        </w:rPr>
+        <w:t>Quy trình xử lý:</w:t>
+      </w:r>
+    </w:p>
+    <w:tbl>
+      <w:tblPr>
+        <w:tblW w:type="auto" w:w="0"/>
+        <w:jc w:val="center"/>
+        <w:tblLayout w:type="fixed"/>
+        <w:tblLook w:firstColumn="1" w:firstRow="1" w:lastColumn="0" w:lastRow="0" w:noHBand="0" w:noVBand="1" w:val="04A0"/>
+      </w:tblPr>
+      <w:tblGrid>
+        <w:gridCol w:w="9792"/>
+      </w:tblGrid>
+      <w:tr>
+        <w:tc>
+          <w:tcPr>
+            <w:tcW w:type="dxa" w:w="9792"/>
+            <w:shd w:fill="F1F5F9"/>
+            <w:tcMar>
+              <w:top w:w="100" w:type="dxa"/>
+              <w:bottom w:w="100" w:type="dxa"/>
+              <w:left w:w="150" w:type="dxa"/>
+              <w:right w:w="150" w:type="dxa"/>
+            </w:tcMar>
+          </w:tcPr>
+          <w:p>
+            <w:pPr>
+              <w:spacing w:before="40" w:after="40" w:line="276" w:lineRule="auto"/>
+            </w:pPr>
+            <w:r>
+              <w:rPr>
+                <w:rFonts w:ascii="Consolas" w:hAnsi="Consolas"/>
+                <w:color w:val="0F172A"/>
+                <w:sz w:val="18"/>
+              </w:rPr>
+              <w:t>graph TD</w:t>
+              <w:br/>
+              <w:t xml:space="preserve">    A[Bật checkbox Cuộc họp lặp lại định kỳ] --&gt; B[Chọn kiểu lặp: Hàng tuần / Hàng tháng &amp; Số lần lặp N]</w:t>
+              <w:br/>
+              <w:t xml:space="preserve">    B --&gt; C[Gửi POST /api/meetings/recurring]</w:t>
+              <w:br/>
+              <w:t xml:space="preserve">    C --&gt; D[Backend tính toán danh sách N mốc thời gian: Date_1, Date_2, ..., Date_N]</w:t>
+              <w:br/>
+              <w:t xml:space="preserve">    D --&gt; E[Quét Overlap trên toàn bộ N mốc thời gian]</w:t>
+              <w:br/>
+              <w:t xml:space="preserve">    E --&gt; F{Có mốc nào bị trùng không?}</w:t>
+              <w:br/>
+              <w:t xml:space="preserve">    F --&gt;|Có mốc bị trùng| G[Trả về HTTP 409 kèm danh sách các ngày bị xung đột]</w:t>
+              <w:br/>
+              <w:t xml:space="preserve">    G --&gt; H[Frontend hiển thị danh sách ngày bận để người dùng đổi phòng/giờ]</w:t>
+              <w:br/>
+              <w:t xml:space="preserve">    F --&gt;|Tất cả N mốc đều trống| I[Transaction: Tạo 1 Parent Meeting và N Child Bookings]</w:t>
+              <w:br/>
+              <w:t xml:space="preserve">    I --&gt; J[Trả về HTTP 201 Created: Đặt định kỳ thành công]</w:t>
+            </w:r>
+          </w:p>
+        </w:tc>
+      </w:tr>
+    </w:tbl>
+    <w:p>
+      <w:pPr>
+        <w:spacing w:before="0" w:after="60"/>
+      </w:pPr>
+    </w:p>
+    <w:p>
+      <w:pPr>
+        <w:keepNext/>
+        <w:spacing w:before="180" w:after="60"/>
+      </w:pPr>
+      <w:r>
+        <w:rPr>
+          <w:rFonts w:ascii="Segoe UI" w:hAnsi="Segoe UI"/>
+          <w:b/>
+          <w:color w:val="0284C7"/>
+          <w:sz w:val="23"/>
+        </w:rPr>
+        <w:t>3.3. Luồng 2.3: Điều phối, kiểm tra trạng thái &amp; Đặt kèm thiết bị</w:t>
+      </w:r>
+    </w:p>
+    <w:p>
+      <w:pPr>
+        <w:spacing w:before="20" w:after="40" w:line="276" w:lineRule="auto"/>
+        <w:ind w:left="360"/>
+      </w:pPr>
+      <w:r>
+        <w:rPr>
+          <w:rFonts w:ascii="Segoe UI" w:hAnsi="Segoe UI"/>
+          <w:b/>
+          <w:color w:val="2563EB"/>
+          <w:sz w:val="20"/>
+        </w:rPr>
+        <w:t xml:space="preserve">• </w:t>
+      </w:r>
+      <w:r>
+        <w:rPr>
+          <w:rFonts w:ascii="Segoe UI" w:hAnsi="Segoe UI"/>
+          <w:b/>
+          <w:color w:val="1E293B"/>
+          <w:sz w:val="20"/>
+        </w:rPr>
+        <w:t>User Story:</w:t>
+      </w:r>
+      <w:r>
+        <w:rPr>
+          <w:rFonts w:ascii="Segoe UI" w:hAnsi="Segoe UI"/>
+          <w:i w:val="0"/>
+          <w:color w:val="1E293B"/>
+          <w:sz w:val="20"/>
+        </w:rPr>
+        <w:t xml:space="preserve"> </w:t>
+      </w:r>
+      <w:r>
+        <w:rPr>
+          <w:rFonts w:ascii="Consolas" w:hAnsi="Consolas"/>
+          <w:color w:val="B91C1C"/>
+          <w:sz w:val="18"/>
+        </w:rPr>
+        <w:t>US 12.0</w:t>
+      </w:r>
+      <w:r>
+        <w:rPr>
+          <w:rFonts w:ascii="Segoe UI" w:hAnsi="Segoe UI"/>
+          <w:i w:val="0"/>
+          <w:color w:val="1E293B"/>
+          <w:sz w:val="20"/>
+        </w:rPr>
+        <w:t xml:space="preserve"> (Đặt kèm thiết bị: máy chiếu, TV, bảng), </w:t>
+      </w:r>
+      <w:r>
+        <w:rPr>
+          <w:rFonts w:ascii="Consolas" w:hAnsi="Consolas"/>
+          <w:color w:val="B91C1C"/>
+          <w:sz w:val="18"/>
+        </w:rPr>
+        <w:t>US 13.0</w:t>
+      </w:r>
+      <w:r>
+        <w:rPr>
+          <w:rFonts w:ascii="Segoe UI" w:hAnsi="Segoe UI"/>
+          <w:i w:val="0"/>
+          <w:color w:val="1E293B"/>
+          <w:sz w:val="20"/>
+        </w:rPr>
+        <w:t xml:space="preserve"> (Xem trạng thái thiết bị), </w:t>
+      </w:r>
+      <w:r>
+        <w:rPr>
+          <w:rFonts w:ascii="Consolas" w:hAnsi="Consolas"/>
+          <w:color w:val="B91C1C"/>
+          <w:sz w:val="18"/>
+        </w:rPr>
+        <w:t>US 14.0</w:t>
+      </w:r>
+      <w:r>
+        <w:rPr>
+          <w:rFonts w:ascii="Segoe UI" w:hAnsi="Segoe UI"/>
+          <w:i w:val="0"/>
+          <w:color w:val="1E293B"/>
+          <w:sz w:val="20"/>
+        </w:rPr>
+        <w:t xml:space="preserve"> (Quản trị thiết bị Admin).</w:t>
+      </w:r>
+    </w:p>
+    <w:p>
+      <w:pPr>
+        <w:spacing w:before="20" w:after="40" w:line="276" w:lineRule="auto"/>
+        <w:ind w:left="360"/>
+      </w:pPr>
+      <w:r>
+        <w:rPr>
+          <w:rFonts w:ascii="Segoe UI" w:hAnsi="Segoe UI"/>
+          <w:b/>
+          <w:color w:val="2563EB"/>
+          <w:sz w:val="20"/>
+        </w:rPr>
+        <w:t xml:space="preserve">• </w:t>
+      </w:r>
+      <w:r>
+        <w:rPr>
+          <w:rFonts w:ascii="Segoe UI" w:hAnsi="Segoe UI"/>
+          <w:b/>
+          <w:color w:val="1E293B"/>
+          <w:sz w:val="20"/>
+        </w:rPr>
+        <w:t>Nghiệp vụ:</w:t>
+      </w:r>
+    </w:p>
+    <w:p>
+      <w:pPr>
+        <w:spacing w:before="20" w:after="40" w:line="276" w:lineRule="auto"/>
+        <w:ind w:left="720"/>
+      </w:pPr>
+      <w:r>
+        <w:rPr>
+          <w:rFonts w:ascii="Segoe UI" w:hAnsi="Segoe UI"/>
+          <w:b/>
+          <w:color w:val="2563EB"/>
+          <w:sz w:val="20"/>
+        </w:rPr>
+        <w:t xml:space="preserve">1. </w:t>
+      </w:r>
+      <w:r>
+        <w:rPr>
+          <w:rFonts w:ascii="Segoe UI" w:hAnsi="Segoe UI"/>
+          <w:i w:val="0"/>
+          <w:color w:val="1E293B"/>
+          <w:sz w:val="20"/>
+        </w:rPr>
+        <w:t xml:space="preserve">Khi người dùng mở form tạo cuộc họp, dropdown/checkbox thiết bị truy vấn </w:t>
+      </w:r>
+      <w:r>
+        <w:rPr>
+          <w:rFonts w:ascii="Consolas" w:hAnsi="Consolas"/>
+          <w:color w:val="B91C1C"/>
+          <w:sz w:val="18"/>
+        </w:rPr>
+        <w:t>GET /api/equipments/available?date=...&amp;startTime=...&amp;endTime=...</w:t>
+      </w:r>
+      <w:r>
+        <w:rPr>
+          <w:rFonts w:ascii="Segoe UI" w:hAnsi="Segoe UI"/>
+          <w:i w:val="0"/>
+          <w:color w:val="1E293B"/>
+          <w:sz w:val="20"/>
+        </w:rPr>
+        <w:t>.</w:t>
+      </w:r>
+    </w:p>
+    <w:p>
+      <w:pPr>
+        <w:spacing w:before="20" w:after="40" w:line="276" w:lineRule="auto"/>
+        <w:ind w:left="720"/>
+      </w:pPr>
+      <w:r>
+        <w:rPr>
+          <w:rFonts w:ascii="Segoe UI" w:hAnsi="Segoe UI"/>
+          <w:b/>
+          <w:color w:val="2563EB"/>
+          <w:sz w:val="20"/>
+        </w:rPr>
+        <w:t xml:space="preserve">2. </w:t>
+      </w:r>
+      <w:r>
+        <w:rPr>
+          <w:rFonts w:ascii="Segoe UI" w:hAnsi="Segoe UI"/>
+          <w:i w:val="0"/>
+          <w:color w:val="1E293B"/>
+          <w:sz w:val="20"/>
+        </w:rPr>
+        <w:t xml:space="preserve">Thiết bị đang ở trạng thái </w:t>
+      </w:r>
+      <w:r>
+        <w:rPr>
+          <w:rFonts w:ascii="Consolas" w:hAnsi="Consolas"/>
+          <w:color w:val="B91C1C"/>
+          <w:sz w:val="18"/>
+        </w:rPr>
+        <w:t>Maintenance</w:t>
+      </w:r>
+      <w:r>
+        <w:rPr>
+          <w:rFonts w:ascii="Segoe UI" w:hAnsi="Segoe UI"/>
+          <w:i w:val="0"/>
+          <w:color w:val="1E293B"/>
+          <w:sz w:val="20"/>
+        </w:rPr>
+        <w:t xml:space="preserve"> (Bảo trì) hoặc đã được lượt họp khác mượn trong cùng khung giờ sẽ bị vô hiệu hóa (disabled) kèm nhãn "Đang bận" hoặc "Bảo trì".</w:t>
+      </w:r>
+    </w:p>
+    <w:p>
+      <w:pPr>
+        <w:spacing w:before="20" w:after="40" w:line="276" w:lineRule="auto"/>
+        <w:ind w:left="720"/>
+      </w:pPr>
+      <w:r>
+        <w:rPr>
+          <w:rFonts w:ascii="Segoe UI" w:hAnsi="Segoe UI"/>
+          <w:b/>
+          <w:color w:val="2563EB"/>
+          <w:sz w:val="20"/>
+        </w:rPr>
+        <w:t xml:space="preserve">3. </w:t>
+      </w:r>
+      <w:r>
+        <w:rPr>
+          <w:rFonts w:ascii="Segoe UI" w:hAnsi="Segoe UI"/>
+          <w:i w:val="0"/>
+          <w:color w:val="1E293B"/>
+          <w:sz w:val="20"/>
+        </w:rPr>
+        <w:t xml:space="preserve">Khi cuộc họp được xác nhận, các bản ghi được ghi vào bảng liên kết </w:t>
+      </w:r>
+      <w:r>
+        <w:rPr>
+          <w:rFonts w:ascii="Consolas" w:hAnsi="Consolas"/>
+          <w:color w:val="B91C1C"/>
+          <w:sz w:val="18"/>
+        </w:rPr>
+        <w:t>booking_equipments</w:t>
+      </w:r>
+      <w:r>
+        <w:rPr>
+          <w:rFonts w:ascii="Segoe UI" w:hAnsi="Segoe UI"/>
+          <w:i w:val="0"/>
+          <w:color w:val="1E293B"/>
+          <w:sz w:val="20"/>
+        </w:rPr>
+        <w:t xml:space="preserve"> với </w:t>
+      </w:r>
+      <w:r>
+        <w:rPr>
+          <w:rFonts w:ascii="Consolas" w:hAnsi="Consolas"/>
+          <w:color w:val="B91C1C"/>
+          <w:sz w:val="18"/>
+        </w:rPr>
+        <w:t>BookingID</w:t>
+      </w:r>
+      <w:r>
+        <w:rPr>
+          <w:rFonts w:ascii="Segoe UI" w:hAnsi="Segoe UI"/>
+          <w:i w:val="0"/>
+          <w:color w:val="1E293B"/>
+          <w:sz w:val="20"/>
+        </w:rPr>
+        <w:t xml:space="preserve"> và </w:t>
+      </w:r>
+      <w:r>
+        <w:rPr>
+          <w:rFonts w:ascii="Consolas" w:hAnsi="Consolas"/>
+          <w:color w:val="B91C1C"/>
+          <w:sz w:val="18"/>
+        </w:rPr>
+        <w:t>EquipmentID</w:t>
+      </w:r>
+      <w:r>
+        <w:rPr>
+          <w:rFonts w:ascii="Segoe UI" w:hAnsi="Segoe UI"/>
+          <w:i w:val="0"/>
+          <w:color w:val="1E293B"/>
+          <w:sz w:val="20"/>
+        </w:rPr>
+        <w:t>.</w:t>
+      </w:r>
+    </w:p>
+    <w:p>
+      <w:pPr>
+        <w:spacing w:before="100" w:after="100"/>
+      </w:pPr>
+      <w:r>
+        <w:rPr>
+          <w:color w:val="CBD5E1"/>
+          <w:sz w:val="16"/>
+        </w:rPr>
+        <w:t>━━━━━━━━━━━━━━━━━━━━━━━━━━━━━━━━━━━━━━━━━━━━━━━━━━━━━━━━━━━━</w:t>
+      </w:r>
+    </w:p>
+    <w:p>
+      <w:pPr>
+        <w:keepNext/>
+        <w:spacing w:before="260" w:after="80"/>
+      </w:pPr>
+      <w:r>
+        <w:rPr>
+          <w:rFonts w:ascii="Segoe UI" w:hAnsi="Segoe UI"/>
+          <w:b/>
+          <w:color w:val="2563EB"/>
+          <w:sz w:val="26"/>
+        </w:rPr>
+        <w:t>4. TUẦN 3 — SPRINT 3: Người Dùng, Xác Thực Đăng Nhập &amp; Phân Quyền RBAC (Users, Auth &amp; RBAC)</w:t>
+      </w:r>
+    </w:p>
+    <w:tbl>
+      <w:tblPr>
+        <w:tblW w:type="auto" w:w="0"/>
+        <w:jc w:val="center"/>
+        <w:tblLook w:firstColumn="1" w:firstRow="1" w:lastColumn="0" w:lastRow="0" w:noHBand="0" w:noVBand="1" w:val="04A0"/>
+      </w:tblPr>
+      <w:tblGrid>
+        <w:gridCol w:w="9792"/>
+      </w:tblGrid>
+      <w:tr>
+        <w:tc>
+          <w:tcPr>
+            <w:tcW w:type="dxa" w:w="9792"/>
+            <w:shd w:fill="EFF6FF"/>
+            <w:tcMar>
+              <w:top w:w="80" w:type="dxa"/>
+              <w:bottom w:w="80" w:type="dxa"/>
+              <w:left w:w="140" w:type="dxa"/>
+              <w:right w:w="140" w:type="dxa"/>
+            </w:tcMar>
+            <w:tcBorders>
+              <w:left w:val="single" w:sz="24" w:space="0" w:color="2563EB"/>
+              <w:top w:val="none"/>
+              <w:right w:val="none"/>
+              <w:bottom w:val="none"/>
+            </w:tcBorders>
+          </w:tcPr>
+          <w:p>
+            <w:pPr>
+              <w:spacing w:before="40" w:after="40"/>
+            </w:pPr>
+            <w:r>
+              <w:rPr>
+                <w:rFonts w:ascii="Segoe UI" w:hAnsi="Segoe UI"/>
+                <w:b/>
+                <w:color w:val="1D4ED8"/>
+                <w:sz w:val="20"/>
+              </w:rPr>
+              <w:t>Mục tiêu:</w:t>
+            </w:r>
+            <w:r>
+              <w:rPr>
+                <w:rFonts w:ascii="Segoe UI" w:hAnsi="Segoe UI"/>
+                <w:i/>
+                <w:color w:val="1D4ED8"/>
+                <w:sz w:val="20"/>
+              </w:rPr>
+              <w:t xml:space="preserve"> Quản lý tài khoản người dùng, xác thực đăng nhập JWT, phân quyền theo vai trò (Role-Based Access Control), gửi lời mời họp và theo dõi phản hồi tham dự.</w:t>
+            </w:r>
+          </w:p>
+        </w:tc>
+      </w:tr>
+    </w:tbl>
+    <w:p>
+      <w:pPr>
+        <w:spacing w:after="60"/>
+      </w:pPr>
+    </w:p>
+    <w:p>
+      <w:pPr>
+        <w:keepNext/>
+        <w:spacing w:before="180" w:after="60"/>
+      </w:pPr>
+      <w:r>
+        <w:rPr>
+          <w:rFonts w:ascii="Segoe UI" w:hAnsi="Segoe UI"/>
+          <w:b/>
+          <w:color w:val="0284C7"/>
+          <w:sz w:val="23"/>
+        </w:rPr>
+        <w:t>4.1. Luồng 3.1: Xác thực &amp; Phân quyền người dùng (RBAC)</w:t>
+      </w:r>
+    </w:p>
+    <w:p>
+      <w:pPr>
+        <w:spacing w:before="20" w:after="40" w:line="276" w:lineRule="auto"/>
+        <w:ind w:left="360"/>
+      </w:pPr>
+      <w:r>
+        <w:rPr>
+          <w:rFonts w:ascii="Segoe UI" w:hAnsi="Segoe UI"/>
+          <w:b/>
+          <w:color w:val="2563EB"/>
+          <w:sz w:val="20"/>
+        </w:rPr>
+        <w:t xml:space="preserve">• </w:t>
+      </w:r>
+      <w:r>
+        <w:rPr>
+          <w:rFonts w:ascii="Segoe UI" w:hAnsi="Segoe UI"/>
+          <w:b/>
+          <w:color w:val="1E293B"/>
+          <w:sz w:val="20"/>
+        </w:rPr>
+        <w:t>User Story:</w:t>
+      </w:r>
+      <w:r>
+        <w:rPr>
+          <w:rFonts w:ascii="Segoe UI" w:hAnsi="Segoe UI"/>
+          <w:i w:val="0"/>
+          <w:color w:val="1E293B"/>
+          <w:sz w:val="20"/>
+        </w:rPr>
+        <w:t xml:space="preserve"> </w:t>
+      </w:r>
+      <w:r>
+        <w:rPr>
+          <w:rFonts w:ascii="Consolas" w:hAnsi="Consolas"/>
+          <w:color w:val="B91C1C"/>
+          <w:sz w:val="18"/>
+        </w:rPr>
+        <w:t>US 18.0</w:t>
+      </w:r>
+      <w:r>
+        <w:rPr>
+          <w:rFonts w:ascii="Segoe UI" w:hAnsi="Segoe UI"/>
+          <w:i w:val="0"/>
+          <w:color w:val="1E293B"/>
+          <w:sz w:val="20"/>
+        </w:rPr>
+        <w:t xml:space="preserve"> (Tạo user), </w:t>
+      </w:r>
+      <w:r>
+        <w:rPr>
+          <w:rFonts w:ascii="Consolas" w:hAnsi="Consolas"/>
+          <w:color w:val="B91C1C"/>
+          <w:sz w:val="18"/>
+        </w:rPr>
+        <w:t>US 19.0</w:t>
+      </w:r>
+      <w:r>
+        <w:rPr>
+          <w:rFonts w:ascii="Segoe UI" w:hAnsi="Segoe UI"/>
+          <w:i w:val="0"/>
+          <w:color w:val="1E293B"/>
+          <w:sz w:val="20"/>
+        </w:rPr>
+        <w:t xml:space="preserve"> (Danh sách user), </w:t>
+      </w:r>
+      <w:r>
+        <w:rPr>
+          <w:rFonts w:ascii="Consolas" w:hAnsi="Consolas"/>
+          <w:color w:val="B91C1C"/>
+          <w:sz w:val="18"/>
+        </w:rPr>
+        <w:t>US 20.0</w:t>
+      </w:r>
+      <w:r>
+        <w:rPr>
+          <w:rFonts w:ascii="Segoe UI" w:hAnsi="Segoe UI"/>
+          <w:i w:val="0"/>
+          <w:color w:val="1E293B"/>
+          <w:sz w:val="20"/>
+        </w:rPr>
+        <w:t xml:space="preserve"> (Phân quyền Admin / Organizer / Attendee).</w:t>
+      </w:r>
+    </w:p>
+    <w:p>
+      <w:pPr>
+        <w:spacing w:before="20" w:after="40" w:line="276" w:lineRule="auto"/>
+        <w:ind w:left="360"/>
+      </w:pPr>
+      <w:r>
+        <w:rPr>
+          <w:rFonts w:ascii="Segoe UI" w:hAnsi="Segoe UI"/>
+          <w:b/>
+          <w:color w:val="2563EB"/>
+          <w:sz w:val="20"/>
+        </w:rPr>
+        <w:t xml:space="preserve">• </w:t>
+      </w:r>
+      <w:r>
+        <w:rPr>
+          <w:rFonts w:ascii="Segoe UI" w:hAnsi="Segoe UI"/>
+          <w:b/>
+          <w:color w:val="1E293B"/>
+          <w:sz w:val="20"/>
+        </w:rPr>
+        <w:t>Ma trận phân quyền (RBAC Matrix):</w:t>
+      </w:r>
+    </w:p>
+    <w:tbl>
+      <w:tblPr>
+        <w:tblW w:type="auto" w:w="0"/>
+        <w:jc w:val="center"/>
+        <w:tblLook w:firstColumn="1" w:firstRow="1" w:lastColumn="0" w:lastRow="0" w:noHBand="0" w:noVBand="1" w:val="04A0"/>
+        <w:tblBorders>
+          <w:top w:val="single" w:sz="6" w:space="0" w:color="CBD5E1"/>
+          <w:bottom w:val="single" w:sz="8" w:space="0" w:color="94A3B8"/>
+          <w:insideH w:val="single" w:sz="4" w:space="0" w:color="E2E8F0"/>
+          <w:left w:val="none"/>
+          <w:right w:val="none"/>
+          <w:insideV w:val="none"/>
+        </w:tblBorders>
+      </w:tblPr>
+      <w:tblGrid>
+        <w:gridCol w:w="2448"/>
+        <w:gridCol w:w="2448"/>
+        <w:gridCol w:w="2448"/>
+        <w:gridCol w:w="2448"/>
+      </w:tblGrid>
+      <w:tr>
+        <w:tc>
+          <w:tcPr>
+            <w:tcW w:type="dxa" w:w="2448"/>
+            <w:tcMar>
+              <w:top w:w="70" w:type="dxa"/>
+              <w:bottom w:w="70" w:type="dxa"/>
+              <w:left w:w="90" w:type="dxa"/>
+              <w:right w:w="90" w:type="dxa"/>
+            </w:tcMar>
+            <w:shd w:fill="1E3A8A"/>
+          </w:tcPr>
+          <w:p>
+            <w:pPr>
+              <w:spacing w:before="40" w:after="40" w:line="276" w:lineRule="auto"/>
+            </w:pPr>
+            <w:r>
+              <w:rPr>
+                <w:rFonts w:ascii="Segoe UI" w:hAnsi="Segoe UI"/>
+                <w:b/>
+                <w:color w:val="FFFFFF"/>
+                <w:sz w:val="19"/>
+              </w:rPr>
+              <w:t>Chức năng / Quyền hạn</w:t>
+            </w:r>
+          </w:p>
+        </w:tc>
+        <w:tc>
+          <w:tcPr>
+            <w:tcW w:type="dxa" w:w="2448"/>
+            <w:tcMar>
+              <w:top w:w="70" w:type="dxa"/>
+              <w:bottom w:w="70" w:type="dxa"/>
+              <w:left w:w="90" w:type="dxa"/>
+              <w:right w:w="90" w:type="dxa"/>
+            </w:tcMar>
+            <w:shd w:fill="1E3A8A"/>
+          </w:tcPr>
+          <w:p>
+            <w:pPr>
+              <w:spacing w:before="40" w:after="40" w:line="276" w:lineRule="auto"/>
+            </w:pPr>
+            <w:r>
+              <w:rPr>
+                <w:rFonts w:ascii="Segoe UI" w:hAnsi="Segoe UI"/>
+                <w:b/>
+                <w:color w:val="FFFFFF"/>
+                <w:sz w:val="19"/>
+              </w:rPr>
+              <w:t>Quản trị viên (Admin)</w:t>
+            </w:r>
+          </w:p>
+        </w:tc>
+        <w:tc>
+          <w:tcPr>
+            <w:tcW w:type="dxa" w:w="2448"/>
+            <w:tcMar>
+              <w:top w:w="70" w:type="dxa"/>
+              <w:bottom w:w="70" w:type="dxa"/>
+              <w:left w:w="90" w:type="dxa"/>
+              <w:right w:w="90" w:type="dxa"/>
+            </w:tcMar>
+            <w:shd w:fill="1E3A8A"/>
+          </w:tcPr>
+          <w:p>
+            <w:pPr>
+              <w:spacing w:before="40" w:after="40" w:line="276" w:lineRule="auto"/>
+            </w:pPr>
+            <w:r>
+              <w:rPr>
+                <w:rFonts w:ascii="Segoe UI" w:hAnsi="Segoe UI"/>
+                <w:b/>
+                <w:color w:val="FFFFFF"/>
+                <w:sz w:val="19"/>
+              </w:rPr>
+              <w:t>Người đặt lịch (Organizer)</w:t>
+            </w:r>
+          </w:p>
+        </w:tc>
+        <w:tc>
+          <w:tcPr>
+            <w:tcW w:type="dxa" w:w="2448"/>
+            <w:tcMar>
+              <w:top w:w="70" w:type="dxa"/>
+              <w:bottom w:w="70" w:type="dxa"/>
+              <w:left w:w="90" w:type="dxa"/>
+              <w:right w:w="90" w:type="dxa"/>
+            </w:tcMar>
+            <w:shd w:fill="1E3A8A"/>
+          </w:tcPr>
+          <w:p>
+            <w:pPr>
+              <w:spacing w:before="40" w:after="40" w:line="276" w:lineRule="auto"/>
+            </w:pPr>
+            <w:r>
+              <w:rPr>
+                <w:rFonts w:ascii="Segoe UI" w:hAnsi="Segoe UI"/>
+                <w:b/>
+                <w:color w:val="FFFFFF"/>
+                <w:sz w:val="19"/>
+              </w:rPr>
+              <w:t>Người tham dự (Attendee)</w:t>
+            </w:r>
+          </w:p>
+        </w:tc>
+      </w:tr>
+      <w:tr>
+        <w:tc>
+          <w:tcPr>
+            <w:tcW w:type="dxa" w:w="2448"/>
+            <w:tcMar>
+              <w:top w:w="70" w:type="dxa"/>
+              <w:bottom w:w="70" w:type="dxa"/>
+              <w:left w:w="90" w:type="dxa"/>
+              <w:right w:w="90" w:type="dxa"/>
+            </w:tcMar>
+            <w:shd w:fill="F8FAFC"/>
+          </w:tcPr>
+          <w:p>
+            <w:pPr>
+              <w:spacing w:before="40" w:after="40" w:line="276" w:lineRule="auto"/>
+            </w:pPr>
+            <w:r>
+              <w:rPr>
+                <w:rFonts w:ascii="Segoe UI" w:hAnsi="Segoe UI"/>
+                <w:i w:val="0"/>
+                <w:color w:val="1E293B"/>
+                <w:sz w:val="18"/>
+              </w:rPr>
+              <w:t>Đăng nhập &amp; Xem lịch cá nhân</w:t>
+            </w:r>
+          </w:p>
+        </w:tc>
+        <w:tc>
+          <w:tcPr>
+            <w:tcW w:type="dxa" w:w="2448"/>
+            <w:tcMar>
+              <w:top w:w="70" w:type="dxa"/>
+              <w:bottom w:w="70" w:type="dxa"/>
+              <w:left w:w="90" w:type="dxa"/>
+              <w:right w:w="90" w:type="dxa"/>
+            </w:tcMar>
+            <w:shd w:fill="F8FAFC"/>
+          </w:tcPr>
+          <w:p>
+            <w:pPr>
+              <w:spacing w:before="40" w:after="40" w:line="276" w:lineRule="auto"/>
+            </w:pPr>
+            <w:r>
+              <w:rPr>
+                <w:rFonts w:ascii="Segoe UI" w:hAnsi="Segoe UI"/>
+                <w:i w:val="0"/>
+                <w:color w:val="1E293B"/>
+                <w:sz w:val="18"/>
+              </w:rPr>
+              <w:t>✅</w:t>
+            </w:r>
+          </w:p>
+        </w:tc>
+        <w:tc>
+          <w:tcPr>
+            <w:tcW w:type="dxa" w:w="2448"/>
+            <w:tcMar>
+              <w:top w:w="70" w:type="dxa"/>
+              <w:bottom w:w="70" w:type="dxa"/>
+              <w:left w:w="90" w:type="dxa"/>
+              <w:right w:w="90" w:type="dxa"/>
+            </w:tcMar>
+            <w:shd w:fill="F8FAFC"/>
+          </w:tcPr>
+          <w:p>
+            <w:pPr>
+              <w:spacing w:before="40" w:after="40" w:line="276" w:lineRule="auto"/>
+            </w:pPr>
+            <w:r>
+              <w:rPr>
+                <w:rFonts w:ascii="Segoe UI" w:hAnsi="Segoe UI"/>
+                <w:i w:val="0"/>
+                <w:color w:val="1E293B"/>
+                <w:sz w:val="18"/>
+              </w:rPr>
+              <w:t>✅</w:t>
+            </w:r>
+          </w:p>
+        </w:tc>
+        <w:tc>
+          <w:tcPr>
+            <w:tcW w:type="dxa" w:w="2448"/>
+            <w:tcMar>
+              <w:top w:w="70" w:type="dxa"/>
+              <w:bottom w:w="70" w:type="dxa"/>
+              <w:left w:w="90" w:type="dxa"/>
+              <w:right w:w="90" w:type="dxa"/>
+            </w:tcMar>
+            <w:shd w:fill="F8FAFC"/>
+          </w:tcPr>
+          <w:p>
+            <w:pPr>
+              <w:spacing w:before="40" w:after="40" w:line="276" w:lineRule="auto"/>
+            </w:pPr>
+            <w:r>
+              <w:rPr>
+                <w:rFonts w:ascii="Segoe UI" w:hAnsi="Segoe UI"/>
+                <w:i w:val="0"/>
+                <w:color w:val="1E293B"/>
+                <w:sz w:val="18"/>
+              </w:rPr>
+              <w:t>✅</w:t>
+            </w:r>
+          </w:p>
+        </w:tc>
+      </w:tr>
+      <w:tr>
+        <w:tc>
+          <w:tcPr>
+            <w:tcW w:type="dxa" w:w="2448"/>
+            <w:tcMar>
+              <w:top w:w="70" w:type="dxa"/>
+              <w:bottom w:w="70" w:type="dxa"/>
+              <w:left w:w="90" w:type="dxa"/>
+              <w:right w:w="90" w:type="dxa"/>
+            </w:tcMar>
+          </w:tcPr>
+          <w:p>
+            <w:pPr>
+              <w:spacing w:before="40" w:after="40" w:line="276" w:lineRule="auto"/>
+            </w:pPr>
+            <w:r>
+              <w:rPr>
+                <w:rFonts w:ascii="Segoe UI" w:hAnsi="Segoe UI"/>
+                <w:i w:val="0"/>
+                <w:color w:val="1E293B"/>
+                <w:sz w:val="18"/>
+              </w:rPr>
+              <w:t>Xem danh sách phòng &amp; thiết bị</w:t>
+            </w:r>
+          </w:p>
+        </w:tc>
+        <w:tc>
+          <w:tcPr>
+            <w:tcW w:type="dxa" w:w="2448"/>
+            <w:tcMar>
+              <w:top w:w="70" w:type="dxa"/>
+              <w:bottom w:w="70" w:type="dxa"/>
+              <w:left w:w="90" w:type="dxa"/>
+              <w:right w:w="90" w:type="dxa"/>
+            </w:tcMar>
+          </w:tcPr>
+          <w:p>
+            <w:pPr>
+              <w:spacing w:before="40" w:after="40" w:line="276" w:lineRule="auto"/>
+            </w:pPr>
+            <w:r>
+              <w:rPr>
+                <w:rFonts w:ascii="Segoe UI" w:hAnsi="Segoe UI"/>
+                <w:i w:val="0"/>
+                <w:color w:val="1E293B"/>
+                <w:sz w:val="18"/>
+              </w:rPr>
+              <w:t>✅</w:t>
+            </w:r>
+          </w:p>
+        </w:tc>
+        <w:tc>
+          <w:tcPr>
+            <w:tcW w:type="dxa" w:w="2448"/>
+            <w:tcMar>
+              <w:top w:w="70" w:type="dxa"/>
+              <w:bottom w:w="70" w:type="dxa"/>
+              <w:left w:w="90" w:type="dxa"/>
+              <w:right w:w="90" w:type="dxa"/>
+            </w:tcMar>
+          </w:tcPr>
+          <w:p>
+            <w:pPr>
+              <w:spacing w:before="40" w:after="40" w:line="276" w:lineRule="auto"/>
+            </w:pPr>
+            <w:r>
+              <w:rPr>
+                <w:rFonts w:ascii="Segoe UI" w:hAnsi="Segoe UI"/>
+                <w:i w:val="0"/>
+                <w:color w:val="1E293B"/>
+                <w:sz w:val="18"/>
+              </w:rPr>
+              <w:t>✅</w:t>
+            </w:r>
+          </w:p>
+        </w:tc>
+        <w:tc>
+          <w:tcPr>
+            <w:tcW w:type="dxa" w:w="2448"/>
+            <w:tcMar>
+              <w:top w:w="70" w:type="dxa"/>
+              <w:bottom w:w="70" w:type="dxa"/>
+              <w:left w:w="90" w:type="dxa"/>
+              <w:right w:w="90" w:type="dxa"/>
+            </w:tcMar>
+          </w:tcPr>
+          <w:p>
+            <w:pPr>
+              <w:spacing w:before="40" w:after="40" w:line="276" w:lineRule="auto"/>
+            </w:pPr>
+            <w:r>
+              <w:rPr>
+                <w:rFonts w:ascii="Segoe UI" w:hAnsi="Segoe UI"/>
+                <w:i w:val="0"/>
+                <w:color w:val="1E293B"/>
+                <w:sz w:val="18"/>
+              </w:rPr>
+              <w:t>✅</w:t>
+            </w:r>
+          </w:p>
+        </w:tc>
+      </w:tr>
+      <w:tr>
+        <w:tc>
+          <w:tcPr>
+            <w:tcW w:type="dxa" w:w="2448"/>
+            <w:tcMar>
+              <w:top w:w="70" w:type="dxa"/>
+              <w:bottom w:w="70" w:type="dxa"/>
+              <w:left w:w="90" w:type="dxa"/>
+              <w:right w:w="90" w:type="dxa"/>
+            </w:tcMar>
+            <w:shd w:fill="F8FAFC"/>
+          </w:tcPr>
+          <w:p>
+            <w:pPr>
+              <w:spacing w:before="40" w:after="40" w:line="276" w:lineRule="auto"/>
+            </w:pPr>
+            <w:r>
+              <w:rPr>
+                <w:rFonts w:ascii="Segoe UI" w:hAnsi="Segoe UI"/>
+                <w:i w:val="0"/>
+                <w:color w:val="1E293B"/>
+                <w:sz w:val="18"/>
+              </w:rPr>
+              <w:t>Tạo cuộc họp &amp; Đặt phòng thông thường</w:t>
+            </w:r>
+          </w:p>
+        </w:tc>
+        <w:tc>
+          <w:tcPr>
+            <w:tcW w:type="dxa" w:w="2448"/>
+            <w:tcMar>
+              <w:top w:w="70" w:type="dxa"/>
+              <w:bottom w:w="70" w:type="dxa"/>
+              <w:left w:w="90" w:type="dxa"/>
+              <w:right w:w="90" w:type="dxa"/>
+            </w:tcMar>
+            <w:shd w:fill="F8FAFC"/>
+          </w:tcPr>
+          <w:p>
+            <w:pPr>
+              <w:spacing w:before="40" w:after="40" w:line="276" w:lineRule="auto"/>
+            </w:pPr>
+            <w:r>
+              <w:rPr>
+                <w:rFonts w:ascii="Segoe UI" w:hAnsi="Segoe UI"/>
+                <w:i w:val="0"/>
+                <w:color w:val="1E293B"/>
+                <w:sz w:val="18"/>
+              </w:rPr>
+              <w:t>✅</w:t>
+            </w:r>
+          </w:p>
+        </w:tc>
+        <w:tc>
+          <w:tcPr>
+            <w:tcW w:type="dxa" w:w="2448"/>
+            <w:tcMar>
+              <w:top w:w="70" w:type="dxa"/>
+              <w:bottom w:w="70" w:type="dxa"/>
+              <w:left w:w="90" w:type="dxa"/>
+              <w:right w:w="90" w:type="dxa"/>
+            </w:tcMar>
+            <w:shd w:fill="F8FAFC"/>
+          </w:tcPr>
+          <w:p>
+            <w:pPr>
+              <w:spacing w:before="40" w:after="40" w:line="276" w:lineRule="auto"/>
+            </w:pPr>
+            <w:r>
+              <w:rPr>
+                <w:rFonts w:ascii="Segoe UI" w:hAnsi="Segoe UI"/>
+                <w:i w:val="0"/>
+                <w:color w:val="1E293B"/>
+                <w:sz w:val="18"/>
+              </w:rPr>
+              <w:t>✅</w:t>
+            </w:r>
+          </w:p>
+        </w:tc>
+        <w:tc>
+          <w:tcPr>
+            <w:tcW w:type="dxa" w:w="2448"/>
+            <w:tcMar>
+              <w:top w:w="70" w:type="dxa"/>
+              <w:bottom w:w="70" w:type="dxa"/>
+              <w:left w:w="90" w:type="dxa"/>
+              <w:right w:w="90" w:type="dxa"/>
+            </w:tcMar>
+            <w:shd w:fill="F8FAFC"/>
+          </w:tcPr>
+          <w:p>
+            <w:pPr>
+              <w:spacing w:before="40" w:after="40" w:line="276" w:lineRule="auto"/>
+            </w:pPr>
+            <w:r>
+              <w:rPr>
+                <w:rFonts w:ascii="Segoe UI" w:hAnsi="Segoe UI"/>
+                <w:i w:val="0"/>
+                <w:color w:val="1E293B"/>
+                <w:sz w:val="18"/>
+              </w:rPr>
+              <w:t>❌</w:t>
+            </w:r>
+          </w:p>
+        </w:tc>
+      </w:tr>
+      <w:tr>
+        <w:tc>
+          <w:tcPr>
+            <w:tcW w:type="dxa" w:w="2448"/>
+            <w:tcMar>
+              <w:top w:w="70" w:type="dxa"/>
+              <w:bottom w:w="70" w:type="dxa"/>
+              <w:left w:w="90" w:type="dxa"/>
+              <w:right w:w="90" w:type="dxa"/>
+            </w:tcMar>
+          </w:tcPr>
+          <w:p>
+            <w:pPr>
+              <w:spacing w:before="40" w:after="40" w:line="276" w:lineRule="auto"/>
+            </w:pPr>
+            <w:r>
+              <w:rPr>
+                <w:rFonts w:ascii="Segoe UI" w:hAnsi="Segoe UI"/>
+                <w:i w:val="0"/>
+                <w:color w:val="1E293B"/>
+                <w:sz w:val="18"/>
+              </w:rPr>
+              <w:t>Đặt phòng VIP / Hội trường lớn</w:t>
+            </w:r>
+          </w:p>
+        </w:tc>
+        <w:tc>
+          <w:tcPr>
+            <w:tcW w:type="dxa" w:w="2448"/>
+            <w:tcMar>
+              <w:top w:w="70" w:type="dxa"/>
+              <w:bottom w:w="70" w:type="dxa"/>
+              <w:left w:w="90" w:type="dxa"/>
+              <w:right w:w="90" w:type="dxa"/>
+            </w:tcMar>
+          </w:tcPr>
+          <w:p>
+            <w:pPr>
+              <w:spacing w:before="40" w:after="40" w:line="276" w:lineRule="auto"/>
+            </w:pPr>
+            <w:r>
+              <w:rPr>
+                <w:rFonts w:ascii="Segoe UI" w:hAnsi="Segoe UI"/>
+                <w:i w:val="0"/>
+                <w:color w:val="1E293B"/>
+                <w:sz w:val="18"/>
+              </w:rPr>
+              <w:t>✅</w:t>
+            </w:r>
+          </w:p>
+        </w:tc>
+        <w:tc>
+          <w:tcPr>
+            <w:tcW w:type="dxa" w:w="2448"/>
+            <w:tcMar>
+              <w:top w:w="70" w:type="dxa"/>
+              <w:bottom w:w="70" w:type="dxa"/>
+              <w:left w:w="90" w:type="dxa"/>
+              <w:right w:w="90" w:type="dxa"/>
+            </w:tcMar>
+          </w:tcPr>
+          <w:p>
+            <w:pPr>
+              <w:spacing w:before="40" w:after="40" w:line="276" w:lineRule="auto"/>
+            </w:pPr>
+            <w:r>
+              <w:rPr>
+                <w:rFonts w:ascii="Segoe UI" w:hAnsi="Segoe UI"/>
+                <w:i w:val="0"/>
+                <w:color w:val="1E293B"/>
+                <w:sz w:val="18"/>
+              </w:rPr>
+              <w:t>Chỉ định quyền</w:t>
+            </w:r>
+          </w:p>
+        </w:tc>
+        <w:tc>
+          <w:tcPr>
+            <w:tcW w:type="dxa" w:w="2448"/>
+            <w:tcMar>
+              <w:top w:w="70" w:type="dxa"/>
+              <w:bottom w:w="70" w:type="dxa"/>
+              <w:left w:w="90" w:type="dxa"/>
+              <w:right w:w="90" w:type="dxa"/>
+            </w:tcMar>
+          </w:tcPr>
+          <w:p>
+            <w:pPr>
+              <w:spacing w:before="40" w:after="40" w:line="276" w:lineRule="auto"/>
+            </w:pPr>
+            <w:r>
+              <w:rPr>
+                <w:rFonts w:ascii="Segoe UI" w:hAnsi="Segoe UI"/>
+                <w:i w:val="0"/>
+                <w:color w:val="1E293B"/>
+                <w:sz w:val="18"/>
+              </w:rPr>
+              <w:t>❌</w:t>
+            </w:r>
+          </w:p>
+        </w:tc>
+      </w:tr>
+      <w:tr>
+        <w:tc>
+          <w:tcPr>
+            <w:tcW w:type="dxa" w:w="2448"/>
+            <w:tcMar>
+              <w:top w:w="70" w:type="dxa"/>
+              <w:bottom w:w="70" w:type="dxa"/>
+              <w:left w:w="90" w:type="dxa"/>
+              <w:right w:w="90" w:type="dxa"/>
+            </w:tcMar>
+            <w:shd w:fill="F8FAFC"/>
+          </w:tcPr>
+          <w:p>
+            <w:pPr>
+              <w:spacing w:before="40" w:after="40" w:line="276" w:lineRule="auto"/>
+            </w:pPr>
+            <w:r>
+              <w:rPr>
+                <w:rFonts w:ascii="Segoe UI" w:hAnsi="Segoe UI"/>
+                <w:i w:val="0"/>
+                <w:color w:val="1E293B"/>
+                <w:sz w:val="18"/>
+              </w:rPr>
+              <w:t>Chỉnh sửa / Hủy cuộc họp của mình</w:t>
+            </w:r>
+          </w:p>
+        </w:tc>
+        <w:tc>
+          <w:tcPr>
+            <w:tcW w:type="dxa" w:w="2448"/>
+            <w:tcMar>
+              <w:top w:w="70" w:type="dxa"/>
+              <w:bottom w:w="70" w:type="dxa"/>
+              <w:left w:w="90" w:type="dxa"/>
+              <w:right w:w="90" w:type="dxa"/>
+            </w:tcMar>
+            <w:shd w:fill="F8FAFC"/>
+          </w:tcPr>
+          <w:p>
+            <w:pPr>
+              <w:spacing w:before="40" w:after="40" w:line="276" w:lineRule="auto"/>
+            </w:pPr>
+            <w:r>
+              <w:rPr>
+                <w:rFonts w:ascii="Segoe UI" w:hAnsi="Segoe UI"/>
+                <w:i w:val="0"/>
+                <w:color w:val="1E293B"/>
+                <w:sz w:val="18"/>
+              </w:rPr>
+              <w:t>✅</w:t>
+            </w:r>
+          </w:p>
+        </w:tc>
+        <w:tc>
+          <w:tcPr>
+            <w:tcW w:type="dxa" w:w="2448"/>
+            <w:tcMar>
+              <w:top w:w="70" w:type="dxa"/>
+              <w:bottom w:w="70" w:type="dxa"/>
+              <w:left w:w="90" w:type="dxa"/>
+              <w:right w:w="90" w:type="dxa"/>
+            </w:tcMar>
+            <w:shd w:fill="F8FAFC"/>
+          </w:tcPr>
+          <w:p>
+            <w:pPr>
+              <w:spacing w:before="40" w:after="40" w:line="276" w:lineRule="auto"/>
+            </w:pPr>
+            <w:r>
+              <w:rPr>
+                <w:rFonts w:ascii="Segoe UI" w:hAnsi="Segoe UI"/>
+                <w:i w:val="0"/>
+                <w:color w:val="1E293B"/>
+                <w:sz w:val="18"/>
+              </w:rPr>
+              <w:t>✅</w:t>
+            </w:r>
+          </w:p>
+        </w:tc>
+        <w:tc>
+          <w:tcPr>
+            <w:tcW w:type="dxa" w:w="2448"/>
+            <w:tcMar>
+              <w:top w:w="70" w:type="dxa"/>
+              <w:bottom w:w="70" w:type="dxa"/>
+              <w:left w:w="90" w:type="dxa"/>
+              <w:right w:w="90" w:type="dxa"/>
+            </w:tcMar>
+            <w:shd w:fill="F8FAFC"/>
+          </w:tcPr>
+          <w:p>
+            <w:pPr>
+              <w:spacing w:before="40" w:after="40" w:line="276" w:lineRule="auto"/>
+            </w:pPr>
+            <w:r>
+              <w:rPr>
+                <w:rFonts w:ascii="Segoe UI" w:hAnsi="Segoe UI"/>
+                <w:i w:val="0"/>
+                <w:color w:val="1E293B"/>
+                <w:sz w:val="18"/>
+              </w:rPr>
+              <w:t>❌</w:t>
+            </w:r>
+          </w:p>
+        </w:tc>
+      </w:tr>
+      <w:tr>
+        <w:tc>
+          <w:tcPr>
+            <w:tcW w:type="dxa" w:w="2448"/>
+            <w:tcMar>
+              <w:top w:w="70" w:type="dxa"/>
+              <w:bottom w:w="70" w:type="dxa"/>
+              <w:left w:w="90" w:type="dxa"/>
+              <w:right w:w="90" w:type="dxa"/>
+            </w:tcMar>
+          </w:tcPr>
+          <w:p>
+            <w:pPr>
+              <w:spacing w:before="40" w:after="40" w:line="276" w:lineRule="auto"/>
+            </w:pPr>
+            <w:r>
+              <w:rPr>
+                <w:rFonts w:ascii="Segoe UI" w:hAnsi="Segoe UI"/>
+                <w:i w:val="0"/>
+                <w:color w:val="1E293B"/>
+                <w:sz w:val="18"/>
+              </w:rPr>
+              <w:t>Chỉnh sửa / Hủy cuộc họp của người khác</w:t>
+            </w:r>
+          </w:p>
+        </w:tc>
+        <w:tc>
+          <w:tcPr>
+            <w:tcW w:type="dxa" w:w="2448"/>
+            <w:tcMar>
+              <w:top w:w="70" w:type="dxa"/>
+              <w:bottom w:w="70" w:type="dxa"/>
+              <w:left w:w="90" w:type="dxa"/>
+              <w:right w:w="90" w:type="dxa"/>
+            </w:tcMar>
+          </w:tcPr>
+          <w:p>
+            <w:pPr>
+              <w:spacing w:before="40" w:after="40" w:line="276" w:lineRule="auto"/>
+            </w:pPr>
+            <w:r>
+              <w:rPr>
+                <w:rFonts w:ascii="Segoe UI" w:hAnsi="Segoe UI"/>
+                <w:i w:val="0"/>
+                <w:color w:val="1E293B"/>
+                <w:sz w:val="18"/>
+              </w:rPr>
+              <w:t>✅</w:t>
+            </w:r>
+          </w:p>
+        </w:tc>
+        <w:tc>
+          <w:tcPr>
+            <w:tcW w:type="dxa" w:w="2448"/>
+            <w:tcMar>
+              <w:top w:w="70" w:type="dxa"/>
+              <w:bottom w:w="70" w:type="dxa"/>
+              <w:left w:w="90" w:type="dxa"/>
+              <w:right w:w="90" w:type="dxa"/>
+            </w:tcMar>
+          </w:tcPr>
+          <w:p>
+            <w:pPr>
+              <w:spacing w:before="40" w:after="40" w:line="276" w:lineRule="auto"/>
+            </w:pPr>
+            <w:r>
+              <w:rPr>
+                <w:rFonts w:ascii="Segoe UI" w:hAnsi="Segoe UI"/>
+                <w:i w:val="0"/>
+                <w:color w:val="1E293B"/>
+                <w:sz w:val="18"/>
+              </w:rPr>
+              <w:t>❌</w:t>
+            </w:r>
+          </w:p>
+        </w:tc>
+        <w:tc>
+          <w:tcPr>
+            <w:tcW w:type="dxa" w:w="2448"/>
+            <w:tcMar>
+              <w:top w:w="70" w:type="dxa"/>
+              <w:bottom w:w="70" w:type="dxa"/>
+              <w:left w:w="90" w:type="dxa"/>
+              <w:right w:w="90" w:type="dxa"/>
+            </w:tcMar>
+          </w:tcPr>
+          <w:p>
+            <w:pPr>
+              <w:spacing w:before="40" w:after="40" w:line="276" w:lineRule="auto"/>
+            </w:pPr>
+            <w:r>
+              <w:rPr>
+                <w:rFonts w:ascii="Segoe UI" w:hAnsi="Segoe UI"/>
+                <w:i w:val="0"/>
+                <w:color w:val="1E293B"/>
+                <w:sz w:val="18"/>
+              </w:rPr>
+              <w:t>❌</w:t>
+            </w:r>
+          </w:p>
+        </w:tc>
+      </w:tr>
+      <w:tr>
+        <w:tc>
+          <w:tcPr>
+            <w:tcW w:type="dxa" w:w="2448"/>
+            <w:tcMar>
+              <w:top w:w="70" w:type="dxa"/>
+              <w:bottom w:w="70" w:type="dxa"/>
+              <w:left w:w="90" w:type="dxa"/>
+              <w:right w:w="90" w:type="dxa"/>
+            </w:tcMar>
+            <w:shd w:fill="F8FAFC"/>
+          </w:tcPr>
+          <w:p>
+            <w:pPr>
+              <w:spacing w:before="40" w:after="40" w:line="276" w:lineRule="auto"/>
+            </w:pPr>
+            <w:r>
+              <w:rPr>
+                <w:rFonts w:ascii="Segoe UI" w:hAnsi="Segoe UI"/>
+                <w:i w:val="0"/>
+                <w:color w:val="1E293B"/>
+                <w:sz w:val="18"/>
+              </w:rPr>
+              <w:t>Quản trị Phòng họp &amp; Thiết bị (CRUD)</w:t>
+            </w:r>
+          </w:p>
+        </w:tc>
+        <w:tc>
+          <w:tcPr>
+            <w:tcW w:type="dxa" w:w="2448"/>
+            <w:tcMar>
+              <w:top w:w="70" w:type="dxa"/>
+              <w:bottom w:w="70" w:type="dxa"/>
+              <w:left w:w="90" w:type="dxa"/>
+              <w:right w:w="90" w:type="dxa"/>
+            </w:tcMar>
+            <w:shd w:fill="F8FAFC"/>
+          </w:tcPr>
+          <w:p>
+            <w:pPr>
+              <w:spacing w:before="40" w:after="40" w:line="276" w:lineRule="auto"/>
+            </w:pPr>
+            <w:r>
+              <w:rPr>
+                <w:rFonts w:ascii="Segoe UI" w:hAnsi="Segoe UI"/>
+                <w:i w:val="0"/>
+                <w:color w:val="1E293B"/>
+                <w:sz w:val="18"/>
+              </w:rPr>
+              <w:t>✅</w:t>
+            </w:r>
+          </w:p>
+        </w:tc>
+        <w:tc>
+          <w:tcPr>
+            <w:tcW w:type="dxa" w:w="2448"/>
+            <w:tcMar>
+              <w:top w:w="70" w:type="dxa"/>
+              <w:bottom w:w="70" w:type="dxa"/>
+              <w:left w:w="90" w:type="dxa"/>
+              <w:right w:w="90" w:type="dxa"/>
+            </w:tcMar>
+            <w:shd w:fill="F8FAFC"/>
+          </w:tcPr>
+          <w:p>
+            <w:pPr>
+              <w:spacing w:before="40" w:after="40" w:line="276" w:lineRule="auto"/>
+            </w:pPr>
+            <w:r>
+              <w:rPr>
+                <w:rFonts w:ascii="Segoe UI" w:hAnsi="Segoe UI"/>
+                <w:i w:val="0"/>
+                <w:color w:val="1E293B"/>
+                <w:sz w:val="18"/>
+              </w:rPr>
+              <w:t>❌</w:t>
+            </w:r>
+          </w:p>
+        </w:tc>
+        <w:tc>
+          <w:tcPr>
+            <w:tcW w:type="dxa" w:w="2448"/>
+            <w:tcMar>
+              <w:top w:w="70" w:type="dxa"/>
+              <w:bottom w:w="70" w:type="dxa"/>
+              <w:left w:w="90" w:type="dxa"/>
+              <w:right w:w="90" w:type="dxa"/>
+            </w:tcMar>
+            <w:shd w:fill="F8FAFC"/>
+          </w:tcPr>
+          <w:p>
+            <w:pPr>
+              <w:spacing w:before="40" w:after="40" w:line="276" w:lineRule="auto"/>
+            </w:pPr>
+            <w:r>
+              <w:rPr>
+                <w:rFonts w:ascii="Segoe UI" w:hAnsi="Segoe UI"/>
+                <w:i w:val="0"/>
+                <w:color w:val="1E293B"/>
+                <w:sz w:val="18"/>
+              </w:rPr>
+              <w:t>❌</w:t>
+            </w:r>
+          </w:p>
+        </w:tc>
+      </w:tr>
+      <w:tr>
+        <w:tc>
+          <w:tcPr>
+            <w:tcW w:type="dxa" w:w="2448"/>
+            <w:tcMar>
+              <w:top w:w="70" w:type="dxa"/>
+              <w:bottom w:w="70" w:type="dxa"/>
+              <w:left w:w="90" w:type="dxa"/>
+              <w:right w:w="90" w:type="dxa"/>
+            </w:tcMar>
+          </w:tcPr>
+          <w:p>
+            <w:pPr>
+              <w:spacing w:before="40" w:after="40" w:line="276" w:lineRule="auto"/>
+            </w:pPr>
+            <w:r>
+              <w:rPr>
+                <w:rFonts w:ascii="Segoe UI" w:hAnsi="Segoe UI"/>
+                <w:i w:val="0"/>
+                <w:color w:val="1E293B"/>
+                <w:sz w:val="18"/>
+              </w:rPr>
+              <w:t>Quản lý tài khoản &amp; Phân quyền User</w:t>
+            </w:r>
+          </w:p>
+        </w:tc>
+        <w:tc>
+          <w:tcPr>
+            <w:tcW w:type="dxa" w:w="2448"/>
+            <w:tcMar>
+              <w:top w:w="70" w:type="dxa"/>
+              <w:bottom w:w="70" w:type="dxa"/>
+              <w:left w:w="90" w:type="dxa"/>
+              <w:right w:w="90" w:type="dxa"/>
+            </w:tcMar>
+          </w:tcPr>
+          <w:p>
+            <w:pPr>
+              <w:spacing w:before="40" w:after="40" w:line="276" w:lineRule="auto"/>
+            </w:pPr>
+            <w:r>
+              <w:rPr>
+                <w:rFonts w:ascii="Segoe UI" w:hAnsi="Segoe UI"/>
+                <w:i w:val="0"/>
+                <w:color w:val="1E293B"/>
+                <w:sz w:val="18"/>
+              </w:rPr>
+              <w:t>✅</w:t>
+            </w:r>
+          </w:p>
+        </w:tc>
+        <w:tc>
+          <w:tcPr>
+            <w:tcW w:type="dxa" w:w="2448"/>
+            <w:tcMar>
+              <w:top w:w="70" w:type="dxa"/>
+              <w:bottom w:w="70" w:type="dxa"/>
+              <w:left w:w="90" w:type="dxa"/>
+              <w:right w:w="90" w:type="dxa"/>
+            </w:tcMar>
+          </w:tcPr>
+          <w:p>
+            <w:pPr>
+              <w:spacing w:before="40" w:after="40" w:line="276" w:lineRule="auto"/>
+            </w:pPr>
+            <w:r>
+              <w:rPr>
+                <w:rFonts w:ascii="Segoe UI" w:hAnsi="Segoe UI"/>
+                <w:i w:val="0"/>
+                <w:color w:val="1E293B"/>
+                <w:sz w:val="18"/>
+              </w:rPr>
+              <w:t>❌</w:t>
+            </w:r>
+          </w:p>
+        </w:tc>
+        <w:tc>
+          <w:tcPr>
+            <w:tcW w:type="dxa" w:w="2448"/>
+            <w:tcMar>
+              <w:top w:w="70" w:type="dxa"/>
+              <w:bottom w:w="70" w:type="dxa"/>
+              <w:left w:w="90" w:type="dxa"/>
+              <w:right w:w="90" w:type="dxa"/>
+            </w:tcMar>
+          </w:tcPr>
+          <w:p>
+            <w:pPr>
+              <w:spacing w:before="40" w:after="40" w:line="276" w:lineRule="auto"/>
+            </w:pPr>
+            <w:r>
+              <w:rPr>
+                <w:rFonts w:ascii="Segoe UI" w:hAnsi="Segoe UI"/>
+                <w:i w:val="0"/>
+                <w:color w:val="1E293B"/>
+                <w:sz w:val="18"/>
+              </w:rPr>
+              <w:t>❌</w:t>
+            </w:r>
+          </w:p>
+        </w:tc>
+      </w:tr>
+      <w:tr>
+        <w:tc>
+          <w:tcPr>
+            <w:tcW w:type="dxa" w:w="2448"/>
+            <w:tcMar>
+              <w:top w:w="70" w:type="dxa"/>
+              <w:bottom w:w="70" w:type="dxa"/>
+              <w:left w:w="90" w:type="dxa"/>
+              <w:right w:w="90" w:type="dxa"/>
+            </w:tcMar>
+            <w:shd w:fill="F8FAFC"/>
+          </w:tcPr>
+          <w:p>
+            <w:pPr>
+              <w:spacing w:before="40" w:after="40" w:line="276" w:lineRule="auto"/>
+            </w:pPr>
+            <w:r>
+              <w:rPr>
+                <w:rFonts w:ascii="Segoe UI" w:hAnsi="Segoe UI"/>
+                <w:i w:val="0"/>
+                <w:color w:val="1E293B"/>
+                <w:sz w:val="18"/>
+              </w:rPr>
+              <w:t>Xem báo cáo thống kê chuyên sâu &amp; KPI</w:t>
+            </w:r>
+          </w:p>
+        </w:tc>
+        <w:tc>
+          <w:tcPr>
+            <w:tcW w:type="dxa" w:w="2448"/>
+            <w:tcMar>
+              <w:top w:w="70" w:type="dxa"/>
+              <w:bottom w:w="70" w:type="dxa"/>
+              <w:left w:w="90" w:type="dxa"/>
+              <w:right w:w="90" w:type="dxa"/>
+            </w:tcMar>
+            <w:shd w:fill="F8FAFC"/>
+          </w:tcPr>
+          <w:p>
+            <w:pPr>
+              <w:spacing w:before="40" w:after="40" w:line="276" w:lineRule="auto"/>
+            </w:pPr>
+            <w:r>
+              <w:rPr>
+                <w:rFonts w:ascii="Segoe UI" w:hAnsi="Segoe UI"/>
+                <w:i w:val="0"/>
+                <w:color w:val="1E293B"/>
+                <w:sz w:val="18"/>
+              </w:rPr>
+              <w:t>✅</w:t>
+            </w:r>
+          </w:p>
+        </w:tc>
+        <w:tc>
+          <w:tcPr>
+            <w:tcW w:type="dxa" w:w="2448"/>
+            <w:tcMar>
+              <w:top w:w="70" w:type="dxa"/>
+              <w:bottom w:w="70" w:type="dxa"/>
+              <w:left w:w="90" w:type="dxa"/>
+              <w:right w:w="90" w:type="dxa"/>
+            </w:tcMar>
+            <w:shd w:fill="F8FAFC"/>
+          </w:tcPr>
+          <w:p>
+            <w:pPr>
+              <w:spacing w:before="40" w:after="40" w:line="276" w:lineRule="auto"/>
+            </w:pPr>
+            <w:r>
+              <w:rPr>
+                <w:rFonts w:ascii="Segoe UI" w:hAnsi="Segoe UI"/>
+                <w:i w:val="0"/>
+                <w:color w:val="1E293B"/>
+                <w:sz w:val="18"/>
+              </w:rPr>
+              <w:t>Báo cáo cá nhân</w:t>
+            </w:r>
+          </w:p>
+        </w:tc>
+        <w:tc>
+          <w:tcPr>
+            <w:tcW w:type="dxa" w:w="2448"/>
+            <w:tcMar>
+              <w:top w:w="70" w:type="dxa"/>
+              <w:bottom w:w="70" w:type="dxa"/>
+              <w:left w:w="90" w:type="dxa"/>
+              <w:right w:w="90" w:type="dxa"/>
+            </w:tcMar>
+            <w:shd w:fill="F8FAFC"/>
+          </w:tcPr>
+          <w:p>
+            <w:pPr>
+              <w:spacing w:before="40" w:after="40" w:line="276" w:lineRule="auto"/>
+            </w:pPr>
+            <w:r>
+              <w:rPr>
+                <w:rFonts w:ascii="Segoe UI" w:hAnsi="Segoe UI"/>
+                <w:i w:val="0"/>
+                <w:color w:val="1E293B"/>
+                <w:sz w:val="18"/>
+              </w:rPr>
+              <w:t>❌</w:t>
+            </w:r>
+          </w:p>
+        </w:tc>
+      </w:tr>
+    </w:tbl>
+    <w:p>
+      <w:pPr>
+        <w:spacing w:before="40" w:after="80"/>
+      </w:pPr>
+    </w:p>
+    <w:p>
+      <w:pPr>
+        <w:keepNext/>
+        <w:spacing w:before="180" w:after="60"/>
+      </w:pPr>
+      <w:r>
+        <w:rPr>
+          <w:rFonts w:ascii="Segoe UI" w:hAnsi="Segoe UI"/>
+          <w:b/>
+          <w:color w:val="0284C7"/>
+          <w:sz w:val="23"/>
+        </w:rPr>
+        <w:t>4.2. Luồng 3.2: Mời người tham dự &amp; Phản hồi lời mời (Accept / Decline)</w:t>
+      </w:r>
+    </w:p>
+    <w:p>
+      <w:pPr>
+        <w:spacing w:before="20" w:after="40" w:line="276" w:lineRule="auto"/>
+        <w:ind w:left="360"/>
+      </w:pPr>
+      <w:r>
+        <w:rPr>
+          <w:rFonts w:ascii="Segoe UI" w:hAnsi="Segoe UI"/>
+          <w:b/>
+          <w:color w:val="2563EB"/>
+          <w:sz w:val="20"/>
+        </w:rPr>
+        <w:t xml:space="preserve">• </w:t>
+      </w:r>
+      <w:r>
+        <w:rPr>
+          <w:rFonts w:ascii="Segoe UI" w:hAnsi="Segoe UI"/>
+          <w:b/>
+          <w:color w:val="1E293B"/>
+          <w:sz w:val="20"/>
+        </w:rPr>
+        <w:t>User Story:</w:t>
+      </w:r>
+      <w:r>
+        <w:rPr>
+          <w:rFonts w:ascii="Segoe UI" w:hAnsi="Segoe UI"/>
+          <w:i w:val="0"/>
+          <w:color w:val="1E293B"/>
+          <w:sz w:val="20"/>
+        </w:rPr>
+        <w:t xml:space="preserve"> </w:t>
+      </w:r>
+      <w:r>
+        <w:rPr>
+          <w:rFonts w:ascii="Consolas" w:hAnsi="Consolas"/>
+          <w:color w:val="B91C1C"/>
+          <w:sz w:val="18"/>
+        </w:rPr>
+        <w:t>US 4.0</w:t>
+      </w:r>
+      <w:r>
+        <w:rPr>
+          <w:rFonts w:ascii="Segoe UI" w:hAnsi="Segoe UI"/>
+          <w:i w:val="0"/>
+          <w:color w:val="1E293B"/>
+          <w:sz w:val="20"/>
+        </w:rPr>
+        <w:t xml:space="preserve"> (Mời người tham dự), </w:t>
+      </w:r>
+      <w:r>
+        <w:rPr>
+          <w:rFonts w:ascii="Consolas" w:hAnsi="Consolas"/>
+          <w:color w:val="B91C1C"/>
+          <w:sz w:val="18"/>
+        </w:rPr>
+        <w:t>US 6.0</w:t>
+      </w:r>
+      <w:r>
+        <w:rPr>
+          <w:rFonts w:ascii="Segoe UI" w:hAnsi="Segoe UI"/>
+          <w:i w:val="0"/>
+          <w:color w:val="1E293B"/>
+          <w:sz w:val="20"/>
+        </w:rPr>
+        <w:t xml:space="preserve"> (Xem lịch sử cuộc họp).</w:t>
+      </w:r>
+    </w:p>
+    <w:tbl>
+      <w:tblPr>
+        <w:tblW w:type="auto" w:w="0"/>
+        <w:jc w:val="center"/>
+        <w:tblLayout w:type="fixed"/>
+        <w:tblLook w:firstColumn="1" w:firstRow="1" w:lastColumn="0" w:lastRow="0" w:noHBand="0" w:noVBand="1" w:val="04A0"/>
+      </w:tblPr>
+      <w:tblGrid>
+        <w:gridCol w:w="9792"/>
+      </w:tblGrid>
+      <w:tr>
+        <w:tc>
+          <w:tcPr>
+            <w:tcW w:type="dxa" w:w="9792"/>
+            <w:shd w:fill="F1F5F9"/>
+            <w:tcMar>
+              <w:top w:w="100" w:type="dxa"/>
+              <w:bottom w:w="100" w:type="dxa"/>
+              <w:left w:w="150" w:type="dxa"/>
+              <w:right w:w="150" w:type="dxa"/>
+            </w:tcMar>
+          </w:tcPr>
+          <w:p>
+            <w:pPr>
+              <w:spacing w:before="40" w:after="40" w:line="276" w:lineRule="auto"/>
+            </w:pPr>
+            <w:r>
+              <w:rPr>
+                <w:rFonts w:ascii="Consolas" w:hAnsi="Consolas"/>
+                <w:color w:val="0F172A"/>
+                <w:sz w:val="18"/>
+              </w:rPr>
+              <w:t>sequenceDiagram</w:t>
+              <w:br/>
+              <w:t xml:space="preserve">    autonumber</w:t>
+              <w:br/>
+              <w:t xml:space="preserve">    actor Host as Người tổ chức (Host)</w:t>
+              <w:br/>
+              <w:t xml:space="preserve">    participant System as Hệ thống Meeting</w:t>
+              <w:br/>
+              <w:t xml:space="preserve">    actor Guest as Người được mời (Attendee)</w:t>
+              <w:br/>
+              <w:br/>
+              <w:t xml:space="preserve">    Host-&gt;&gt;System: Tạo cuộc họp kèm danh sách participantIds: [2, 3, 5]</w:t>
+              <w:br/>
+              <w:t xml:space="preserve">    System-&gt;&gt;System: Ghi danh sách vào bảng meeting_participants với status = 'Pending'</w:t>
+              <w:br/>
+              <w:t xml:space="preserve">    System-&gt;&gt;Guest: Gửi Email / Notification thông báo có lời mời họp mới</w:t>
+              <w:br/>
+              <w:t xml:space="preserve">    Guest-&gt;&gt;System: Mở chi tiết cuộc họp trên giao diện</w:t>
+              <w:br/>
+              <w:t xml:space="preserve">    Guest-&gt;&gt;System: Bấm "Chấp nhận (Accept)" hoặc "Từ chối (Decline)"</w:t>
+              <w:br/>
+              <w:t xml:space="preserve">    System-&gt;&gt;System: UPDATE meeting_participants SET ResponseStatus = 'Accepted' / 'Declined'</w:t>
+              <w:br/>
+              <w:t xml:space="preserve">    System-&gt;&gt;Host: Thông báo: "Trần Thu Hà đã chấp nhận lời mời tham gia cuộc họp"</w:t>
+              <w:br/>
+              <w:t xml:space="preserve">    Host-&gt;&gt;System: Xem danh sách trạng thái người tham gia real-time trên modal chi tiết</w:t>
+            </w:r>
+          </w:p>
+        </w:tc>
+      </w:tr>
+    </w:tbl>
+    <w:p>
+      <w:pPr>
+        <w:spacing w:before="0" w:after="60"/>
+      </w:pPr>
+    </w:p>
+    <w:p>
+      <w:pPr>
+        <w:keepNext/>
+        <w:spacing w:before="180" w:after="60"/>
+      </w:pPr>
+      <w:r>
+        <w:rPr>
+          <w:rFonts w:ascii="Segoe UI" w:hAnsi="Segoe UI"/>
+          <w:b/>
+          <w:color w:val="0284C7"/>
+          <w:sz w:val="23"/>
+        </w:rPr>
+        <w:t>4.3. Luồng 3.3: Chính sách giới hạn quyền đặt phòng theo chính sách công ty</w:t>
+      </w:r>
+    </w:p>
+    <w:p>
+      <w:pPr>
+        <w:spacing w:before="20" w:after="40" w:line="276" w:lineRule="auto"/>
+        <w:ind w:left="360"/>
+      </w:pPr>
+      <w:r>
+        <w:rPr>
+          <w:rFonts w:ascii="Segoe UI" w:hAnsi="Segoe UI"/>
+          <w:b/>
+          <w:color w:val="2563EB"/>
+          <w:sz w:val="20"/>
+        </w:rPr>
+        <w:t xml:space="preserve">• </w:t>
+      </w:r>
+      <w:r>
+        <w:rPr>
+          <w:rFonts w:ascii="Segoe UI" w:hAnsi="Segoe UI"/>
+          <w:b/>
+          <w:color w:val="1E293B"/>
+          <w:sz w:val="20"/>
+        </w:rPr>
+        <w:t>User Story:</w:t>
+      </w:r>
+      <w:r>
+        <w:rPr>
+          <w:rFonts w:ascii="Segoe UI" w:hAnsi="Segoe UI"/>
+          <w:i w:val="0"/>
+          <w:color w:val="1E293B"/>
+          <w:sz w:val="20"/>
+        </w:rPr>
+        <w:t xml:space="preserve"> </w:t>
+      </w:r>
+      <w:r>
+        <w:rPr>
+          <w:rFonts w:ascii="Consolas" w:hAnsi="Consolas"/>
+          <w:color w:val="B91C1C"/>
+          <w:sz w:val="18"/>
+        </w:rPr>
+        <w:t>US 21.0</w:t>
+      </w:r>
+      <w:r>
+        <w:rPr>
+          <w:rFonts w:ascii="Segoe UI" w:hAnsi="Segoe UI"/>
+          <w:i w:val="0"/>
+          <w:color w:val="1E293B"/>
+          <w:sz w:val="20"/>
+        </w:rPr>
+        <w:t xml:space="preserve"> (Hạn chế quyền đặt phòng nhất định theo chính sách công ty).</w:t>
+      </w:r>
+    </w:p>
+    <w:p>
+      <w:pPr>
+        <w:spacing w:before="20" w:after="40" w:line="276" w:lineRule="auto"/>
+        <w:ind w:left="360"/>
+      </w:pPr>
+      <w:r>
+        <w:rPr>
+          <w:rFonts w:ascii="Segoe UI" w:hAnsi="Segoe UI"/>
+          <w:b/>
+          <w:color w:val="2563EB"/>
+          <w:sz w:val="20"/>
+        </w:rPr>
+        <w:t xml:space="preserve">• </w:t>
+      </w:r>
+      <w:r>
+        <w:rPr>
+          <w:rFonts w:ascii="Segoe UI" w:hAnsi="Segoe UI"/>
+          <w:b/>
+          <w:color w:val="1E293B"/>
+          <w:sz w:val="20"/>
+        </w:rPr>
+        <w:t>Nghiệp vụ:</w:t>
+      </w:r>
+      <w:r>
+        <w:rPr>
+          <w:rFonts w:ascii="Segoe UI" w:hAnsi="Segoe UI"/>
+          <w:i w:val="0"/>
+          <w:color w:val="1E293B"/>
+          <w:sz w:val="20"/>
+        </w:rPr>
+        <w:t xml:space="preserve"> Phòng họp VIP (ID: 5) hoặc Hội trường Grand Board (ID: 4) có cấu hình cờ </w:t>
+      </w:r>
+      <w:r>
+        <w:rPr>
+          <w:rFonts w:ascii="Consolas" w:hAnsi="Consolas"/>
+          <w:color w:val="B91C1C"/>
+          <w:sz w:val="18"/>
+        </w:rPr>
+        <w:t>Restricted = true</w:t>
+      </w:r>
+      <w:r>
+        <w:rPr>
+          <w:rFonts w:ascii="Segoe UI" w:hAnsi="Segoe UI"/>
+          <w:i w:val="0"/>
+          <w:color w:val="1E293B"/>
+          <w:sz w:val="20"/>
+        </w:rPr>
+        <w:t xml:space="preserve"> hoặc </w:t>
+      </w:r>
+      <w:r>
+        <w:rPr>
+          <w:rFonts w:ascii="Consolas" w:hAnsi="Consolas"/>
+          <w:color w:val="B91C1C"/>
+          <w:sz w:val="18"/>
+        </w:rPr>
+        <w:t>MinRole = 'Manager'</w:t>
+      </w:r>
+      <w:r>
+        <w:rPr>
+          <w:rFonts w:ascii="Segoe UI" w:hAnsi="Segoe UI"/>
+          <w:i w:val="0"/>
+          <w:color w:val="1E293B"/>
+          <w:sz w:val="20"/>
+        </w:rPr>
+        <w:t>. Khi nhân viên thường (</w:t>
+      </w:r>
+      <w:r>
+        <w:rPr>
+          <w:rFonts w:ascii="Consolas" w:hAnsi="Consolas"/>
+          <w:color w:val="B91C1C"/>
+          <w:sz w:val="18"/>
+        </w:rPr>
+        <w:t>Role = 'Employee'</w:t>
+      </w:r>
+      <w:r>
+        <w:rPr>
+          <w:rFonts w:ascii="Segoe UI" w:hAnsi="Segoe UI"/>
+          <w:i w:val="0"/>
+          <w:color w:val="1E293B"/>
+          <w:sz w:val="20"/>
+        </w:rPr>
+        <w:t xml:space="preserve">) cố tình đặt phòng này, hệ thống sẽ chặn ngay từ Frontend và Backend trả về </w:t>
+      </w:r>
+      <w:r>
+        <w:rPr>
+          <w:rFonts w:ascii="Consolas" w:hAnsi="Consolas"/>
+          <w:color w:val="B91C1C"/>
+          <w:sz w:val="18"/>
+        </w:rPr>
+        <w:t>HTTP 403 Forbidden: "Bạn không có thẩm quyền đặt phòng VIP này. Vui lòng liên hệ Trưởng phòng hoặc Quản trị viên."</w:t>
+      </w:r>
+    </w:p>
+    <w:p>
+      <w:pPr>
+        <w:spacing w:before="100" w:after="100"/>
+      </w:pPr>
+      <w:r>
+        <w:rPr>
+          <w:color w:val="CBD5E1"/>
+          <w:sz w:val="16"/>
+        </w:rPr>
+        <w:t>━━━━━━━━━━━━━━━━━━━━━━━━━━━━━━━━━━━━━━━━━━━━━━━━━━━━━━━━━━━━</w:t>
+      </w:r>
+    </w:p>
+    <w:p>
+      <w:pPr>
+        <w:keepNext/>
+        <w:spacing w:before="260" w:after="80"/>
+      </w:pPr>
+      <w:r>
+        <w:rPr>
+          <w:rFonts w:ascii="Segoe UI" w:hAnsi="Segoe UI"/>
+          <w:b/>
+          <w:color w:val="2563EB"/>
+          <w:sz w:val="26"/>
+        </w:rPr>
+        <w:t>5. TUẦN 4 — SPRINT 4: Đồng Bộ Lịch Cá Nhân, Báo Cáo Thống Kê &amp; Đóng Gói Nghiệm Thu (Sync, Analytics &amp; Sign-off)</w:t>
+      </w:r>
+    </w:p>
+    <w:tbl>
+      <w:tblPr>
+        <w:tblW w:type="auto" w:w="0"/>
+        <w:jc w:val="center"/>
+        <w:tblLook w:firstColumn="1" w:firstRow="1" w:lastColumn="0" w:lastRow="0" w:noHBand="0" w:noVBand="1" w:val="04A0"/>
+      </w:tblPr>
+      <w:tblGrid>
+        <w:gridCol w:w="9792"/>
+      </w:tblGrid>
+      <w:tr>
+        <w:tc>
+          <w:tcPr>
+            <w:tcW w:type="dxa" w:w="9792"/>
+            <w:shd w:fill="EFF6FF"/>
+            <w:tcMar>
+              <w:top w:w="80" w:type="dxa"/>
+              <w:bottom w:w="80" w:type="dxa"/>
+              <w:left w:w="140" w:type="dxa"/>
+              <w:right w:w="140" w:type="dxa"/>
+            </w:tcMar>
+            <w:tcBorders>
+              <w:left w:val="single" w:sz="24" w:space="0" w:color="2563EB"/>
+              <w:top w:val="none"/>
+              <w:right w:val="none"/>
+              <w:bottom w:val="none"/>
+            </w:tcBorders>
+          </w:tcPr>
+          <w:p>
+            <w:pPr>
+              <w:spacing w:before="40" w:after="40"/>
+            </w:pPr>
+            <w:r>
+              <w:rPr>
+                <w:rFonts w:ascii="Segoe UI" w:hAnsi="Segoe UI"/>
+                <w:b/>
+                <w:color w:val="1D4ED8"/>
+                <w:sz w:val="20"/>
+              </w:rPr>
+              <w:t>Mục tiêu:</w:t>
+            </w:r>
+            <w:r>
+              <w:rPr>
+                <w:rFonts w:ascii="Segoe UI" w:hAnsi="Segoe UI"/>
+                <w:i/>
+                <w:color w:val="1D4ED8"/>
+                <w:sz w:val="20"/>
+              </w:rPr>
+              <w:t xml:space="preserve"> Đồng bộ lịch làm việc cá nhân với Google Calendar / Outlook (.ics), thông báo tự động, Dashboard báo cáo KPI và hoàn thiện nghiệm thu môn học.</w:t>
+            </w:r>
+          </w:p>
+        </w:tc>
+      </w:tr>
+    </w:tbl>
+    <w:p>
+      <w:pPr>
+        <w:spacing w:after="60"/>
+      </w:pPr>
+    </w:p>
+    <w:p>
+      <w:pPr>
+        <w:keepNext/>
+        <w:spacing w:before="180" w:after="60"/>
+      </w:pPr>
+      <w:r>
+        <w:rPr>
+          <w:rFonts w:ascii="Segoe UI" w:hAnsi="Segoe UI"/>
+          <w:b/>
+          <w:color w:val="0284C7"/>
+          <w:sz w:val="23"/>
+        </w:rPr>
+        <w:t>5.1. Luồng 4.1: Đồng bộ 2 chiều với Google Calendar &amp; Microsoft Outlook</w:t>
+      </w:r>
+    </w:p>
+    <w:p>
+      <w:pPr>
+        <w:spacing w:before="20" w:after="40" w:line="276" w:lineRule="auto"/>
+        <w:ind w:left="360"/>
+      </w:pPr>
+      <w:r>
+        <w:rPr>
+          <w:rFonts w:ascii="Segoe UI" w:hAnsi="Segoe UI"/>
+          <w:b/>
+          <w:color w:val="2563EB"/>
+          <w:sz w:val="20"/>
+        </w:rPr>
+        <w:t xml:space="preserve">• </w:t>
+      </w:r>
+      <w:r>
+        <w:rPr>
+          <w:rFonts w:ascii="Segoe UI" w:hAnsi="Segoe UI"/>
+          <w:b/>
+          <w:color w:val="1E293B"/>
+          <w:sz w:val="20"/>
+        </w:rPr>
+        <w:t>User Story:</w:t>
+      </w:r>
+      <w:r>
+        <w:rPr>
+          <w:rFonts w:ascii="Segoe UI" w:hAnsi="Segoe UI"/>
+          <w:i w:val="0"/>
+          <w:color w:val="1E293B"/>
+          <w:sz w:val="20"/>
+        </w:rPr>
+        <w:t xml:space="preserve"> </w:t>
+      </w:r>
+      <w:r>
+        <w:rPr>
+          <w:rFonts w:ascii="Consolas" w:hAnsi="Consolas"/>
+          <w:color w:val="B91C1C"/>
+          <w:sz w:val="18"/>
+        </w:rPr>
+        <w:t>US 15.0</w:t>
+      </w:r>
+      <w:r>
+        <w:rPr>
+          <w:rFonts w:ascii="Segoe UI" w:hAnsi="Segoe UI"/>
+          <w:i w:val="0"/>
+          <w:color w:val="1E293B"/>
+          <w:sz w:val="20"/>
+        </w:rPr>
+        <w:t xml:space="preserve"> (Đồng bộ Google Calendar / Outlook), </w:t>
+      </w:r>
+      <w:r>
+        <w:rPr>
+          <w:rFonts w:ascii="Consolas" w:hAnsi="Consolas"/>
+          <w:color w:val="B91C1C"/>
+          <w:sz w:val="18"/>
+        </w:rPr>
+        <w:t>US 17.0</w:t>
+      </w:r>
+      <w:r>
+        <w:rPr>
+          <w:rFonts w:ascii="Segoe UI" w:hAnsi="Segoe UI"/>
+          <w:i w:val="0"/>
+          <w:color w:val="1E293B"/>
+          <w:sz w:val="20"/>
+        </w:rPr>
+        <w:t xml:space="preserve"> (Xem lịch trên ứng dụng di động).</w:t>
+      </w:r>
+    </w:p>
+    <w:tbl>
+      <w:tblPr>
+        <w:tblW w:type="auto" w:w="0"/>
+        <w:jc w:val="center"/>
+        <w:tblLayout w:type="fixed"/>
+        <w:tblLook w:firstColumn="1" w:firstRow="1" w:lastColumn="0" w:lastRow="0" w:noHBand="0" w:noVBand="1" w:val="04A0"/>
+      </w:tblPr>
+      <w:tblGrid>
+        <w:gridCol w:w="9792"/>
+      </w:tblGrid>
+      <w:tr>
+        <w:tc>
+          <w:tcPr>
+            <w:tcW w:type="dxa" w:w="9792"/>
+            <w:shd w:fill="F1F5F9"/>
+            <w:tcMar>
+              <w:top w:w="100" w:type="dxa"/>
+              <w:bottom w:w="100" w:type="dxa"/>
+              <w:left w:w="150" w:type="dxa"/>
+              <w:right w:w="150" w:type="dxa"/>
+            </w:tcMar>
+          </w:tcPr>
+          <w:p>
+            <w:pPr>
+              <w:spacing w:before="40" w:after="40" w:line="276" w:lineRule="auto"/>
+            </w:pPr>
+            <w:r>
+              <w:rPr>
+                <w:rFonts w:ascii="Consolas" w:hAnsi="Consolas"/>
+                <w:color w:val="0F172A"/>
+                <w:sz w:val="18"/>
+              </w:rPr>
+              <w:t>graph LR</w:t>
+              <w:br/>
+              <w:t xml:space="preserve">    MeetingApp[Enterprise Sync System] --&gt;|1. Webhook / OAuth2 API| GoogleCal[Google Calendar API]</w:t>
+              <w:br/>
+              <w:t xml:space="preserve">    MeetingApp --&gt;|2. Microsoft Graph API| Outlook[Microsoft Outlook 365]</w:t>
+              <w:br/>
+              <w:t xml:space="preserve">    GoogleCal --&gt;|3. Tạo sự kiện .ics trên Lịch cá nhân| MobileDevice[Điện thoại di động / Lịch cá nhân]</w:t>
+              <w:br/>
+              <w:t xml:space="preserve">    Outlook --&gt;|3. Tạo sự kiện .ics trên Lịch cá nhân| MobileDevice</w:t>
+              <w:br/>
+              <w:t xml:space="preserve">    MobileDevice --&gt;|4. Người dùng dời lịch trên Google Calendar| GoogleCal</w:t>
+              <w:br/>
+              <w:t xml:space="preserve">    GoogleCal --&gt;|5. Webhook thông báo thay đổi| MeetingApp</w:t>
+              <w:br/>
+              <w:t xml:space="preserve">    MeetingApp --&gt;|6. Kiểm tra Overlap &amp; Cập nhật lại CSDL| DB[(MySQL)]</w:t>
+            </w:r>
+          </w:p>
+        </w:tc>
+      </w:tr>
+    </w:tbl>
+    <w:p>
+      <w:pPr>
+        <w:spacing w:before="0" w:after="60"/>
+      </w:pPr>
+    </w:p>
+    <w:p>
+      <w:pPr>
+        <w:keepNext/>
+        <w:spacing w:before="180" w:after="60"/>
+      </w:pPr>
+      <w:r>
+        <w:rPr>
+          <w:rFonts w:ascii="Segoe UI" w:hAnsi="Segoe UI"/>
+          <w:b/>
+          <w:color w:val="0284C7"/>
+          <w:sz w:val="23"/>
+        </w:rPr>
+        <w:t>5.2. Luồng 4.2: Hệ thống gửi thông báo nhắc hẹn tự động (Notification Engine)</w:t>
+      </w:r>
+    </w:p>
+    <w:p>
+      <w:pPr>
+        <w:spacing w:before="20" w:after="40" w:line="276" w:lineRule="auto"/>
+        <w:ind w:left="360"/>
+      </w:pPr>
+      <w:r>
+        <w:rPr>
+          <w:rFonts w:ascii="Segoe UI" w:hAnsi="Segoe UI"/>
+          <w:b/>
+          <w:color w:val="2563EB"/>
+          <w:sz w:val="20"/>
+        </w:rPr>
+        <w:t xml:space="preserve">• </w:t>
+      </w:r>
+      <w:r>
+        <w:rPr>
+          <w:rFonts w:ascii="Segoe UI" w:hAnsi="Segoe UI"/>
+          <w:b/>
+          <w:color w:val="1E293B"/>
+          <w:sz w:val="20"/>
+        </w:rPr>
+        <w:t>User Story:</w:t>
+      </w:r>
+      <w:r>
+        <w:rPr>
+          <w:rFonts w:ascii="Segoe UI" w:hAnsi="Segoe UI"/>
+          <w:i w:val="0"/>
+          <w:color w:val="1E293B"/>
+          <w:sz w:val="20"/>
+        </w:rPr>
+        <w:t xml:space="preserve"> </w:t>
+      </w:r>
+      <w:r>
+        <w:rPr>
+          <w:rFonts w:ascii="Consolas" w:hAnsi="Consolas"/>
+          <w:color w:val="B91C1C"/>
+          <w:sz w:val="18"/>
+        </w:rPr>
+        <w:t>US 16.0</w:t>
+      </w:r>
+      <w:r>
+        <w:rPr>
+          <w:rFonts w:ascii="Segoe UI" w:hAnsi="Segoe UI"/>
+          <w:i w:val="0"/>
+          <w:color w:val="1E293B"/>
+          <w:sz w:val="20"/>
+        </w:rPr>
+        <w:t xml:space="preserve"> (Nhận thông báo nhắc nhở qua Email / App trước giờ họp).</w:t>
+      </w:r>
+    </w:p>
+    <w:p>
+      <w:pPr>
+        <w:spacing w:before="20" w:after="40" w:line="276" w:lineRule="auto"/>
+        <w:ind w:left="360"/>
+      </w:pPr>
+      <w:r>
+        <w:rPr>
+          <w:rFonts w:ascii="Segoe UI" w:hAnsi="Segoe UI"/>
+          <w:b/>
+          <w:color w:val="2563EB"/>
+          <w:sz w:val="20"/>
+        </w:rPr>
+        <w:t xml:space="preserve">• </w:t>
+      </w:r>
+      <w:r>
+        <w:rPr>
+          <w:rFonts w:ascii="Segoe UI" w:hAnsi="Segoe UI"/>
+          <w:b/>
+          <w:color w:val="1E293B"/>
+          <w:sz w:val="20"/>
+        </w:rPr>
+        <w:t>Kiến trúc:</w:t>
+      </w:r>
+      <w:r>
+        <w:rPr>
+          <w:rFonts w:ascii="Segoe UI" w:hAnsi="Segoe UI"/>
+          <w:i w:val="0"/>
+          <w:color w:val="1E293B"/>
+          <w:sz w:val="20"/>
+        </w:rPr>
+        <w:t xml:space="preserve"> Chạy Background Worker / Cron Job định kỳ 1 phút một lần:</w:t>
+      </w:r>
+    </w:p>
+    <w:p>
+      <w:pPr>
+        <w:spacing w:before="20" w:after="40" w:line="276" w:lineRule="auto"/>
+        <w:ind w:left="720"/>
+      </w:pPr>
+      <w:r>
+        <w:rPr>
+          <w:rFonts w:ascii="Segoe UI" w:hAnsi="Segoe UI"/>
+          <w:b/>
+          <w:color w:val="2563EB"/>
+          <w:sz w:val="20"/>
+        </w:rPr>
+        <w:t xml:space="preserve">1. </w:t>
+      </w:r>
+      <w:r>
+        <w:rPr>
+          <w:rFonts w:ascii="Segoe UI" w:hAnsi="Segoe UI"/>
+          <w:i w:val="0"/>
+          <w:color w:val="1E293B"/>
+          <w:sz w:val="20"/>
+        </w:rPr>
+        <w:t xml:space="preserve">Quét bảng </w:t>
+      </w:r>
+      <w:r>
+        <w:rPr>
+          <w:rFonts w:ascii="Consolas" w:hAnsi="Consolas"/>
+          <w:color w:val="B91C1C"/>
+          <w:sz w:val="18"/>
+        </w:rPr>
+        <w:t>Meetings</w:t>
+      </w:r>
+      <w:r>
+        <w:rPr>
+          <w:rFonts w:ascii="Segoe UI" w:hAnsi="Segoe UI"/>
+          <w:i w:val="0"/>
+          <w:color w:val="1E293B"/>
+          <w:sz w:val="20"/>
+        </w:rPr>
+        <w:t xml:space="preserve"> tìm các cuộc họp có </w:t>
+      </w:r>
+      <w:r>
+        <w:rPr>
+          <w:rFonts w:ascii="Consolas" w:hAnsi="Consolas"/>
+          <w:color w:val="B91C1C"/>
+          <w:sz w:val="18"/>
+        </w:rPr>
+        <w:t>StartTime - NOW() &lt;= 15 phút</w:t>
+      </w:r>
+      <w:r>
+        <w:rPr>
+          <w:rFonts w:ascii="Segoe UI" w:hAnsi="Segoe UI"/>
+          <w:i w:val="0"/>
+          <w:color w:val="1E293B"/>
+          <w:sz w:val="20"/>
+        </w:rPr>
+        <w:t xml:space="preserve"> và cờ </w:t>
+      </w:r>
+      <w:r>
+        <w:rPr>
+          <w:rFonts w:ascii="Consolas" w:hAnsi="Consolas"/>
+          <w:color w:val="B91C1C"/>
+          <w:sz w:val="18"/>
+        </w:rPr>
+        <w:t>Notified = false</w:t>
+      </w:r>
+      <w:r>
+        <w:rPr>
+          <w:rFonts w:ascii="Segoe UI" w:hAnsi="Segoe UI"/>
+          <w:i w:val="0"/>
+          <w:color w:val="1E293B"/>
+          <w:sz w:val="20"/>
+        </w:rPr>
+        <w:t>.</w:t>
+      </w:r>
+    </w:p>
+    <w:p>
+      <w:pPr>
+        <w:spacing w:before="20" w:after="40" w:line="276" w:lineRule="auto"/>
+        <w:ind w:left="720"/>
+      </w:pPr>
+      <w:r>
+        <w:rPr>
+          <w:rFonts w:ascii="Segoe UI" w:hAnsi="Segoe UI"/>
+          <w:b/>
+          <w:color w:val="2563EB"/>
+          <w:sz w:val="20"/>
+        </w:rPr>
+        <w:t xml:space="preserve">2. </w:t>
+      </w:r>
+      <w:r>
+        <w:rPr>
+          <w:rFonts w:ascii="Segoe UI" w:hAnsi="Segoe UI"/>
+          <w:i w:val="0"/>
+          <w:color w:val="1E293B"/>
+          <w:sz w:val="20"/>
+        </w:rPr>
+        <w:t xml:space="preserve">Gửi Email thông báo qua SMTP / SendGrid hoặc Web Push Notification tới toàn bộ </w:t>
+      </w:r>
+      <w:r>
+        <w:rPr>
+          <w:rFonts w:ascii="Consolas" w:hAnsi="Consolas"/>
+          <w:color w:val="B91C1C"/>
+          <w:sz w:val="18"/>
+        </w:rPr>
+        <w:t>Organizer</w:t>
+      </w:r>
+      <w:r>
+        <w:rPr>
+          <w:rFonts w:ascii="Segoe UI" w:hAnsi="Segoe UI"/>
+          <w:i w:val="0"/>
+          <w:color w:val="1E293B"/>
+          <w:sz w:val="20"/>
+        </w:rPr>
+        <w:t xml:space="preserve"> và các </w:t>
+      </w:r>
+      <w:r>
+        <w:rPr>
+          <w:rFonts w:ascii="Consolas" w:hAnsi="Consolas"/>
+          <w:color w:val="B91C1C"/>
+          <w:sz w:val="18"/>
+        </w:rPr>
+        <w:t>Participants</w:t>
+      </w:r>
+      <w:r>
+        <w:rPr>
+          <w:rFonts w:ascii="Segoe UI" w:hAnsi="Segoe UI"/>
+          <w:i w:val="0"/>
+          <w:color w:val="1E293B"/>
+          <w:sz w:val="20"/>
+        </w:rPr>
+        <w:t xml:space="preserve"> có trạng thái </w:t>
+      </w:r>
+      <w:r>
+        <w:rPr>
+          <w:rFonts w:ascii="Consolas" w:hAnsi="Consolas"/>
+          <w:color w:val="B91C1C"/>
+          <w:sz w:val="18"/>
+        </w:rPr>
+        <w:t>Accepted</w:t>
+      </w:r>
+      <w:r>
+        <w:rPr>
+          <w:rFonts w:ascii="Segoe UI" w:hAnsi="Segoe UI"/>
+          <w:i w:val="0"/>
+          <w:color w:val="1E293B"/>
+          <w:sz w:val="20"/>
+        </w:rPr>
+        <w:t>.</w:t>
+      </w:r>
+    </w:p>
+    <w:p>
+      <w:pPr>
+        <w:spacing w:before="20" w:after="40" w:line="276" w:lineRule="auto"/>
+        <w:ind w:left="720"/>
+      </w:pPr>
+      <w:r>
+        <w:rPr>
+          <w:rFonts w:ascii="Segoe UI" w:hAnsi="Segoe UI"/>
+          <w:b/>
+          <w:color w:val="2563EB"/>
+          <w:sz w:val="20"/>
+        </w:rPr>
+        <w:t xml:space="preserve">3. </w:t>
+      </w:r>
+      <w:r>
+        <w:rPr>
+          <w:rFonts w:ascii="Segoe UI" w:hAnsi="Segoe UI"/>
+          <w:i w:val="0"/>
+          <w:color w:val="1E293B"/>
+          <w:sz w:val="20"/>
+        </w:rPr>
+        <w:t xml:space="preserve">Cập nhật </w:t>
+      </w:r>
+      <w:r>
+        <w:rPr>
+          <w:rFonts w:ascii="Consolas" w:hAnsi="Consolas"/>
+          <w:color w:val="B91C1C"/>
+          <w:sz w:val="18"/>
+        </w:rPr>
+        <w:t>Notified = true</w:t>
+      </w:r>
+      <w:r>
+        <w:rPr>
+          <w:rFonts w:ascii="Segoe UI" w:hAnsi="Segoe UI"/>
+          <w:i w:val="0"/>
+          <w:color w:val="1E293B"/>
+          <w:sz w:val="20"/>
+        </w:rPr>
+        <w:t xml:space="preserve"> để không gửi lặp lại.</w:t>
+      </w:r>
+    </w:p>
+    <w:p>
+      <w:pPr>
+        <w:keepNext/>
+        <w:spacing w:before="180" w:after="60"/>
+      </w:pPr>
+      <w:r>
+        <w:rPr>
+          <w:rFonts w:ascii="Segoe UI" w:hAnsi="Segoe UI"/>
+          <w:b/>
+          <w:color w:val="0284C7"/>
+          <w:sz w:val="23"/>
+        </w:rPr>
+        <w:t>5.3. Luồng 4.3: Báo cáo tần suất sử dụng phòng &amp; Thống kê tỷ lệ hủy họp</w:t>
+      </w:r>
+    </w:p>
+    <w:p>
+      <w:pPr>
+        <w:spacing w:before="20" w:after="40" w:line="276" w:lineRule="auto"/>
+        <w:ind w:left="360"/>
+      </w:pPr>
+      <w:r>
+        <w:rPr>
+          <w:rFonts w:ascii="Segoe UI" w:hAnsi="Segoe UI"/>
+          <w:b/>
+          <w:color w:val="2563EB"/>
+          <w:sz w:val="20"/>
+        </w:rPr>
+        <w:t xml:space="preserve">• </w:t>
+      </w:r>
+      <w:r>
+        <w:rPr>
+          <w:rFonts w:ascii="Segoe UI" w:hAnsi="Segoe UI"/>
+          <w:b/>
+          <w:color w:val="1E293B"/>
+          <w:sz w:val="20"/>
+        </w:rPr>
+        <w:t>User Story:</w:t>
+      </w:r>
+      <w:r>
+        <w:rPr>
+          <w:rFonts w:ascii="Segoe UI" w:hAnsi="Segoe UI"/>
+          <w:i w:val="0"/>
+          <w:color w:val="1E293B"/>
+          <w:sz w:val="20"/>
+        </w:rPr>
+        <w:t xml:space="preserve"> </w:t>
+      </w:r>
+      <w:r>
+        <w:rPr>
+          <w:rFonts w:ascii="Consolas" w:hAnsi="Consolas"/>
+          <w:color w:val="B91C1C"/>
+          <w:sz w:val="18"/>
+        </w:rPr>
+        <w:t>US 22.0</w:t>
+      </w:r>
+      <w:r>
+        <w:rPr>
+          <w:rFonts w:ascii="Segoe UI" w:hAnsi="Segoe UI"/>
+          <w:i w:val="0"/>
+          <w:color w:val="1E293B"/>
+          <w:sz w:val="20"/>
+        </w:rPr>
+        <w:t xml:space="preserve"> (Báo cáo sử dụng phòng), </w:t>
+      </w:r>
+      <w:r>
+        <w:rPr>
+          <w:rFonts w:ascii="Consolas" w:hAnsi="Consolas"/>
+          <w:color w:val="B91C1C"/>
+          <w:sz w:val="18"/>
+        </w:rPr>
+        <w:t>US 23.0</w:t>
+      </w:r>
+      <w:r>
+        <w:rPr>
+          <w:rFonts w:ascii="Segoe UI" w:hAnsi="Segoe UI"/>
+          <w:i w:val="0"/>
+          <w:color w:val="1E293B"/>
+          <w:sz w:val="20"/>
+        </w:rPr>
+        <w:t xml:space="preserve"> (Thống kê hủy họp), </w:t>
+      </w:r>
+      <w:r>
+        <w:rPr>
+          <w:rFonts w:ascii="Consolas" w:hAnsi="Consolas"/>
+          <w:color w:val="B91C1C"/>
+          <w:sz w:val="18"/>
+        </w:rPr>
+        <w:t>US 24.0</w:t>
+      </w:r>
+      <w:r>
+        <w:rPr>
+          <w:rFonts w:ascii="Segoe UI" w:hAnsi="Segoe UI"/>
+          <w:i w:val="0"/>
+          <w:color w:val="1E293B"/>
+          <w:sz w:val="20"/>
+        </w:rPr>
+        <w:t xml:space="preserve"> (Xuất báo cáo Excel/PDF).</w:t>
+      </w:r>
+    </w:p>
+    <w:p>
+      <w:pPr>
+        <w:spacing w:before="20" w:after="40" w:line="276" w:lineRule="auto"/>
+        <w:ind w:left="360"/>
+      </w:pPr>
+      <w:r>
+        <w:rPr>
+          <w:rFonts w:ascii="Segoe UI" w:hAnsi="Segoe UI"/>
+          <w:b/>
+          <w:color w:val="2563EB"/>
+          <w:sz w:val="20"/>
+        </w:rPr>
+        <w:t xml:space="preserve">• </w:t>
+      </w:r>
+      <w:r>
+        <w:rPr>
+          <w:rFonts w:ascii="Segoe UI" w:hAnsi="Segoe UI"/>
+          <w:b/>
+          <w:color w:val="1E293B"/>
+          <w:sz w:val="20"/>
+        </w:rPr>
+        <w:t>Công thức tính toán KPI phục vụ Ban Giám Đốc:</w:t>
+      </w:r>
+    </w:p>
+    <w:p>
+      <w:pPr>
+        <w:spacing w:before="20" w:after="40" w:line="276" w:lineRule="auto"/>
+        <w:ind w:left="720"/>
+      </w:pPr>
+      <w:r>
+        <w:rPr>
+          <w:rFonts w:ascii="Segoe UI" w:hAnsi="Segoe UI"/>
+          <w:b/>
+          <w:color w:val="2563EB"/>
+          <w:sz w:val="20"/>
+        </w:rPr>
+        <w:t xml:space="preserve">• </w:t>
+      </w:r>
+      <w:r>
+        <w:rPr>
+          <w:rFonts w:ascii="Segoe UI" w:hAnsi="Segoe UI"/>
+          <w:b/>
+          <w:color w:val="1E293B"/>
+          <w:sz w:val="20"/>
+        </w:rPr>
+        <w:t>Tỷ lệ lấp đầy phòng (Room Utilization Rate):</w:t>
+      </w:r>
+    </w:p>
+    <w:p>
+      <w:pPr>
+        <w:spacing w:before="40" w:after="80" w:line="276" w:lineRule="auto"/>
+      </w:pPr>
+      <w:r>
+        <w:rPr>
+          <w:rFonts w:ascii="Segoe UI" w:hAnsi="Segoe UI"/>
+          <w:i w:val="0"/>
+          <w:color w:val="1E293B"/>
+          <w:sz w:val="21"/>
+        </w:rPr>
+        <w:t>$$\text{Tỷ lệ (\%)} = \frac{\sum \text{Tổng số giờ họp thực tế}}{\text{Tổng số giờ làm việc chuẩn trong tháng (8h/ngày } \times 22 \text{ ngày)}} \times 100\%$$</w:t>
+      </w:r>
+    </w:p>
+    <w:p>
+      <w:pPr>
+        <w:spacing w:before="20" w:after="40" w:line="276" w:lineRule="auto"/>
+        <w:ind w:left="720"/>
+      </w:pPr>
+      <w:r>
+        <w:rPr>
+          <w:rFonts w:ascii="Segoe UI" w:hAnsi="Segoe UI"/>
+          <w:b/>
+          <w:color w:val="2563EB"/>
+          <w:sz w:val="20"/>
+        </w:rPr>
+        <w:t xml:space="preserve">• </w:t>
+      </w:r>
+      <w:r>
+        <w:rPr>
+          <w:rFonts w:ascii="Segoe UI" w:hAnsi="Segoe UI"/>
+          <w:b/>
+          <w:color w:val="1E293B"/>
+          <w:sz w:val="20"/>
+        </w:rPr>
+        <w:t>Tỷ lệ hủy họp (Cancellation Rate):</w:t>
+      </w:r>
+    </w:p>
+    <w:p>
+      <w:pPr>
+        <w:spacing w:before="40" w:after="80" w:line="276" w:lineRule="auto"/>
+      </w:pPr>
+      <w:r>
+        <w:rPr>
+          <w:rFonts w:ascii="Segoe UI" w:hAnsi="Segoe UI"/>
+          <w:i w:val="0"/>
+          <w:color w:val="1E293B"/>
+          <w:sz w:val="21"/>
+        </w:rPr>
+        <w:t>$$\text{Tỷ lệ Hủy (\%)} = \frac{\text{Số cuộc họp có status 'Cancelled'}}{\text{Tổng số cuộc họp được tạo}} \times 100\%$$</w:t>
+      </w:r>
+    </w:p>
+    <w:p>
+      <w:pPr>
+        <w:spacing w:before="20" w:after="40" w:line="276" w:lineRule="auto"/>
+        <w:ind w:left="720"/>
+      </w:pPr>
+      <w:r>
+        <w:rPr>
+          <w:rFonts w:ascii="Segoe UI" w:hAnsi="Segoe UI"/>
+          <w:b/>
+          <w:color w:val="2563EB"/>
+          <w:sz w:val="20"/>
+        </w:rPr>
+        <w:t xml:space="preserve">• </w:t>
+      </w:r>
+      <w:r>
+        <w:rPr>
+          <w:rFonts w:ascii="Segoe UI" w:hAnsi="Segoe UI"/>
+          <w:b/>
+          <w:color w:val="1E293B"/>
+          <w:sz w:val="20"/>
+        </w:rPr>
+        <w:t>Chức năng xuất file:</w:t>
+      </w:r>
+      <w:r>
+        <w:rPr>
+          <w:rFonts w:ascii="Segoe UI" w:hAnsi="Segoe UI"/>
+          <w:i w:val="0"/>
+          <w:color w:val="1E293B"/>
+          <w:sz w:val="20"/>
+        </w:rPr>
+        <w:t xml:space="preserve"> Cho phép xuất dữ liệu thống kê ra file Excel chuẩn định dạng biểu mẫu doanh nghiệp hoặc file PDF báo cáo tháng.</w:t>
+      </w:r>
+    </w:p>
+    <w:p>
+      <w:pPr>
+        <w:spacing w:before="100" w:after="100"/>
+      </w:pPr>
+      <w:r>
+        <w:rPr>
+          <w:color w:val="CBD5E1"/>
+          <w:sz w:val="16"/>
+        </w:rPr>
+        <w:t>━━━━━━━━━━━━━━━━━━━━━━━━━━━━━━━━━━━━━━━━━━━━━━━━━━━━━━━━━━━━</w:t>
+      </w:r>
+    </w:p>
+    <w:p>
+      <w:pPr>
+        <w:keepNext/>
+        <w:spacing w:before="260" w:after="80"/>
+      </w:pPr>
+      <w:r>
+        <w:rPr>
+          <w:rFonts w:ascii="Segoe UI" w:hAnsi="Segoe UI"/>
+          <w:b/>
+          <w:color w:val="2563EB"/>
+          <w:sz w:val="26"/>
+        </w:rPr>
+        <w:t>6. ĐỊNH HƯỚNG MỞ RỘNG TƯƠNG LAI (FUTURE ROADMAP — HẬU 4 TUẦN HỌC PHẦN)</w:t>
+      </w:r>
+    </w:p>
+    <w:tbl>
+      <w:tblPr>
+        <w:tblW w:type="auto" w:w="0"/>
+        <w:jc w:val="center"/>
+        <w:tblLook w:firstColumn="1" w:firstRow="1" w:lastColumn="0" w:lastRow="0" w:noHBand="0" w:noVBand="1" w:val="04A0"/>
+      </w:tblPr>
+      <w:tblGrid>
+        <w:gridCol w:w="9792"/>
+      </w:tblGrid>
+      <w:tr>
+        <w:tc>
+          <w:tcPr>
+            <w:tcW w:type="dxa" w:w="9792"/>
+            <w:shd w:fill="EFF6FF"/>
+            <w:tcMar>
+              <w:top w:w="80" w:type="dxa"/>
+              <w:bottom w:w="80" w:type="dxa"/>
+              <w:left w:w="140" w:type="dxa"/>
+              <w:right w:w="140" w:type="dxa"/>
+            </w:tcMar>
+            <w:tcBorders>
+              <w:left w:val="single" w:sz="24" w:space="0" w:color="2563EB"/>
+              <w:top w:val="none"/>
+              <w:right w:val="none"/>
+              <w:bottom w:val="none"/>
+            </w:tcBorders>
+          </w:tcPr>
+          <w:p>
+            <w:pPr>
+              <w:spacing w:before="40" w:after="40"/>
+            </w:pPr>
+            <w:r>
+              <w:rPr>
+                <w:rFonts w:ascii="Segoe UI" w:hAnsi="Segoe UI"/>
+                <w:b/>
+                <w:color w:val="1D4ED8"/>
+                <w:sz w:val="20"/>
+              </w:rPr>
+              <w:t>Mục tiêu mở rộng:</w:t>
+            </w:r>
+            <w:r>
+              <w:rPr>
+                <w:rFonts w:ascii="Segoe UI" w:hAnsi="Segoe UI"/>
+                <w:i/>
+                <w:color w:val="1D4ED8"/>
+                <w:sz w:val="20"/>
+              </w:rPr>
+              <w:t xml:space="preserve"> Ứng dụng AI và IoT để hiện đại hóa hệ sinh thái đặt phòng: Smart Scheduler gợi ý giờ rảnh, Check-in QR tại cửa phòng, Chatbot NLP, ứng dụng Mobile và tích hợp HRM/ERP.</w:t>
+            </w:r>
+          </w:p>
+        </w:tc>
+      </w:tr>
+    </w:tbl>
+    <w:p>
+      <w:pPr>
+        <w:spacing w:after="60"/>
+      </w:pPr>
+    </w:p>
+    <w:p>
+      <w:pPr>
+        <w:keepNext/>
+        <w:spacing w:before="180" w:after="60"/>
+      </w:pPr>
+      <w:r>
+        <w:rPr>
+          <w:rFonts w:ascii="Segoe UI" w:hAnsi="Segoe UI"/>
+          <w:b/>
+          <w:color w:val="0284C7"/>
+          <w:sz w:val="23"/>
+        </w:rPr>
+        <w:t>6.1. Luồng 5.1: Thuật toán gợi ý khung giờ họp rảnh chung (Smart Scheduler)</w:t>
+      </w:r>
+    </w:p>
+    <w:p>
+      <w:pPr>
+        <w:spacing w:before="20" w:after="40" w:line="276" w:lineRule="auto"/>
+        <w:ind w:left="360"/>
+      </w:pPr>
+      <w:r>
+        <w:rPr>
+          <w:rFonts w:ascii="Segoe UI" w:hAnsi="Segoe UI"/>
+          <w:b/>
+          <w:color w:val="2563EB"/>
+          <w:sz w:val="20"/>
+        </w:rPr>
+        <w:t xml:space="preserve">• </w:t>
+      </w:r>
+      <w:r>
+        <w:rPr>
+          <w:rFonts w:ascii="Segoe UI" w:hAnsi="Segoe UI"/>
+          <w:b/>
+          <w:color w:val="1E293B"/>
+          <w:sz w:val="20"/>
+        </w:rPr>
+        <w:t>User Story:</w:t>
+      </w:r>
+      <w:r>
+        <w:rPr>
+          <w:rFonts w:ascii="Segoe UI" w:hAnsi="Segoe UI"/>
+          <w:i w:val="0"/>
+          <w:color w:val="1E293B"/>
+          <w:sz w:val="20"/>
+        </w:rPr>
+        <w:t xml:space="preserve"> </w:t>
+      </w:r>
+      <w:r>
+        <w:rPr>
+          <w:rFonts w:ascii="Consolas" w:hAnsi="Consolas"/>
+          <w:color w:val="B91C1C"/>
+          <w:sz w:val="18"/>
+        </w:rPr>
+        <w:t>US 5.0</w:t>
+      </w:r>
+      <w:r>
+        <w:rPr>
+          <w:rFonts w:ascii="Segoe UI" w:hAnsi="Segoe UI"/>
+          <w:i w:val="0"/>
+          <w:color w:val="1E293B"/>
+          <w:sz w:val="20"/>
+        </w:rPr>
+        <w:t xml:space="preserve"> (Xem gợi ý thời gian họp khi mọi người đều rảnh).</w:t>
+      </w:r>
+    </w:p>
+    <w:tbl>
+      <w:tblPr>
+        <w:tblW w:type="auto" w:w="0"/>
+        <w:jc w:val="center"/>
+        <w:tblLayout w:type="fixed"/>
+        <w:tblLook w:firstColumn="1" w:firstRow="1" w:lastColumn="0" w:lastRow="0" w:noHBand="0" w:noVBand="1" w:val="04A0"/>
+      </w:tblPr>
+      <w:tblGrid>
+        <w:gridCol w:w="9792"/>
+      </w:tblGrid>
+      <w:tr>
+        <w:tc>
+          <w:tcPr>
+            <w:tcW w:type="dxa" w:w="9792"/>
+            <w:shd w:fill="F1F5F9"/>
+            <w:tcMar>
+              <w:top w:w="100" w:type="dxa"/>
+              <w:bottom w:w="100" w:type="dxa"/>
+              <w:left w:w="150" w:type="dxa"/>
+              <w:right w:w="150" w:type="dxa"/>
+            </w:tcMar>
+          </w:tcPr>
+          <w:p>
+            <w:pPr>
+              <w:spacing w:before="40" w:after="40" w:line="276" w:lineRule="auto"/>
+            </w:pPr>
+            <w:r>
+              <w:rPr>
+                <w:rFonts w:ascii="Consolas" w:hAnsi="Consolas"/>
+                <w:color w:val="0F172A"/>
+                <w:sz w:val="18"/>
+              </w:rPr>
+              <w:t>graph TD</w:t>
+              <w:br/>
+              <w:t xml:space="preserve">    A[Người tổ chức chọn danh sách 5 người cần họp &amp; Thời lượng muốn họp: 60 phút] --&gt; B[Gửi request GET /api/scheduler/suggest]</w:t>
+              <w:br/>
+              <w:t xml:space="preserve">    B --&gt; C[Backend quét toàn bộ lịch của 5 nhân sự trong ngày từ CSDL]</w:t>
+              <w:br/>
+              <w:t xml:space="preserve">    C --&gt; D[Tạo mảng biểu diễn các khe thời gian trong ngày: 08:00 đến 18:00 (mỗi slot 15p)]</w:t>
+              <w:br/>
+              <w:t xml:space="preserve">    D --&gt; E[Giao các khoảng thời gian bận của cả 5 người để tìm khoảng trống giao thoa]</w:t>
+              <w:br/>
+              <w:t xml:space="preserve">    E --&gt; F[Quét thêm danh sách phòng họp còn trống trong các khoảng thời gian đó]</w:t>
+              <w:br/>
+              <w:t xml:space="preserve">    F --&gt; G[Trả về Top 3 khung giờ tối ưu nhất kèm phòng họp tương ứng]</w:t>
+              <w:br/>
+              <w:t xml:space="preserve">    G --&gt; H[Frontend hiển thị Card gợi ý khung giờ vàng để Host chọn bằng 1 click]</w:t>
+            </w:r>
+          </w:p>
+        </w:tc>
+      </w:tr>
+    </w:tbl>
+    <w:p>
+      <w:pPr>
+        <w:spacing w:before="0" w:after="60"/>
+      </w:pPr>
+    </w:p>
+    <w:p>
+      <w:pPr>
+        <w:keepNext/>
+        <w:spacing w:before="180" w:after="60"/>
+      </w:pPr>
+      <w:r>
+        <w:rPr>
+          <w:rFonts w:ascii="Segoe UI" w:hAnsi="Segoe UI"/>
+          <w:b/>
+          <w:color w:val="0284C7"/>
+          <w:sz w:val="23"/>
+        </w:rPr>
+        <w:t>6.2. Luồng 5.2: Check-in / Check-out phòng họp bằng mã QR Code (Auto-release)</w:t>
+      </w:r>
+    </w:p>
+    <w:p>
+      <w:pPr>
+        <w:spacing w:before="20" w:after="40" w:line="276" w:lineRule="auto"/>
+        <w:ind w:left="360"/>
+      </w:pPr>
+      <w:r>
+        <w:rPr>
+          <w:rFonts w:ascii="Segoe UI" w:hAnsi="Segoe UI"/>
+          <w:b/>
+          <w:color w:val="2563EB"/>
+          <w:sz w:val="20"/>
+        </w:rPr>
+        <w:t xml:space="preserve">• </w:t>
+      </w:r>
+      <w:r>
+        <w:rPr>
+          <w:rFonts w:ascii="Segoe UI" w:hAnsi="Segoe UI"/>
+          <w:b/>
+          <w:color w:val="1E293B"/>
+          <w:sz w:val="20"/>
+        </w:rPr>
+        <w:t>User Story:</w:t>
+      </w:r>
+      <w:r>
+        <w:rPr>
+          <w:rFonts w:ascii="Segoe UI" w:hAnsi="Segoe UI"/>
+          <w:i w:val="0"/>
+          <w:color w:val="1E293B"/>
+          <w:sz w:val="20"/>
+        </w:rPr>
+        <w:t xml:space="preserve"> </w:t>
+      </w:r>
+      <w:r>
+        <w:rPr>
+          <w:rFonts w:ascii="Consolas" w:hAnsi="Consolas"/>
+          <w:color w:val="B91C1C"/>
+          <w:sz w:val="18"/>
+        </w:rPr>
+        <w:t>US 27.0</w:t>
+      </w:r>
+      <w:r>
+        <w:rPr>
+          <w:rFonts w:ascii="Segoe UI" w:hAnsi="Segoe UI"/>
+          <w:i w:val="0"/>
+          <w:color w:val="1E293B"/>
+          <w:sz w:val="20"/>
+        </w:rPr>
+        <w:t xml:space="preserve"> (Check-in và check-out bằng mã QR để ghi nhận chính xác việc sử dụng phòng).</w:t>
+      </w:r>
+    </w:p>
+    <w:p>
+      <w:pPr>
+        <w:spacing w:before="20" w:after="40" w:line="276" w:lineRule="auto"/>
+        <w:ind w:left="360"/>
+      </w:pPr>
+      <w:r>
+        <w:rPr>
+          <w:rFonts w:ascii="Segoe UI" w:hAnsi="Segoe UI"/>
+          <w:b/>
+          <w:color w:val="2563EB"/>
+          <w:sz w:val="20"/>
+        </w:rPr>
+        <w:t xml:space="preserve">• </w:t>
+      </w:r>
+      <w:r>
+        <w:rPr>
+          <w:rFonts w:ascii="Segoe UI" w:hAnsi="Segoe UI"/>
+          <w:b/>
+          <w:color w:val="1E293B"/>
+          <w:sz w:val="20"/>
+        </w:rPr>
+        <w:t>Bài toán thực tế:</w:t>
+      </w:r>
+      <w:r>
+        <w:rPr>
+          <w:rFonts w:ascii="Segoe UI" w:hAnsi="Segoe UI"/>
+          <w:i w:val="0"/>
+          <w:color w:val="1E293B"/>
+          <w:sz w:val="20"/>
+        </w:rPr>
+        <w:t xml:space="preserve"> Nhiều người đặt phòng nhưng quên hủy khi không họp, khiến phòng bị "chiếm ảo" trong khi người khác cần thì không có chỗ.</w:t>
+      </w:r>
+    </w:p>
+    <w:p>
+      <w:pPr>
+        <w:spacing w:before="20" w:after="40" w:line="276" w:lineRule="auto"/>
+        <w:ind w:left="360"/>
+      </w:pPr>
+      <w:r>
+        <w:rPr>
+          <w:rFonts w:ascii="Segoe UI" w:hAnsi="Segoe UI"/>
+          <w:b/>
+          <w:color w:val="2563EB"/>
+          <w:sz w:val="20"/>
+        </w:rPr>
+        <w:t xml:space="preserve">• </w:t>
+      </w:r>
+      <w:r>
+        <w:rPr>
+          <w:rFonts w:ascii="Segoe UI" w:hAnsi="Segoe UI"/>
+          <w:b/>
+          <w:color w:val="1E293B"/>
+          <w:sz w:val="20"/>
+        </w:rPr>
+        <w:t>Giải pháp giải phóng phòng tự động (Auto-release Mechanism):</w:t>
+      </w:r>
+    </w:p>
+    <w:tbl>
+      <w:tblPr>
+        <w:tblW w:type="auto" w:w="0"/>
+        <w:jc w:val="center"/>
+        <w:tblLayout w:type="fixed"/>
+        <w:tblLook w:firstColumn="1" w:firstRow="1" w:lastColumn="0" w:lastRow="0" w:noHBand="0" w:noVBand="1" w:val="04A0"/>
+      </w:tblPr>
+      <w:tblGrid>
+        <w:gridCol w:w="9792"/>
+      </w:tblGrid>
+      <w:tr>
+        <w:tc>
+          <w:tcPr>
+            <w:tcW w:type="dxa" w:w="9792"/>
+            <w:shd w:fill="F1F5F9"/>
+            <w:tcMar>
+              <w:top w:w="100" w:type="dxa"/>
+              <w:bottom w:w="100" w:type="dxa"/>
+              <w:left w:w="150" w:type="dxa"/>
+              <w:right w:w="150" w:type="dxa"/>
+            </w:tcMar>
+          </w:tcPr>
+          <w:p>
+            <w:pPr>
+              <w:spacing w:before="40" w:after="40" w:line="276" w:lineRule="auto"/>
+            </w:pPr>
+            <w:r>
+              <w:rPr>
+                <w:rFonts w:ascii="Consolas" w:hAnsi="Consolas"/>
+                <w:color w:val="0F172A"/>
+                <w:sz w:val="18"/>
+              </w:rPr>
+              <w:t>sequenceDiagram</w:t>
+              <w:br/>
+              <w:t xml:space="preserve">    autonumber</w:t>
+              <w:br/>
+              <w:t xml:space="preserve">    participant Room as Cửa phòng họp (Mã QR)</w:t>
+              <w:br/>
+              <w:t xml:space="preserve">    actor Host as Người tổ chức (Mobile App)</w:t>
+              <w:br/>
+              <w:t xml:space="preserve">    participant Server as Hệ thống Backend &amp; Cron Job</w:t>
+              <w:br/>
+              <w:t xml:space="preserve">    participant DB as MySQL Database</w:t>
+              <w:br/>
+              <w:br/>
+              <w:t xml:space="preserve">    Note over Server: Đến giờ họp StartTime: 09:00</w:t>
+              <w:br/>
+              <w:t xml:space="preserve">    Server-&gt;&gt;Server: Kích hoạt bộ đếm thời gian chờ Check-in (15 phút)</w:t>
+              <w:br/>
+              <w:t xml:space="preserve">    alt Người dùng đến phòng họp trước 09:15</w:t>
+              <w:br/>
+              <w:t xml:space="preserve">        Host-&gt;&gt;Room: Quét mã QR dán tại cửa phòng bằng điện thoại</w:t>
+              <w:br/>
+              <w:t xml:space="preserve">        Host-&gt;&gt;Server: Gửi POST /api/rooms/checkin (QRCode, UserID, MeetingID)</w:t>
+              <w:br/>
+              <w:t xml:space="preserve">        Server-&gt;&gt;DB: UPDATE bookings SET BookingStatus = 'In-Progress', CheckInTime = NOW()</w:t>
+              <w:br/>
+              <w:t xml:space="preserve">        Server--&gt;&gt;Host: Màn hình xanh: "Check-in thành công. Chúc bạn có buổi họp hiệu quả!"</w:t>
+              <w:br/>
+              <w:t xml:space="preserve">    else Sau 15 phút (09:15) không có ai quét mã QR</w:t>
+              <w:br/>
+              <w:t xml:space="preserve">        Server-&gt;&gt;Server: Cron Job quét thấy mốc 15 phút trôi qua mà chưa Check-in</w:t>
+              <w:br/>
+              <w:t xml:space="preserve">        Server-&gt;&gt;DB: UPDATE bookings SET BookingStatus = 'Cancelled', CancelReason = 'No-show / Auto-released'</w:t>
+              <w:br/>
+              <w:t xml:space="preserve">        Server-&gt;&gt;Host: Gửi thông báo: "Cuộc họp của bạn đã tự động bị hủy do quá 15 phút không check-in"</w:t>
+              <w:br/>
+              <w:t xml:space="preserve">        Server-&gt;&gt;DB: Giải phóng phòng họp để nhân sự khác có thể đặt ngay lập tức</w:t>
+              <w:br/>
+              <w:t xml:space="preserve">    end</w:t>
+            </w:r>
+          </w:p>
+        </w:tc>
+      </w:tr>
+    </w:tbl>
+    <w:p>
+      <w:pPr>
+        <w:spacing w:before="0" w:after="60"/>
+      </w:pPr>
+    </w:p>
+    <w:p>
+      <w:pPr>
+        <w:keepNext/>
+        <w:spacing w:before="180" w:after="60"/>
+      </w:pPr>
+      <w:r>
+        <w:rPr>
+          <w:rFonts w:ascii="Segoe UI" w:hAnsi="Segoe UI"/>
+          <w:b/>
+          <w:color w:val="0284C7"/>
+          <w:sz w:val="23"/>
+        </w:rPr>
+        <w:t>6.3. Luồng 5.3: Trợ lý ảo Chatbot NLP hỗ trợ đặt phòng tức thì</w:t>
+      </w:r>
+    </w:p>
+    <w:p>
+      <w:pPr>
+        <w:spacing w:before="20" w:after="40" w:line="276" w:lineRule="auto"/>
+        <w:ind w:left="360"/>
+      </w:pPr>
+      <w:r>
+        <w:rPr>
+          <w:rFonts w:ascii="Segoe UI" w:hAnsi="Segoe UI"/>
+          <w:b/>
+          <w:color w:val="2563EB"/>
+          <w:sz w:val="20"/>
+        </w:rPr>
+        <w:t xml:space="preserve">• </w:t>
+      </w:r>
+      <w:r>
+        <w:rPr>
+          <w:rFonts w:ascii="Segoe UI" w:hAnsi="Segoe UI"/>
+          <w:b/>
+          <w:color w:val="1E293B"/>
+          <w:sz w:val="20"/>
+        </w:rPr>
+        <w:t>User Story:</w:t>
+      </w:r>
+      <w:r>
+        <w:rPr>
+          <w:rFonts w:ascii="Segoe UI" w:hAnsi="Segoe UI"/>
+          <w:i w:val="0"/>
+          <w:color w:val="1E293B"/>
+          <w:sz w:val="20"/>
+        </w:rPr>
+        <w:t xml:space="preserve"> </w:t>
+      </w:r>
+      <w:r>
+        <w:rPr>
+          <w:rFonts w:ascii="Consolas" w:hAnsi="Consolas"/>
+          <w:color w:val="B91C1C"/>
+          <w:sz w:val="18"/>
+        </w:rPr>
+        <w:t>US 25.0</w:t>
+      </w:r>
+      <w:r>
+        <w:rPr>
+          <w:rFonts w:ascii="Segoe UI" w:hAnsi="Segoe UI"/>
+          <w:i w:val="0"/>
+          <w:color w:val="1E293B"/>
+          <w:sz w:val="20"/>
+        </w:rPr>
+        <w:t xml:space="preserve"> (Đặt phòng qua Chatbot mà không cần mở giao diện form).</w:t>
+      </w:r>
+    </w:p>
+    <w:p>
+      <w:pPr>
+        <w:spacing w:before="20" w:after="40" w:line="276" w:lineRule="auto"/>
+        <w:ind w:left="360"/>
+      </w:pPr>
+      <w:r>
+        <w:rPr>
+          <w:rFonts w:ascii="Segoe UI" w:hAnsi="Segoe UI"/>
+          <w:b/>
+          <w:color w:val="2563EB"/>
+          <w:sz w:val="20"/>
+        </w:rPr>
+        <w:t xml:space="preserve">• </w:t>
+      </w:r>
+      <w:r>
+        <w:rPr>
+          <w:rFonts w:ascii="Segoe UI" w:hAnsi="Segoe UI"/>
+          <w:b/>
+          <w:color w:val="1E293B"/>
+          <w:sz w:val="20"/>
+        </w:rPr>
+        <w:t>Ví dụ tương tác:</w:t>
+      </w:r>
+    </w:p>
+    <w:p>
+      <w:pPr>
+        <w:spacing w:before="20" w:after="40" w:line="276" w:lineRule="auto"/>
+        <w:ind w:left="720"/>
+      </w:pPr>
+      <w:r>
+        <w:rPr>
+          <w:rFonts w:ascii="Segoe UI" w:hAnsi="Segoe UI"/>
+          <w:b/>
+          <w:color w:val="2563EB"/>
+          <w:sz w:val="20"/>
+        </w:rPr>
+        <w:t xml:space="preserve">• </w:t>
+      </w:r>
+      <w:r>
+        <w:rPr>
+          <w:rFonts w:ascii="Segoe UI" w:hAnsi="Segoe UI"/>
+          <w:i/>
+          <w:color w:val="1E293B"/>
+          <w:sz w:val="20"/>
+        </w:rPr>
+        <w:t>Nhân viên nhắn:</w:t>
+      </w:r>
+      <w:r>
+        <w:rPr>
+          <w:rFonts w:ascii="Segoe UI" w:hAnsi="Segoe UI"/>
+          <w:i w:val="0"/>
+          <w:color w:val="1E293B"/>
+          <w:sz w:val="20"/>
+        </w:rPr>
+        <w:t xml:space="preserve"> "Đặt phòng cho tôi chiều mai từ 2 giờ đến 3 giờ rưỡi để họp team K16C2 khoảng 15 người."</w:t>
+      </w:r>
+    </w:p>
+    <w:p>
+      <w:pPr>
+        <w:spacing w:before="20" w:after="40" w:line="276" w:lineRule="auto"/>
+        <w:ind w:left="720"/>
+      </w:pPr>
+      <w:r>
+        <w:rPr>
+          <w:rFonts w:ascii="Segoe UI" w:hAnsi="Segoe UI"/>
+          <w:b/>
+          <w:color w:val="2563EB"/>
+          <w:sz w:val="20"/>
+        </w:rPr>
+        <w:t xml:space="preserve">• </w:t>
+      </w:r>
+      <w:r>
+        <w:rPr>
+          <w:rFonts w:ascii="Segoe UI" w:hAnsi="Segoe UI"/>
+          <w:i/>
+          <w:color w:val="1E293B"/>
+          <w:sz w:val="20"/>
+        </w:rPr>
+        <w:t>Chatbot NLP xử lý:</w:t>
+      </w:r>
+    </w:p>
+    <w:p>
+      <w:pPr>
+        <w:spacing w:before="20" w:after="40" w:line="276" w:lineRule="auto"/>
+        <w:ind w:left="1080"/>
+      </w:pPr>
+      <w:r>
+        <w:rPr>
+          <w:rFonts w:ascii="Segoe UI" w:hAnsi="Segoe UI"/>
+          <w:b/>
+          <w:color w:val="2563EB"/>
+          <w:sz w:val="20"/>
+        </w:rPr>
+        <w:t xml:space="preserve">• </w:t>
+      </w:r>
+      <w:r>
+        <w:rPr>
+          <w:rFonts w:ascii="Segoe UI" w:hAnsi="Segoe UI"/>
+          <w:i w:val="0"/>
+          <w:color w:val="1E293B"/>
+          <w:sz w:val="20"/>
+        </w:rPr>
+        <w:t xml:space="preserve">Intent: </w:t>
+      </w:r>
+      <w:r>
+        <w:rPr>
+          <w:rFonts w:ascii="Consolas" w:hAnsi="Consolas"/>
+          <w:color w:val="B91C1C"/>
+          <w:sz w:val="18"/>
+        </w:rPr>
+        <w:t>BOOK_MEETING</w:t>
+      </w:r>
+    </w:p>
+    <w:p>
+      <w:pPr>
+        <w:spacing w:before="20" w:after="40" w:line="276" w:lineRule="auto"/>
+        <w:ind w:left="1080"/>
+      </w:pPr>
+      <w:r>
+        <w:rPr>
+          <w:rFonts w:ascii="Segoe UI" w:hAnsi="Segoe UI"/>
+          <w:b/>
+          <w:color w:val="2563EB"/>
+          <w:sz w:val="20"/>
+        </w:rPr>
+        <w:t xml:space="preserve">• </w:t>
+      </w:r>
+      <w:r>
+        <w:rPr>
+          <w:rFonts w:ascii="Segoe UI" w:hAnsi="Segoe UI"/>
+          <w:i w:val="0"/>
+          <w:color w:val="1E293B"/>
+          <w:sz w:val="20"/>
+        </w:rPr>
+        <w:t xml:space="preserve">Date: </w:t>
+      </w:r>
+      <w:r>
+        <w:rPr>
+          <w:rFonts w:ascii="Consolas" w:hAnsi="Consolas"/>
+          <w:color w:val="B91C1C"/>
+          <w:sz w:val="18"/>
+        </w:rPr>
+        <w:t>2026-09-28</w:t>
+      </w:r>
+    </w:p>
+    <w:p>
+      <w:pPr>
+        <w:spacing w:before="20" w:after="40" w:line="276" w:lineRule="auto"/>
+        <w:ind w:left="1080"/>
+      </w:pPr>
+      <w:r>
+        <w:rPr>
+          <w:rFonts w:ascii="Segoe UI" w:hAnsi="Segoe UI"/>
+          <w:b/>
+          <w:color w:val="2563EB"/>
+          <w:sz w:val="20"/>
+        </w:rPr>
+        <w:t xml:space="preserve">• </w:t>
+      </w:r>
+      <w:r>
+        <w:rPr>
+          <w:rFonts w:ascii="Segoe UI" w:hAnsi="Segoe UI"/>
+          <w:i w:val="0"/>
+          <w:color w:val="1E293B"/>
+          <w:sz w:val="20"/>
+        </w:rPr>
+        <w:t xml:space="preserve">StartTime: </w:t>
+      </w:r>
+      <w:r>
+        <w:rPr>
+          <w:rFonts w:ascii="Consolas" w:hAnsi="Consolas"/>
+          <w:color w:val="B91C1C"/>
+          <w:sz w:val="18"/>
+        </w:rPr>
+        <w:t>14:00</w:t>
+      </w:r>
+      <w:r>
+        <w:rPr>
+          <w:rFonts w:ascii="Segoe UI" w:hAnsi="Segoe UI"/>
+          <w:i w:val="0"/>
+          <w:color w:val="1E293B"/>
+          <w:sz w:val="20"/>
+        </w:rPr>
+        <w:t xml:space="preserve">, EndTime: </w:t>
+      </w:r>
+      <w:r>
+        <w:rPr>
+          <w:rFonts w:ascii="Consolas" w:hAnsi="Consolas"/>
+          <w:color w:val="B91C1C"/>
+          <w:sz w:val="18"/>
+        </w:rPr>
+        <w:t>15:30</w:t>
+      </w:r>
+    </w:p>
+    <w:p>
+      <w:pPr>
+        <w:spacing w:before="20" w:after="40" w:line="276" w:lineRule="auto"/>
+        <w:ind w:left="1080"/>
+      </w:pPr>
+      <w:r>
+        <w:rPr>
+          <w:rFonts w:ascii="Segoe UI" w:hAnsi="Segoe UI"/>
+          <w:b/>
+          <w:color w:val="2563EB"/>
+          <w:sz w:val="20"/>
+        </w:rPr>
+        <w:t xml:space="preserve">• </w:t>
+      </w:r>
+      <w:r>
+        <w:rPr>
+          <w:rFonts w:ascii="Segoe UI" w:hAnsi="Segoe UI"/>
+          <w:i w:val="0"/>
+          <w:color w:val="1E293B"/>
+          <w:sz w:val="20"/>
+        </w:rPr>
+        <w:t xml:space="preserve">Title: </w:t>
+      </w:r>
+      <w:r>
+        <w:rPr>
+          <w:rFonts w:ascii="Consolas" w:hAnsi="Consolas"/>
+          <w:color w:val="B91C1C"/>
+          <w:sz w:val="18"/>
+        </w:rPr>
+        <w:t>Họp team K16C2</w:t>
+      </w:r>
+    </w:p>
+    <w:p>
+      <w:pPr>
+        <w:spacing w:before="20" w:after="40" w:line="276" w:lineRule="auto"/>
+        <w:ind w:left="1080"/>
+      </w:pPr>
+      <w:r>
+        <w:rPr>
+          <w:rFonts w:ascii="Segoe UI" w:hAnsi="Segoe UI"/>
+          <w:b/>
+          <w:color w:val="2563EB"/>
+          <w:sz w:val="20"/>
+        </w:rPr>
+        <w:t xml:space="preserve">• </w:t>
+      </w:r>
+      <w:r>
+        <w:rPr>
+          <w:rFonts w:ascii="Segoe UI" w:hAnsi="Segoe UI"/>
+          <w:i w:val="0"/>
+          <w:color w:val="1E293B"/>
+          <w:sz w:val="20"/>
+        </w:rPr>
+        <w:t xml:space="preserve">Capacity: </w:t>
+      </w:r>
+      <w:r>
+        <w:rPr>
+          <w:rFonts w:ascii="Consolas" w:hAnsi="Consolas"/>
+          <w:color w:val="B91C1C"/>
+          <w:sz w:val="18"/>
+        </w:rPr>
+        <w:t>&gt;= 15 người</w:t>
+      </w:r>
+      <w:r>
+        <w:rPr>
+          <w:rFonts w:ascii="Segoe UI" w:hAnsi="Segoe UI"/>
+          <w:i w:val="0"/>
+          <w:color w:val="1E293B"/>
+          <w:sz w:val="20"/>
+        </w:rPr>
+        <w:t xml:space="preserve"> (Gợi ý Phòng Tokyo hoặc Phòng Hội Nghị A)</w:t>
+      </w:r>
+    </w:p>
+    <w:p>
+      <w:pPr>
+        <w:spacing w:before="20" w:after="40" w:line="276" w:lineRule="auto"/>
+        <w:ind w:left="720"/>
+      </w:pPr>
+      <w:r>
+        <w:rPr>
+          <w:rFonts w:ascii="Segoe UI" w:hAnsi="Segoe UI"/>
+          <w:b/>
+          <w:color w:val="2563EB"/>
+          <w:sz w:val="20"/>
+        </w:rPr>
+        <w:t xml:space="preserve">• </w:t>
+      </w:r>
+      <w:r>
+        <w:rPr>
+          <w:rFonts w:ascii="Segoe UI" w:hAnsi="Segoe UI"/>
+          <w:i/>
+          <w:color w:val="1E293B"/>
+          <w:sz w:val="20"/>
+        </w:rPr>
+        <w:t>Chatbot phản hồi:</w:t>
+      </w:r>
+      <w:r>
+        <w:rPr>
+          <w:rFonts w:ascii="Segoe UI" w:hAnsi="Segoe UI"/>
+          <w:i w:val="0"/>
+          <w:color w:val="1E293B"/>
+          <w:sz w:val="20"/>
+        </w:rPr>
+        <w:t xml:space="preserve"> "Tôi đã tìm thấy </w:t>
+      </w:r>
+      <w:r>
+        <w:rPr>
+          <w:rFonts w:ascii="Segoe UI" w:hAnsi="Segoe UI"/>
+          <w:b/>
+          <w:color w:val="1E293B"/>
+          <w:sz w:val="20"/>
+        </w:rPr>
+        <w:t>Phòng Tokyo (Tầng 4, 20 chỗ)</w:t>
+      </w:r>
+      <w:r>
+        <w:rPr>
+          <w:rFonts w:ascii="Segoe UI" w:hAnsi="Segoe UI"/>
+          <w:i w:val="0"/>
+          <w:color w:val="1E293B"/>
+          <w:sz w:val="20"/>
+        </w:rPr>
+        <w:t xml:space="preserve"> còn trống vào 14:00 - 15:30 ngày mai. Bạn có muốn xác nhận đặt phòng này không? [Xác nhận] [Đổi phòng khác]"</w:t>
+      </w:r>
+    </w:p>
+    <w:p>
+      <w:pPr>
+        <w:keepNext/>
+        <w:spacing w:before="180" w:after="60"/>
+      </w:pPr>
+      <w:r>
+        <w:rPr>
+          <w:rFonts w:ascii="Segoe UI" w:hAnsi="Segoe UI"/>
+          <w:b/>
+          <w:color w:val="0284C7"/>
+          <w:sz w:val="23"/>
+        </w:rPr>
+        <w:t>6.4. Luồng 5.4: Tích hợp Webhook đồng bộ nhân sự HRM / ERP</w:t>
+      </w:r>
+    </w:p>
+    <w:p>
+      <w:pPr>
+        <w:spacing w:before="20" w:after="40" w:line="276" w:lineRule="auto"/>
+        <w:ind w:left="360"/>
+      </w:pPr>
+      <w:r>
+        <w:rPr>
+          <w:rFonts w:ascii="Segoe UI" w:hAnsi="Segoe UI"/>
+          <w:b/>
+          <w:color w:val="2563EB"/>
+          <w:sz w:val="20"/>
+        </w:rPr>
+        <w:t xml:space="preserve">• </w:t>
+      </w:r>
+      <w:r>
+        <w:rPr>
+          <w:rFonts w:ascii="Segoe UI" w:hAnsi="Segoe UI"/>
+          <w:b/>
+          <w:color w:val="1E293B"/>
+          <w:sz w:val="20"/>
+        </w:rPr>
+        <w:t>User Story:</w:t>
+      </w:r>
+      <w:r>
+        <w:rPr>
+          <w:rFonts w:ascii="Segoe UI" w:hAnsi="Segoe UI"/>
+          <w:i w:val="0"/>
+          <w:color w:val="1E293B"/>
+          <w:sz w:val="20"/>
+        </w:rPr>
+        <w:t xml:space="preserve"> </w:t>
+      </w:r>
+      <w:r>
+        <w:rPr>
+          <w:rFonts w:ascii="Consolas" w:hAnsi="Consolas"/>
+          <w:color w:val="B91C1C"/>
+          <w:sz w:val="18"/>
+        </w:rPr>
+        <w:t>US 28.0</w:t>
+      </w:r>
+      <w:r>
+        <w:rPr>
+          <w:rFonts w:ascii="Segoe UI" w:hAnsi="Segoe UI"/>
+          <w:i w:val="0"/>
+          <w:color w:val="1E293B"/>
+          <w:sz w:val="20"/>
+        </w:rPr>
+        <w:t xml:space="preserve"> (Tích hợp hệ thống HRM / ERP).</w:t>
+      </w:r>
+    </w:p>
+    <w:p>
+      <w:pPr>
+        <w:spacing w:before="20" w:after="40" w:line="276" w:lineRule="auto"/>
+        <w:ind w:left="360"/>
+      </w:pPr>
+      <w:r>
+        <w:rPr>
+          <w:rFonts w:ascii="Segoe UI" w:hAnsi="Segoe UI"/>
+          <w:b/>
+          <w:color w:val="2563EB"/>
+          <w:sz w:val="20"/>
+        </w:rPr>
+        <w:t xml:space="preserve">• </w:t>
+      </w:r>
+      <w:r>
+        <w:rPr>
+          <w:rFonts w:ascii="Segoe UI" w:hAnsi="Segoe UI"/>
+          <w:b/>
+          <w:color w:val="1E293B"/>
+          <w:sz w:val="20"/>
+        </w:rPr>
+        <w:t>Cơ chế:</w:t>
+      </w:r>
+      <w:r>
+        <w:rPr>
+          <w:rFonts w:ascii="Segoe UI" w:hAnsi="Segoe UI"/>
+          <w:i w:val="0"/>
+          <w:color w:val="1E293B"/>
+          <w:sz w:val="20"/>
+        </w:rPr>
+        <w:t xml:space="preserve"> Khi phòng Tổ chức Cán bộ thêm nhân viên mới hoặc chuyển phòng ban trên hệ thống HRM:</w:t>
+      </w:r>
+    </w:p>
+    <w:p>
+      <w:pPr>
+        <w:spacing w:before="20" w:after="40" w:line="276" w:lineRule="auto"/>
+        <w:ind w:left="720"/>
+      </w:pPr>
+      <w:r>
+        <w:rPr>
+          <w:rFonts w:ascii="Segoe UI" w:hAnsi="Segoe UI"/>
+          <w:b/>
+          <w:color w:val="2563EB"/>
+          <w:sz w:val="20"/>
+        </w:rPr>
+        <w:t xml:space="preserve">• </w:t>
+      </w:r>
+      <w:r>
+        <w:rPr>
+          <w:rFonts w:ascii="Segoe UI" w:hAnsi="Segoe UI"/>
+          <w:i w:val="0"/>
+          <w:color w:val="1E293B"/>
+          <w:sz w:val="20"/>
+        </w:rPr>
+        <w:t xml:space="preserve">Hệ sinh thái HRM bắn Webhook tới </w:t>
+      </w:r>
+      <w:r>
+        <w:rPr>
+          <w:rFonts w:ascii="Consolas" w:hAnsi="Consolas"/>
+          <w:color w:val="B91C1C"/>
+          <w:sz w:val="18"/>
+        </w:rPr>
+        <w:t>POST /api/webhooks/hrm-sync</w:t>
+      </w:r>
+      <w:r>
+        <w:rPr>
+          <w:rFonts w:ascii="Segoe UI" w:hAnsi="Segoe UI"/>
+          <w:i w:val="0"/>
+          <w:color w:val="1E293B"/>
+          <w:sz w:val="20"/>
+        </w:rPr>
+        <w:t>.</w:t>
+      </w:r>
+    </w:p>
+    <w:p>
+      <w:pPr>
+        <w:spacing w:before="20" w:after="40" w:line="276" w:lineRule="auto"/>
+        <w:ind w:left="720"/>
+      </w:pPr>
+      <w:r>
+        <w:rPr>
+          <w:rFonts w:ascii="Segoe UI" w:hAnsi="Segoe UI"/>
+          <w:b/>
+          <w:color w:val="2563EB"/>
+          <w:sz w:val="20"/>
+        </w:rPr>
+        <w:t xml:space="preserve">• </w:t>
+      </w:r>
+      <w:r>
+        <w:rPr>
+          <w:rFonts w:ascii="Segoe UI" w:hAnsi="Segoe UI"/>
+          <w:i w:val="0"/>
+          <w:color w:val="1E293B"/>
+          <w:sz w:val="20"/>
+        </w:rPr>
+        <w:t xml:space="preserve">Backend xác thực Secret Key, tự động thêm/sửa bản ghi trong bảng </w:t>
+      </w:r>
+      <w:r>
+        <w:rPr>
+          <w:rFonts w:ascii="Consolas" w:hAnsi="Consolas"/>
+          <w:color w:val="B91C1C"/>
+          <w:sz w:val="18"/>
+        </w:rPr>
+        <w:t>Users</w:t>
+      </w:r>
+      <w:r>
+        <w:rPr>
+          <w:rFonts w:ascii="Segoe UI" w:hAnsi="Segoe UI"/>
+          <w:i w:val="0"/>
+          <w:color w:val="1E293B"/>
+          <w:sz w:val="20"/>
+        </w:rPr>
+        <w:t>, gán phòng ban và vai trò tương ứng mà không cần Admin phải tạo thủ công bằng tay.</w:t>
+      </w:r>
+    </w:p>
+    <w:p>
+      <w:pPr>
+        <w:spacing w:before="100" w:after="100"/>
+      </w:pPr>
+      <w:r>
+        <w:rPr>
+          <w:color w:val="CBD5E1"/>
+          <w:sz w:val="16"/>
+        </w:rPr>
+        <w:t>━━━━━━━━━━━━━━━━━━━━━━━━━━━━━━━━━━━━━━━━━━━━━━━━━━━━━━━━━━━━</w:t>
+      </w:r>
+    </w:p>
+    <w:p>
+      <w:pPr>
+        <w:keepNext/>
+        <w:spacing w:before="260" w:after="80"/>
+      </w:pPr>
+      <w:r>
+        <w:rPr>
+          <w:rFonts w:ascii="Segoe UI" w:hAnsi="Segoe UI"/>
+          <w:b/>
+          <w:color w:val="2563EB"/>
+          <w:sz w:val="26"/>
+        </w:rPr>
+        <w:t>7. Cẩm Nang Cho Coder Khi Prompt Làm Việc Với AI Trong Tương Lai</w:t>
+      </w:r>
+    </w:p>
+    <w:p>
+      <w:pPr>
+        <w:spacing w:before="40" w:after="80" w:line="276" w:lineRule="auto"/>
+      </w:pPr>
+      <w:r>
+        <w:rPr>
+          <w:rFonts w:ascii="Segoe UI" w:hAnsi="Segoe UI"/>
+          <w:i w:val="0"/>
+          <w:color w:val="1E293B"/>
+          <w:sz w:val="21"/>
+        </w:rPr>
+        <w:t xml:space="preserve">Để bất kỳ lập trình viên nào trong nhóm (FE, BE, QA) khi yêu cầu AI code các Sprint tiếp theo đạt hiệu quả cao nhất mà </w:t>
+      </w:r>
+      <w:r>
+        <w:rPr>
+          <w:rFonts w:ascii="Segoe UI" w:hAnsi="Segoe UI"/>
+          <w:b/>
+          <w:color w:val="1E293B"/>
+          <w:sz w:val="21"/>
+        </w:rPr>
+        <w:t>không làm hỏng kiến trúc hiện có</w:t>
+      </w:r>
+      <w:r>
+        <w:rPr>
+          <w:rFonts w:ascii="Segoe UI" w:hAnsi="Segoe UI"/>
+          <w:i w:val="0"/>
+          <w:color w:val="1E293B"/>
+          <w:sz w:val="21"/>
+        </w:rPr>
+        <w:t>, hãy áp dụng cấu trúc Prompt chuẩn 4 phần sau:</w:t>
+      </w:r>
+    </w:p>
+    <w:p>
+      <w:pPr>
+        <w:keepNext/>
+        <w:spacing w:before="180" w:after="60"/>
+      </w:pPr>
+      <w:r>
+        <w:rPr>
+          <w:rFonts w:ascii="Segoe UI" w:hAnsi="Segoe UI"/>
+          <w:b/>
+          <w:color w:val="0284C7"/>
+          <w:sz w:val="23"/>
+        </w:rPr>
+        <w:t>📋 Mẫu Prompt Chuẩn Khi Giao Việc Cho AI:</w:t>
+      </w:r>
+    </w:p>
+    <w:tbl>
+      <w:tblPr>
+        <w:tblW w:type="auto" w:w="0"/>
+        <w:jc w:val="center"/>
+        <w:tblLayout w:type="fixed"/>
+        <w:tblLook w:firstColumn="1" w:firstRow="1" w:lastColumn="0" w:lastRow="0" w:noHBand="0" w:noVBand="1" w:val="04A0"/>
+      </w:tblPr>
+      <w:tblGrid>
+        <w:gridCol w:w="9792"/>
+      </w:tblGrid>
+      <w:tr>
+        <w:tc>
+          <w:tcPr>
+            <w:tcW w:type="dxa" w:w="9792"/>
+            <w:shd w:fill="F1F5F9"/>
+            <w:tcMar>
+              <w:top w:w="100" w:type="dxa"/>
+              <w:bottom w:w="100" w:type="dxa"/>
+              <w:left w:w="150" w:type="dxa"/>
+              <w:right w:w="150" w:type="dxa"/>
+            </w:tcMar>
+          </w:tcPr>
+          <w:p>
+            <w:pPr>
+              <w:spacing w:before="40" w:after="40" w:line="276" w:lineRule="auto"/>
+            </w:pPr>
+            <w:r>
+              <w:rPr>
+                <w:rFonts w:ascii="Consolas" w:hAnsi="Consolas"/>
+                <w:color w:val="0F172A"/>
+                <w:sz w:val="18"/>
+              </w:rPr>
+              <w:t>[BỐI CẢNH DỰ ÁN]</w:t>
+              <w:br/>
+              <w:t>Dự án: TTCS_T926_K16C2_N3 - Hệ thống Quản lý Lịch họp Doanh nghiệp.</w:t>
+              <w:br/>
+              <w:t>CSDL gồm 7 bảng chuẩn: Users, Rooms, Meetings, Bookings, Meeting_Participants, Equipments, Booking_Equipments.</w:t>
+              <w:br/>
+              <w:t>Tài liệu luồng hoạt động chuẩn: docs/LUONG_HOAT_DONG_HE_THONG.md.</w:t>
+              <w:br/>
+              <w:t>Cẩm nang Frontend: skills/fe-development-guide/SKILL.md.</w:t>
+              <w:br/>
+              <w:br/>
+              <w:t>[NHIỆM VỤ HIỆN TẠI]</w:t>
+              <w:br/>
+              <w:t>Tôi cần phát triển User Story: US [Mã số] - [Tên User Story] thuộc Sprint [Số Sprint].</w:t>
+              <w:br/>
+              <w:t>Phân hệ: [Frontend / Backend / Fullstack / QA Test Cases].</w:t>
+              <w:br/>
+              <w:br/>
+              <w:t>[YÊU CẦU KỸ THUẬT &amp; RÀNG BUỘC]</w:t>
+              <w:br/>
+              <w:t>1. Không làm hỏng các tính năng đã chạy của Sprint 1 (Đặt phòng, Row lock, Live duration, 7 bảng DB).</w:t>
+              <w:br/>
+              <w:t>2. Viết code sạch, phân tầng đúng MVC hoặc đúng file client/index.html, main.js, style.css.</w:t>
+              <w:br/>
+              <w:t>3. Không tự ý push mã nguồn lên Git khi chưa được tôi nghiệm thu và đồng ý.</w:t>
+              <w:br/>
+              <w:t>4. Đảm bảo Console sạch 0 errors, 0 warnings và tuân thủ Accessibility (A11y).</w:t>
+              <w:br/>
+              <w:br/>
+              <w:t>[KẾT QUẢ ĐẦU RA MONG ĐỢI]</w:t>
+              <w:br/>
+              <w:t>- Mã nguồn chi tiết có giải thích ngắn gọn.</w:t>
+              <w:br/>
+              <w:t>- Cập nhật tài liệu và hướng dẫn kiểm thử tương ứng.</w:t>
+            </w:r>
+          </w:p>
+        </w:tc>
+      </w:tr>
+    </w:tbl>
+    <w:p>
+      <w:pPr>
+        <w:spacing w:before="0" w:after="60"/>
+      </w:pPr>
+    </w:p>
+    <w:p>
+      <w:pPr>
+        <w:keepNext/>
+        <w:spacing w:before="180" w:after="60"/>
+      </w:pPr>
+      <w:r>
+        <w:rPr>
+          <w:rFonts w:ascii="Segoe UI" w:hAnsi="Segoe UI"/>
+          <w:b/>
+          <w:color w:val="0284C7"/>
+          <w:sz w:val="23"/>
+        </w:rPr>
+        <w:t>🎯 Ví dụ thực tế:</w:t>
+      </w:r>
+    </w:p>
+    <w:p>
+      <w:pPr>
+        <w:spacing w:before="20" w:after="40" w:line="276" w:lineRule="auto"/>
+        <w:ind w:left="360"/>
+      </w:pPr>
+      <w:r>
+        <w:rPr>
+          <w:rFonts w:ascii="Segoe UI" w:hAnsi="Segoe UI"/>
+          <w:b/>
+          <w:color w:val="2563EB"/>
+          <w:sz w:val="20"/>
+        </w:rPr>
+        <w:t xml:space="preserve">• </w:t>
+      </w:r>
+      <w:r>
+        <w:rPr>
+          <w:rFonts w:ascii="Segoe UI" w:hAnsi="Segoe UI"/>
+          <w:b/>
+          <w:color w:val="1E293B"/>
+          <w:sz w:val="20"/>
+        </w:rPr>
+        <w:t>Ví dụ muốn làm Sprint 2 (Thiết bị):</w:t>
+      </w:r>
+    </w:p>
+    <w:p>
+      <w:pPr>
+        <w:spacing w:before="40" w:after="80" w:line="276" w:lineRule="auto"/>
+      </w:pPr>
+      <w:r>
+        <w:rPr>
+          <w:rFonts w:ascii="Segoe UI" w:hAnsi="Segoe UI"/>
+          <w:i w:val="0"/>
+          <w:color w:val="1E293B"/>
+          <w:sz w:val="21"/>
+        </w:rPr>
+        <w:t xml:space="preserve">&gt; </w:t>
+      </w:r>
+      <w:r>
+        <w:rPr>
+          <w:rFonts w:ascii="Segoe UI" w:hAnsi="Segoe UI"/>
+          <w:i/>
+          <w:color w:val="1E293B"/>
+          <w:sz w:val="21"/>
+        </w:rPr>
+        <w:t>"Hãy đọc Luồng 2.3 trong file `docs/LUONG_HOAT_DONG_HE_THONG.md`. Viết API `GET /api/equipments/available` và cập nhật giao diện client để khi người dùng chọn khung giờ họp, chỉ hiển thị các thiết bị chưa bị ai mượn trong giờ đó."</w:t>
+      </w:r>
+    </w:p>
+    <w:p>
+      <w:pPr>
+        <w:spacing w:before="20" w:after="40" w:line="276" w:lineRule="auto"/>
+        <w:ind w:left="360"/>
+      </w:pPr>
+      <w:r>
+        <w:rPr>
+          <w:rFonts w:ascii="Segoe UI" w:hAnsi="Segoe UI"/>
+          <w:b/>
+          <w:color w:val="2563EB"/>
+          <w:sz w:val="20"/>
+        </w:rPr>
+        <w:t xml:space="preserve">• </w:t>
+      </w:r>
+      <w:r>
+        <w:rPr>
+          <w:rFonts w:ascii="Segoe UI" w:hAnsi="Segoe UI"/>
+          <w:b/>
+          <w:color w:val="1E293B"/>
+          <w:sz w:val="20"/>
+        </w:rPr>
+        <w:t>Ví dụ muốn làm Sprint 3 (Mời người tham dự):</w:t>
+      </w:r>
+    </w:p>
+    <w:p>
+      <w:pPr>
+        <w:spacing w:before="40" w:after="80" w:line="276" w:lineRule="auto"/>
+      </w:pPr>
+      <w:r>
+        <w:rPr>
+          <w:rFonts w:ascii="Segoe UI" w:hAnsi="Segoe UI"/>
+          <w:i w:val="0"/>
+          <w:color w:val="1E293B"/>
+          <w:sz w:val="21"/>
+        </w:rPr>
+        <w:t xml:space="preserve">&gt; </w:t>
+      </w:r>
+      <w:r>
+        <w:rPr>
+          <w:rFonts w:ascii="Segoe UI" w:hAnsi="Segoe UI"/>
+          <w:i/>
+          <w:color w:val="1E293B"/>
+          <w:sz w:val="21"/>
+        </w:rPr>
+        <w:t>"Hãy đọc Luồng 3.2 trong file `docs/LUONG_HOAT_DONG_HE_THONG.md`. Xây dựng tính năng cho phép người tham gia bấm Chấp nhận hoặc Từ chối lời mời họp và cập nhật cột `ResponseStatus` trong bảng `Meeting_Participants`."</w:t>
+      </w:r>
+    </w:p>
+    <w:p>
+      <w:pPr>
+        <w:spacing w:before="20" w:after="40" w:line="276" w:lineRule="auto"/>
+        <w:ind w:left="360"/>
+      </w:pPr>
+      <w:r>
+        <w:rPr>
+          <w:rFonts w:ascii="Segoe UI" w:hAnsi="Segoe UI"/>
+          <w:b/>
+          <w:color w:val="2563EB"/>
+          <w:sz w:val="20"/>
+        </w:rPr>
+        <w:t xml:space="preserve">• </w:t>
+      </w:r>
+      <w:r>
+        <w:rPr>
+          <w:rFonts w:ascii="Segoe UI" w:hAnsi="Segoe UI"/>
+          <w:b/>
+          <w:color w:val="1E293B"/>
+          <w:sz w:val="20"/>
+        </w:rPr>
+        <w:t>Ví dụ muốn làm Sprint 5 (Check-in QR Code):</w:t>
+      </w:r>
+    </w:p>
+    <w:p>
+      <w:pPr>
+        <w:spacing w:before="40" w:after="80" w:line="276" w:lineRule="auto"/>
+      </w:pPr>
+      <w:r>
+        <w:rPr>
+          <w:rFonts w:ascii="Segoe UI" w:hAnsi="Segoe UI"/>
+          <w:i w:val="0"/>
+          <w:color w:val="1E293B"/>
+          <w:sz w:val="21"/>
+        </w:rPr>
+        <w:t xml:space="preserve">&gt; </w:t>
+      </w:r>
+      <w:r>
+        <w:rPr>
+          <w:rFonts w:ascii="Segoe UI" w:hAnsi="Segoe UI"/>
+          <w:i/>
+          <w:color w:val="1E293B"/>
+          <w:sz w:val="21"/>
+        </w:rPr>
+        <w:t>"Hãy đọc Luồng 5.2 trong file `docs/LUONG_HOAT_DONG_HE_THONG.md`. Viết cron job tự động quét các cuộc họp quá 15 phút chưa check-in để hủy phòng và giải phóng tài nguyên."</w:t>
       </w:r>
     </w:p>
     <w:sectPr>
       <w:pgSz w:w="12240" w:h="15840"/>
-      <w:pgMar w:top="1440" w:right="1440" w:bottom="1440" w:left="1440" w:header="720" w:footer="720" w:gutter="0"/>
+      <w:pgMar w:top="1152" w:right="1224" w:bottom="1152" w:left="1224" w:header="720" w:footer="720" w:gutter="0"/>
       <w:cols w:space="720"/>
       <w:docGrid w:linePitch="360"/>
     </w:sectPr>
@@ -1222,11 +8028,6 @@
     <w:name w:val="Normal"/>
     <w:qFormat/>
     <w:rsid w:val="00FC693F"/>
-    <w:rPr>
-      <w:rFonts w:ascii="Calibri" w:hAnsi="Calibri"/>
-      <w:color w:val="1E293B"/>
-      <w:sz w:val="22"/>
-    </w:rPr>
   </w:style>
   <w:style w:type="paragraph" w:styleId="Header">
     <w:name w:val="header"/>
